--- a/07_HR_ANALYTICS_DASHBOARD/HR_project_Doc.docx
+++ b/07_HR_ANALYTICS_DASHBOARD/HR_project_Doc.docx
@@ -10488,7 +10488,7 @@
     <w:p>
       <w:r>
         <w:pict w14:anchorId="362A7556">
-          <v:rect id="_x0000_i1515" style="width:0;height:1.5pt" o:hralign="center" o:hrstd="t" o:hr="t" fillcolor="#a0a0a0" stroked="f"/>
+          <v:rect id="_x0000_i1107" style="width:0;height:1.5pt" o:hralign="center" o:hrstd="t" o:hr="t" fillcolor="#a0a0a0" stroked="f"/>
         </w:pict>
       </w:r>
     </w:p>
@@ -10633,7 +10633,7 @@
     <w:p>
       <w:r>
         <w:pict w14:anchorId="15E42C40">
-          <v:rect id="_x0000_i1516" style="width:0;height:1.5pt" o:hralign="center" o:hrstd="t" o:hr="t" fillcolor="#a0a0a0" stroked="f"/>
+          <v:rect id="_x0000_i1108" style="width:0;height:1.5pt" o:hralign="center" o:hrstd="t" o:hr="t" fillcolor="#a0a0a0" stroked="f"/>
         </w:pict>
       </w:r>
     </w:p>
@@ -10734,7 +10734,7 @@
     <w:p>
       <w:r>
         <w:pict w14:anchorId="6D825C14">
-          <v:rect id="_x0000_i1517" style="width:0;height:1.5pt" o:hralign="center" o:hrstd="t" o:hr="t" fillcolor="#a0a0a0" stroked="f"/>
+          <v:rect id="_x0000_i1109" style="width:0;height:1.5pt" o:hralign="center" o:hrstd="t" o:hr="t" fillcolor="#a0a0a0" stroked="f"/>
         </w:pict>
       </w:r>
     </w:p>
@@ -10871,7 +10871,7 @@
     <w:p>
       <w:r>
         <w:pict w14:anchorId="3D135A63">
-          <v:rect id="_x0000_i1518" style="width:0;height:1.5pt" o:hralign="center" o:hrstd="t" o:hr="t" fillcolor="#a0a0a0" stroked="f"/>
+          <v:rect id="_x0000_i1110" style="width:0;height:1.5pt" o:hralign="center" o:hrstd="t" o:hr="t" fillcolor="#a0a0a0" stroked="f"/>
         </w:pict>
       </w:r>
     </w:p>
@@ -11064,7 +11064,7 @@
     <w:p>
       <w:r>
         <w:pict w14:anchorId="2A7F49D4">
-          <v:rect id="_x0000_i1519" style="width:0;height:1.5pt" o:hralign="center" o:hrstd="t" o:hr="t" fillcolor="#a0a0a0" stroked="f"/>
+          <v:rect id="_x0000_i1111" style="width:0;height:1.5pt" o:hralign="center" o:hrstd="t" o:hr="t" fillcolor="#a0a0a0" stroked="f"/>
         </w:pict>
       </w:r>
     </w:p>
@@ -11375,7 +11375,7 @@
     <w:p>
       <w:r>
         <w:pict w14:anchorId="704016E4">
-          <v:rect id="_x0000_i1520" style="width:0;height:1.5pt" o:hralign="center" o:hrstd="t" o:hr="t" fillcolor="#a0a0a0" stroked="f"/>
+          <v:rect id="_x0000_i1112" style="width:0;height:1.5pt" o:hralign="center" o:hrstd="t" o:hr="t" fillcolor="#a0a0a0" stroked="f"/>
         </w:pict>
       </w:r>
     </w:p>
@@ -11470,7 +11470,7 @@
     <w:p>
       <w:r>
         <w:pict w14:anchorId="65BB109A">
-          <v:rect id="_x0000_i1521" style="width:0;height:1.5pt" o:hralign="center" o:hrstd="t" o:hr="t" fillcolor="#a0a0a0" stroked="f"/>
+          <v:rect id="_x0000_i1113" style="width:0;height:1.5pt" o:hralign="center" o:hrstd="t" o:hr="t" fillcolor="#a0a0a0" stroked="f"/>
         </w:pict>
       </w:r>
     </w:p>
@@ -11558,7 +11558,7 @@
     <w:p>
       <w:r>
         <w:pict w14:anchorId="5478D3D0">
-          <v:rect id="_x0000_i1522" style="width:0;height:1.5pt" o:hralign="center" o:hrstd="t" o:hr="t" fillcolor="#a0a0a0" stroked="f"/>
+          <v:rect id="_x0000_i1114" style="width:0;height:1.5pt" o:hralign="center" o:hrstd="t" o:hr="t" fillcolor="#a0a0a0" stroked="f"/>
         </w:pict>
       </w:r>
     </w:p>
@@ -11626,7 +11626,7 @@
     <w:p>
       <w:r>
         <w:pict w14:anchorId="3A62B3AC">
-          <v:rect id="_x0000_i1523" style="width:0;height:1.5pt" o:hralign="center" o:hrstd="t" o:hr="t" fillcolor="#a0a0a0" stroked="f"/>
+          <v:rect id="_x0000_i1115" style="width:0;height:1.5pt" o:hralign="center" o:hrstd="t" o:hr="t" fillcolor="#a0a0a0" stroked="f"/>
         </w:pict>
       </w:r>
     </w:p>
@@ -11718,7 +11718,7 @@
     <w:p>
       <w:r>
         <w:pict w14:anchorId="7793908B">
-          <v:rect id="_x0000_i1524" style="width:0;height:1.5pt" o:hralign="center" o:hrstd="t" o:hr="t" fillcolor="#a0a0a0" stroked="f"/>
+          <v:rect id="_x0000_i1116" style="width:0;height:1.5pt" o:hralign="center" o:hrstd="t" o:hr="t" fillcolor="#a0a0a0" stroked="f"/>
         </w:pict>
       </w:r>
     </w:p>
@@ -11877,7 +11877,7 @@
     <w:p>
       <w:r>
         <w:pict w14:anchorId="731D1423">
-          <v:rect id="_x0000_i1525" style="width:0;height:1.5pt" o:hralign="center" o:hrstd="t" o:hr="t" fillcolor="#a0a0a0" stroked="f"/>
+          <v:rect id="_x0000_i1117" style="width:0;height:1.5pt" o:hralign="center" o:hrstd="t" o:hr="t" fillcolor="#a0a0a0" stroked="f"/>
         </w:pict>
       </w:r>
     </w:p>
@@ -12188,7 +12188,7 @@
     <w:p>
       <w:r>
         <w:pict w14:anchorId="3D9A756E">
-          <v:rect id="_x0000_i1526" style="width:0;height:1.5pt" o:hralign="center" o:hrstd="t" o:hr="t" fillcolor="#a0a0a0" stroked="f"/>
+          <v:rect id="_x0000_i1118" style="width:0;height:1.5pt" o:hralign="center" o:hrstd="t" o:hr="t" fillcolor="#a0a0a0" stroked="f"/>
         </w:pict>
       </w:r>
     </w:p>
@@ -12259,7 +12259,7 @@
     <w:p>
       <w:r>
         <w:pict w14:anchorId="6997DA65">
-          <v:rect id="_x0000_i1527" style="width:0;height:1.5pt" o:hralign="center" o:hrstd="t" o:hr="t" fillcolor="#a0a0a0" stroked="f"/>
+          <v:rect id="_x0000_i1119" style="width:0;height:1.5pt" o:hralign="center" o:hrstd="t" o:hr="t" fillcolor="#a0a0a0" stroked="f"/>
         </w:pict>
       </w:r>
     </w:p>
@@ -12305,7 +12305,7 @@
     <w:p>
       <w:r>
         <w:pict w14:anchorId="01A241F1">
-          <v:rect id="_x0000_i1528" style="width:0;height:1.5pt" o:hralign="center" o:hrstd="t" o:hr="t" fillcolor="#a0a0a0" stroked="f"/>
+          <v:rect id="_x0000_i1120" style="width:0;height:1.5pt" o:hralign="center" o:hrstd="t" o:hr="t" fillcolor="#a0a0a0" stroked="f"/>
         </w:pict>
       </w:r>
     </w:p>
@@ -12367,7 +12367,7 @@
     <w:p>
       <w:r>
         <w:pict w14:anchorId="48C86795">
-          <v:rect id="_x0000_i1529" style="width:0;height:1.5pt" o:hralign="center" o:hrstd="t" o:hr="t" fillcolor="#a0a0a0" stroked="f"/>
+          <v:rect id="_x0000_i1121" style="width:0;height:1.5pt" o:hralign="center" o:hrstd="t" o:hr="t" fillcolor="#a0a0a0" stroked="f"/>
         </w:pict>
       </w:r>
     </w:p>
@@ -12427,7 +12427,7 @@
     <w:p>
       <w:r>
         <w:pict w14:anchorId="4B3A9F56">
-          <v:rect id="_x0000_i1530" style="width:0;height:1.5pt" o:hralign="center" o:hrstd="t" o:hr="t" fillcolor="#a0a0a0" stroked="f"/>
+          <v:rect id="_x0000_i1122" style="width:0;height:1.5pt" o:hralign="center" o:hrstd="t" o:hr="t" fillcolor="#a0a0a0" stroked="f"/>
         </w:pict>
       </w:r>
     </w:p>
@@ -12511,7 +12511,7 @@
       <w:r>
         <w:lastRenderedPageBreak/>
         <w:pict w14:anchorId="22FF943D">
-          <v:rect id="_x0000_i1531" style="width:0;height:1.5pt" o:hralign="center" o:hrstd="t" o:hr="t" fillcolor="#a0a0a0" stroked="f"/>
+          <v:rect id="_x0000_i1123" style="width:0;height:1.5pt" o:hralign="center" o:hrstd="t" o:hr="t" fillcolor="#a0a0a0" stroked="f"/>
         </w:pict>
       </w:r>
     </w:p>
@@ -12563,7 +12563,7 @@
     <w:p>
       <w:r>
         <w:pict w14:anchorId="41E6B483">
-          <v:rect id="_x0000_i1532" style="width:0;height:1.5pt" o:hralign="center" o:hrstd="t" o:hr="t" fillcolor="#a0a0a0" stroked="f"/>
+          <v:rect id="_x0000_i1124" style="width:0;height:1.5pt" o:hralign="center" o:hrstd="t" o:hr="t" fillcolor="#a0a0a0" stroked="f"/>
         </w:pict>
       </w:r>
     </w:p>
@@ -12674,7 +12674,7 @@
     <w:p>
       <w:r>
         <w:pict w14:anchorId="4AA7E2F3">
-          <v:rect id="_x0000_i1533" style="width:0;height:1.5pt" o:hralign="center" o:hrstd="t" o:hr="t" fillcolor="#a0a0a0" stroked="f"/>
+          <v:rect id="_x0000_i1125" style="width:0;height:1.5pt" o:hralign="center" o:hrstd="t" o:hr="t" fillcolor="#a0a0a0" stroked="f"/>
         </w:pict>
       </w:r>
     </w:p>
@@ -12817,7 +12817,7 @@
     <w:p>
       <w:r>
         <w:pict w14:anchorId="25BA6A8E">
-          <v:rect id="_x0000_i1534" style="width:0;height:1.5pt" o:hralign="center" o:hrstd="t" o:hr="t" fillcolor="#a0a0a0" stroked="f"/>
+          <v:rect id="_x0000_i1126" style="width:0;height:1.5pt" o:hralign="center" o:hrstd="t" o:hr="t" fillcolor="#a0a0a0" stroked="f"/>
         </w:pict>
       </w:r>
     </w:p>
@@ -12868,7 +12868,7 @@
     <w:p>
       <w:r>
         <w:pict w14:anchorId="7B96A119">
-          <v:rect id="_x0000_i1535" style="width:0;height:1.5pt" o:hralign="center" o:hrstd="t" o:hr="t" fillcolor="#a0a0a0" stroked="f"/>
+          <v:rect id="_x0000_i1127" style="width:0;height:1.5pt" o:hralign="center" o:hrstd="t" o:hr="t" fillcolor="#a0a0a0" stroked="f"/>
         </w:pict>
       </w:r>
     </w:p>
@@ -12904,7 +12904,7 @@
     <w:p>
       <w:r>
         <w:pict w14:anchorId="5CAF4247">
-          <v:rect id="_x0000_i1536" style="width:0;height:1.5pt" o:hralign="center" o:hrstd="t" o:hr="t" fillcolor="#a0a0a0" stroked="f"/>
+          <v:rect id="_x0000_i1128" style="width:0;height:1.5pt" o:hralign="center" o:hrstd="t" o:hr="t" fillcolor="#a0a0a0" stroked="f"/>
         </w:pict>
       </w:r>
     </w:p>
@@ -12965,7 +12965,7 @@
       <w:r>
         <w:lastRenderedPageBreak/>
         <w:pict w14:anchorId="4A8E83EB">
-          <v:rect id="_x0000_i1537" style="width:0;height:1.5pt" o:hralign="center" o:hrstd="t" o:hr="t" fillcolor="#a0a0a0" stroked="f"/>
+          <v:rect id="_x0000_i1129" style="width:0;height:1.5pt" o:hralign="center" o:hrstd="t" o:hr="t" fillcolor="#a0a0a0" stroked="f"/>
         </w:pict>
       </w:r>
     </w:p>
@@ -13001,7 +13001,7 @@
     <w:p>
       <w:r>
         <w:pict w14:anchorId="5867BE50">
-          <v:rect id="_x0000_i1538" style="width:0;height:1.5pt" o:hralign="center" o:hrstd="t" o:hr="t" fillcolor="#a0a0a0" stroked="f"/>
+          <v:rect id="_x0000_i1130" style="width:0;height:1.5pt" o:hralign="center" o:hrstd="t" o:hr="t" fillcolor="#a0a0a0" stroked="f"/>
         </w:pict>
       </w:r>
     </w:p>
@@ -13069,7 +13069,7 @@
     <w:p>
       <w:r>
         <w:pict w14:anchorId="1EFCEB24">
-          <v:rect id="_x0000_i1539" style="width:0;height:1.5pt" o:hralign="center" o:hrstd="t" o:hr="t" fillcolor="#a0a0a0" stroked="f"/>
+          <v:rect id="_x0000_i1131" style="width:0;height:1.5pt" o:hralign="center" o:hrstd="t" o:hr="t" fillcolor="#a0a0a0" stroked="f"/>
         </w:pict>
       </w:r>
     </w:p>
@@ -13105,7 +13105,7 @@
     <w:p>
       <w:r>
         <w:pict w14:anchorId="67D58304">
-          <v:rect id="_x0000_i1540" style="width:0;height:1.5pt" o:hralign="center" o:hrstd="t" o:hr="t" fillcolor="#a0a0a0" stroked="f"/>
+          <v:rect id="_x0000_i1132" style="width:0;height:1.5pt" o:hralign="center" o:hrstd="t" o:hr="t" fillcolor="#a0a0a0" stroked="f"/>
         </w:pict>
       </w:r>
     </w:p>
@@ -13165,7 +13165,7 @@
     <w:p>
       <w:r>
         <w:pict w14:anchorId="0510207A">
-          <v:rect id="_x0000_i1541" style="width:0;height:1.5pt" o:hralign="center" o:hrstd="t" o:hr="t" fillcolor="#a0a0a0" stroked="f"/>
+          <v:rect id="_x0000_i1133" style="width:0;height:1.5pt" o:hralign="center" o:hrstd="t" o:hr="t" fillcolor="#a0a0a0" stroked="f"/>
         </w:pict>
       </w:r>
     </w:p>
@@ -13201,7 +13201,7 @@
     <w:p>
       <w:r>
         <w:pict w14:anchorId="56BA8AA3">
-          <v:rect id="_x0000_i1542" style="width:0;height:1.5pt" o:hralign="center" o:hrstd="t" o:hr="t" fillcolor="#a0a0a0" stroked="f"/>
+          <v:rect id="_x0000_i1134" style="width:0;height:1.5pt" o:hralign="center" o:hrstd="t" o:hr="t" fillcolor="#a0a0a0" stroked="f"/>
         </w:pict>
       </w:r>
     </w:p>
@@ -13328,7 +13328,7 @@
     <w:p>
       <w:r>
         <w:pict w14:anchorId="4D657065">
-          <v:rect id="_x0000_i1543" style="width:0;height:1.5pt" o:hralign="center" o:hrstd="t" o:hr="t" fillcolor="#a0a0a0" stroked="f"/>
+          <v:rect id="_x0000_i1135" style="width:0;height:1.5pt" o:hralign="center" o:hrstd="t" o:hr="t" fillcolor="#a0a0a0" stroked="f"/>
         </w:pict>
       </w:r>
     </w:p>
@@ -13412,7 +13412,7 @@
     <w:p>
       <w:r>
         <w:pict w14:anchorId="4795C315">
-          <v:rect id="_x0000_i1544" style="width:0;height:1.5pt" o:hralign="center" o:hrstd="t" o:hr="t" fillcolor="#a0a0a0" stroked="f"/>
+          <v:rect id="_x0000_i1136" style="width:0;height:1.5pt" o:hralign="center" o:hrstd="t" o:hr="t" fillcolor="#a0a0a0" stroked="f"/>
         </w:pict>
       </w:r>
     </w:p>
@@ -13535,7 +13535,7 @@
     <w:p>
       <w:r>
         <w:pict w14:anchorId="5769E826">
-          <v:rect id="_x0000_i1545" style="width:0;height:1.5pt" o:hralign="center" o:hrstd="t" o:hr="t" fillcolor="#a0a0a0" stroked="f"/>
+          <v:rect id="_x0000_i1137" style="width:0;height:1.5pt" o:hralign="center" o:hrstd="t" o:hr="t" fillcolor="#a0a0a0" stroked="f"/>
         </w:pict>
       </w:r>
     </w:p>
@@ -13767,7 +13767,7 @@
     <w:p>
       <w:r>
         <w:pict w14:anchorId="14FBECBF">
-          <v:rect id="_x0000_i1546" style="width:0;height:1.5pt" o:hralign="center" o:hrstd="t" o:hr="t" fillcolor="#a0a0a0" stroked="f"/>
+          <v:rect id="_x0000_i1138" style="width:0;height:1.5pt" o:hralign="center" o:hrstd="t" o:hr="t" fillcolor="#a0a0a0" stroked="f"/>
         </w:pict>
       </w:r>
     </w:p>
@@ -13809,7 +13809,7 @@
     <w:p>
       <w:r>
         <w:pict w14:anchorId="1FB6274B">
-          <v:rect id="_x0000_i1547" style="width:0;height:1.5pt" o:hralign="center" o:hrstd="t" o:hr="t" fillcolor="#a0a0a0" stroked="f"/>
+          <v:rect id="_x0000_i1139" style="width:0;height:1.5pt" o:hralign="center" o:hrstd="t" o:hr="t" fillcolor="#a0a0a0" stroked="f"/>
         </w:pict>
       </w:r>
     </w:p>
@@ -13862,7 +13862,7 @@
     <w:p>
       <w:r>
         <w:pict w14:anchorId="2A0E1BCC">
-          <v:rect id="_x0000_i1548" style="width:0;height:1.5pt" o:hralign="center" o:hrstd="t" o:hr="t" fillcolor="#a0a0a0" stroked="f"/>
+          <v:rect id="_x0000_i1140" style="width:0;height:1.5pt" o:hralign="center" o:hrstd="t" o:hr="t" fillcolor="#a0a0a0" stroked="f"/>
         </w:pict>
       </w:r>
     </w:p>
@@ -13966,7 +13966,7 @@
     <w:p>
       <w:r>
         <w:pict w14:anchorId="7A4D39BF">
-          <v:rect id="_x0000_i1549" style="width:0;height:1.5pt" o:hralign="center" o:hrstd="t" o:hr="t" fillcolor="#a0a0a0" stroked="f"/>
+          <v:rect id="_x0000_i1141" style="width:0;height:1.5pt" o:hralign="center" o:hrstd="t" o:hr="t" fillcolor="#a0a0a0" stroked="f"/>
         </w:pict>
       </w:r>
     </w:p>
@@ -14068,7 +14068,7 @@
     <w:p>
       <w:r>
         <w:pict w14:anchorId="7FAD5004">
-          <v:rect id="_x0000_i1550" style="width:0;height:1.5pt" o:hralign="center" o:hrstd="t" o:hr="t" fillcolor="#a0a0a0" stroked="f"/>
+          <v:rect id="_x0000_i1142" style="width:0;height:1.5pt" o:hralign="center" o:hrstd="t" o:hr="t" fillcolor="#a0a0a0" stroked="f"/>
         </w:pict>
       </w:r>
     </w:p>
@@ -14221,7 +14221,7 @@
       <w:r>
         <w:lastRenderedPageBreak/>
         <w:pict w14:anchorId="36E39E91">
-          <v:rect id="_x0000_i1551" style="width:0;height:1.5pt" o:hralign="center" o:hrstd="t" o:hr="t" fillcolor="#a0a0a0" stroked="f"/>
+          <v:rect id="_x0000_i1143" style="width:0;height:1.5pt" o:hralign="center" o:hrstd="t" o:hr="t" fillcolor="#a0a0a0" stroked="f"/>
         </w:pict>
       </w:r>
     </w:p>
@@ -14320,7 +14320,7 @@
     <w:p>
       <w:r>
         <w:pict w14:anchorId="5546F6EB">
-          <v:rect id="_x0000_i1552" style="width:0;height:1.5pt" o:hralign="center" o:hrstd="t" o:hr="t" fillcolor="#a0a0a0" stroked="f"/>
+          <v:rect id="_x0000_i1144" style="width:0;height:1.5pt" o:hralign="center" o:hrstd="t" o:hr="t" fillcolor="#a0a0a0" stroked="f"/>
         </w:pict>
       </w:r>
     </w:p>
@@ -14481,7 +14481,7 @@
     <w:p>
       <w:r>
         <w:pict w14:anchorId="1E7B71D6">
-          <v:rect id="_x0000_i1553" style="width:0;height:1.5pt" o:hralign="center" o:hrstd="t" o:hr="t" fillcolor="#a0a0a0" stroked="f"/>
+          <v:rect id="_x0000_i1145" style="width:0;height:1.5pt" o:hralign="center" o:hrstd="t" o:hr="t" fillcolor="#a0a0a0" stroked="f"/>
         </w:pict>
       </w:r>
     </w:p>
@@ -14568,7 +14568,7 @@
     <w:p>
       <w:r>
         <w:pict w14:anchorId="00CAD7C4">
-          <v:rect id="_x0000_i1554" style="width:0;height:1.5pt" o:hralign="center" o:hrstd="t" o:hr="t" fillcolor="#a0a0a0" stroked="f"/>
+          <v:rect id="_x0000_i1146" style="width:0;height:1.5pt" o:hralign="center" o:hrstd="t" o:hr="t" fillcolor="#a0a0a0" stroked="f"/>
         </w:pict>
       </w:r>
     </w:p>
@@ -14675,7 +14675,7 @@
     <w:p>
       <w:r>
         <w:pict w14:anchorId="00C43673">
-          <v:rect id="_x0000_i1555" style="width:0;height:1.5pt" o:hralign="center" o:hrstd="t" o:hr="t" fillcolor="#a0a0a0" stroked="f"/>
+          <v:rect id="_x0000_i1147" style="width:0;height:1.5pt" o:hralign="center" o:hrstd="t" o:hr="t" fillcolor="#a0a0a0" stroked="f"/>
         </w:pict>
       </w:r>
     </w:p>
@@ -14775,7 +14775,7 @@
     <w:p>
       <w:r>
         <w:pict w14:anchorId="02698EC2">
-          <v:rect id="_x0000_i1556" style="width:0;height:1.5pt" o:hralign="center" o:hrstd="t" o:hr="t" fillcolor="#a0a0a0" stroked="f"/>
+          <v:rect id="_x0000_i1148" style="width:0;height:1.5pt" o:hralign="center" o:hrstd="t" o:hr="t" fillcolor="#a0a0a0" stroked="f"/>
         </w:pict>
       </w:r>
     </w:p>
@@ -14899,7 +14899,7 @@
     <w:p>
       <w:r>
         <w:pict w14:anchorId="26965133">
-          <v:rect id="_x0000_i1557" style="width:0;height:1.5pt" o:hralign="center" o:hrstd="t" o:hr="t" fillcolor="#a0a0a0" stroked="f"/>
+          <v:rect id="_x0000_i1149" style="width:0;height:1.5pt" o:hralign="center" o:hrstd="t" o:hr="t" fillcolor="#a0a0a0" stroked="f"/>
         </w:pict>
       </w:r>
     </w:p>
@@ -15062,7 +15062,7 @@
     <w:p>
       <w:r>
         <w:pict w14:anchorId="6FB5DCE0">
-          <v:rect id="_x0000_i1558" style="width:0;height:1.5pt" o:hralign="center" o:hrstd="t" o:hr="t" fillcolor="#a0a0a0" stroked="f"/>
+          <v:rect id="_x0000_i1150" style="width:0;height:1.5pt" o:hralign="center" o:hrstd="t" o:hr="t" fillcolor="#a0a0a0" stroked="f"/>
         </w:pict>
       </w:r>
     </w:p>
@@ -15174,7 +15174,7 @@
     <w:p>
       <w:r>
         <w:pict w14:anchorId="2EE76BD2">
-          <v:rect id="_x0000_i1559" style="width:0;height:1.5pt" o:hralign="center" o:hrstd="t" o:hr="t" fillcolor="#a0a0a0" stroked="f"/>
+          <v:rect id="_x0000_i1151" style="width:0;height:1.5pt" o:hralign="center" o:hrstd="t" o:hr="t" fillcolor="#a0a0a0" stroked="f"/>
         </w:pict>
       </w:r>
     </w:p>
@@ -15325,7 +15325,7 @@
     <w:p>
       <w:r>
         <w:pict w14:anchorId="7F20273C">
-          <v:rect id="_x0000_i1560" style="width:0;height:1.5pt" o:hralign="center" o:hrstd="t" o:hr="t" fillcolor="#a0a0a0" stroked="f"/>
+          <v:rect id="_x0000_i1152" style="width:0;height:1.5pt" o:hralign="center" o:hrstd="t" o:hr="t" fillcolor="#a0a0a0" stroked="f"/>
         </w:pict>
       </w:r>
     </w:p>
@@ -15404,7 +15404,7 @@
     <w:p>
       <w:r>
         <w:pict w14:anchorId="0F8E21BC">
-          <v:rect id="_x0000_i1561" style="width:0;height:1.5pt" o:hralign="center" o:hrstd="t" o:hr="t" fillcolor="#a0a0a0" stroked="f"/>
+          <v:rect id="_x0000_i1153" style="width:0;height:1.5pt" o:hralign="center" o:hrstd="t" o:hr="t" fillcolor="#a0a0a0" stroked="f"/>
         </w:pict>
       </w:r>
     </w:p>
@@ -15530,7 +15530,7 @@
     <w:p>
       <w:r>
         <w:pict w14:anchorId="5AB0E35D">
-          <v:rect id="_x0000_i1562" style="width:0;height:1.5pt" o:hralign="center" o:hrstd="t" o:hr="t" fillcolor="#a0a0a0" stroked="f"/>
+          <v:rect id="_x0000_i1154" style="width:0;height:1.5pt" o:hralign="center" o:hrstd="t" o:hr="t" fillcolor="#a0a0a0" stroked="f"/>
         </w:pict>
       </w:r>
     </w:p>
@@ -15639,7 +15639,7 @@
     <w:p>
       <w:r>
         <w:pict w14:anchorId="4F0F5E38">
-          <v:rect id="_x0000_i1563" style="width:0;height:1.5pt" o:hralign="center" o:hrstd="t" o:hr="t" fillcolor="#a0a0a0" stroked="f"/>
+          <v:rect id="_x0000_i1155" style="width:0;height:1.5pt" o:hralign="center" o:hrstd="t" o:hr="t" fillcolor="#a0a0a0" stroked="f"/>
         </w:pict>
       </w:r>
     </w:p>
@@ -15790,7 +15790,7 @@
     <w:p>
       <w:r>
         <w:pict w14:anchorId="1B9E78B7">
-          <v:rect id="_x0000_i1564" style="width:0;height:1.5pt" o:hralign="center" o:hrstd="t" o:hr="t" fillcolor="#a0a0a0" stroked="f"/>
+          <v:rect id="_x0000_i1156" style="width:0;height:1.5pt" o:hralign="center" o:hrstd="t" o:hr="t" fillcolor="#a0a0a0" stroked="f"/>
         </w:pict>
       </w:r>
     </w:p>
@@ -15902,7 +15902,7 @@
     <w:p>
       <w:r>
         <w:pict w14:anchorId="2989CD50">
-          <v:rect id="_x0000_i1565" style="width:0;height:1.5pt" o:hralign="center" o:hrstd="t" o:hr="t" fillcolor="#a0a0a0" stroked="f"/>
+          <v:rect id="_x0000_i1157" style="width:0;height:1.5pt" o:hralign="center" o:hrstd="t" o:hr="t" fillcolor="#a0a0a0" stroked="f"/>
         </w:pict>
       </w:r>
     </w:p>
@@ -16014,7 +16014,7 @@
     <w:p>
       <w:r>
         <w:pict w14:anchorId="26963ED2">
-          <v:rect id="_x0000_i1566" style="width:0;height:1.5pt" o:hralign="center" o:hrstd="t" o:hr="t" fillcolor="#a0a0a0" stroked="f"/>
+          <v:rect id="_x0000_i1158" style="width:0;height:1.5pt" o:hralign="center" o:hrstd="t" o:hr="t" fillcolor="#a0a0a0" stroked="f"/>
         </w:pict>
       </w:r>
     </w:p>
@@ -16370,7 +16370,7 @@
     <w:p>
       <w:r>
         <w:pict w14:anchorId="6CF4C013">
-          <v:rect id="_x0000_i1567" style="width:0;height:1.5pt" o:hralign="center" o:hrstd="t" o:hr="t" fillcolor="#a0a0a0" stroked="f"/>
+          <v:rect id="_x0000_i1159" style="width:0;height:1.5pt" o:hralign="center" o:hrstd="t" o:hr="t" fillcolor="#a0a0a0" stroked="f"/>
         </w:pict>
       </w:r>
     </w:p>
@@ -16982,7 +16982,7 @@
     <w:p>
       <w:r>
         <w:pict w14:anchorId="0479852D">
-          <v:rect id="_x0000_i1568" style="width:0;height:1.5pt" o:hralign="center" o:hrstd="t" o:hr="t" fillcolor="#a0a0a0" stroked="f"/>
+          <v:rect id="_x0000_i1160" style="width:0;height:1.5pt" o:hralign="center" o:hrstd="t" o:hr="t" fillcolor="#a0a0a0" stroked="f"/>
         </w:pict>
       </w:r>
     </w:p>
@@ -17079,7 +17079,7 @@
     <w:p>
       <w:r>
         <w:pict w14:anchorId="44F6D4F5">
-          <v:rect id="_x0000_i1569" style="width:0;height:1.5pt" o:hralign="center" o:hrstd="t" o:hr="t" fillcolor="#a0a0a0" stroked="f"/>
+          <v:rect id="_x0000_i1161" style="width:0;height:1.5pt" o:hralign="center" o:hrstd="t" o:hr="t" fillcolor="#a0a0a0" stroked="f"/>
         </w:pict>
       </w:r>
     </w:p>
@@ -17304,7 +17304,7 @@
     <w:p>
       <w:r>
         <w:pict w14:anchorId="4C548B07">
-          <v:rect id="_x0000_i1570" style="width:0;height:1.5pt" o:hralign="center" o:hrstd="t" o:hr="t" fillcolor="#a0a0a0" stroked="f"/>
+          <v:rect id="_x0000_i1162" style="width:0;height:1.5pt" o:hralign="center" o:hrstd="t" o:hr="t" fillcolor="#a0a0a0" stroked="f"/>
         </w:pict>
       </w:r>
     </w:p>
@@ -17355,7 +17355,7 @@
     <w:p>
       <w:r>
         <w:pict w14:anchorId="62666515">
-          <v:rect id="_x0000_i1571" style="width:0;height:1.5pt" o:hralign="center" o:hrstd="t" o:hr="t" fillcolor="#a0a0a0" stroked="f"/>
+          <v:rect id="_x0000_i1163" style="width:0;height:1.5pt" o:hralign="center" o:hrstd="t" o:hr="t" fillcolor="#a0a0a0" stroked="f"/>
         </w:pict>
       </w:r>
     </w:p>
@@ -17392,7 +17392,7 @@
       <w:r>
         <w:lastRenderedPageBreak/>
         <w:pict w14:anchorId="0D40B2CB">
-          <v:rect id="_x0000_i1572" style="width:0;height:1.5pt" o:hralign="center" o:hrstd="t" o:hr="t" fillcolor="#a0a0a0" stroked="f"/>
+          <v:rect id="_x0000_i1164" style="width:0;height:1.5pt" o:hralign="center" o:hrstd="t" o:hr="t" fillcolor="#a0a0a0" stroked="f"/>
         </w:pict>
       </w:r>
     </w:p>
@@ -17428,7 +17428,7 @@
     <w:p>
       <w:r>
         <w:pict w14:anchorId="0617D943">
-          <v:rect id="_x0000_i1573" style="width:0;height:1.5pt" o:hralign="center" o:hrstd="t" o:hr="t" fillcolor="#a0a0a0" stroked="f"/>
+          <v:rect id="_x0000_i1165" style="width:0;height:1.5pt" o:hralign="center" o:hrstd="t" o:hr="t" fillcolor="#a0a0a0" stroked="f"/>
         </w:pict>
       </w:r>
     </w:p>
@@ -17464,7 +17464,7 @@
     <w:p>
       <w:r>
         <w:pict w14:anchorId="5BF685B4">
-          <v:rect id="_x0000_i1574" style="width:0;height:1.5pt" o:hralign="center" o:hrstd="t" o:hr="t" fillcolor="#a0a0a0" stroked="f"/>
+          <v:rect id="_x0000_i1166" style="width:0;height:1.5pt" o:hralign="center" o:hrstd="t" o:hr="t" fillcolor="#a0a0a0" stroked="f"/>
         </w:pict>
       </w:r>
     </w:p>
@@ -17516,7 +17516,7 @@
     <w:p>
       <w:r>
         <w:pict w14:anchorId="1B74243B">
-          <v:rect id="_x0000_i1575" style="width:0;height:1.5pt" o:hralign="center" o:hrstd="t" o:hr="t" fillcolor="#a0a0a0" stroked="f"/>
+          <v:rect id="_x0000_i1167" style="width:0;height:1.5pt" o:hralign="center" o:hrstd="t" o:hr="t" fillcolor="#a0a0a0" stroked="f"/>
         </w:pict>
       </w:r>
     </w:p>
@@ -17568,7 +17568,7 @@
     <w:p>
       <w:r>
         <w:pict w14:anchorId="519EBD1B">
-          <v:rect id="_x0000_i1576" style="width:0;height:1.5pt" o:hralign="center" o:hrstd="t" o:hr="t" fillcolor="#a0a0a0" stroked="f"/>
+          <v:rect id="_x0000_i1168" style="width:0;height:1.5pt" o:hralign="center" o:hrstd="t" o:hr="t" fillcolor="#a0a0a0" stroked="f"/>
         </w:pict>
       </w:r>
     </w:p>
@@ -17644,7 +17644,7 @@
     <w:p>
       <w:r>
         <w:pict w14:anchorId="51C98E33">
-          <v:rect id="_x0000_i1577" style="width:0;height:1.5pt" o:hralign="center" o:hrstd="t" o:hr="t" fillcolor="#a0a0a0" stroked="f"/>
+          <v:rect id="_x0000_i1169" style="width:0;height:1.5pt" o:hralign="center" o:hrstd="t" o:hr="t" fillcolor="#a0a0a0" stroked="f"/>
         </w:pict>
       </w:r>
     </w:p>
@@ -17681,7 +17681,7 @@
     <w:p>
       <w:r>
         <w:pict w14:anchorId="3C6108C1">
-          <v:rect id="_x0000_i1578" style="width:0;height:1.5pt" o:hralign="center" o:hrstd="t" o:hr="t" fillcolor="#a0a0a0" stroked="f"/>
+          <v:rect id="_x0000_i1170" style="width:0;height:1.5pt" o:hralign="center" o:hrstd="t" o:hr="t" fillcolor="#a0a0a0" stroked="f"/>
         </w:pict>
       </w:r>
     </w:p>
@@ -17717,7 +17717,7 @@
     <w:p>
       <w:r>
         <w:pict w14:anchorId="71999FDD">
-          <v:rect id="_x0000_i1579" style="width:0;height:1.5pt" o:hralign="center" o:hrstd="t" o:hr="t" fillcolor="#a0a0a0" stroked="f"/>
+          <v:rect id="_x0000_i1171" style="width:0;height:1.5pt" o:hralign="center" o:hrstd="t" o:hr="t" fillcolor="#a0a0a0" stroked="f"/>
         </w:pict>
       </w:r>
     </w:p>
@@ -17753,7 +17753,7 @@
     <w:p>
       <w:r>
         <w:pict w14:anchorId="2D96D3A1">
-          <v:rect id="_x0000_i1580" style="width:0;height:1.5pt" o:hralign="center" o:hrstd="t" o:hr="t" fillcolor="#a0a0a0" stroked="f"/>
+          <v:rect id="_x0000_i1172" style="width:0;height:1.5pt" o:hralign="center" o:hrstd="t" o:hr="t" fillcolor="#a0a0a0" stroked="f"/>
         </w:pict>
       </w:r>
     </w:p>
@@ -17885,7 +17885,7 @@
     <w:p>
       <w:r>
         <w:pict w14:anchorId="0E418229">
-          <v:rect id="_x0000_i1581" style="width:0;height:1.5pt" o:hralign="center" o:hrstd="t" o:hr="t" fillcolor="#a0a0a0" stroked="f"/>
+          <v:rect id="_x0000_i1173" style="width:0;height:1.5pt" o:hralign="center" o:hrstd="t" o:hr="t" fillcolor="#a0a0a0" stroked="f"/>
         </w:pict>
       </w:r>
     </w:p>
@@ -17978,7 +17978,7 @@
     <w:p>
       <w:r>
         <w:pict w14:anchorId="022B1AFE">
-          <v:rect id="_x0000_i1582" style="width:0;height:1.5pt" o:hralign="center" o:hrstd="t" o:hr="t" fillcolor="#a0a0a0" stroked="f"/>
+          <v:rect id="_x0000_i1174" style="width:0;height:1.5pt" o:hralign="center" o:hrstd="t" o:hr="t" fillcolor="#a0a0a0" stroked="f"/>
         </w:pict>
       </w:r>
     </w:p>
@@ -18258,6 +18258,5844 @@
     <w:p>
       <w:r>
         <w:t xml:space="preserve">         Power BI</w:t>
+      </w:r>
+    </w:p>
+    <w:p/>
+    <w:p/>
+    <w:p/>
+    <w:p/>
+    <w:p/>
+    <w:p/>
+    <w:p>
+      <w:pPr>
+        <w:rPr>
+          <w:b/>
+          <w:bCs/>
+        </w:rPr>
+      </w:pPr>
+      <w:r>
+        <w:rPr>
+          <w:b/>
+          <w:bCs/>
+        </w:rPr>
+        <w:t>Day 7 – Advanced SQL Analysis &amp; Business Insights</w:t>
+      </w:r>
+    </w:p>
+    <w:p>
+      <w:pPr>
+        <w:rPr>
+          <w:b/>
+          <w:bCs/>
+        </w:rPr>
+      </w:pPr>
+      <w:r>
+        <w:rPr>
+          <w:b/>
+          <w:bCs/>
+        </w:rPr>
+        <w:t>7.1 Day 7 Overview</w:t>
+      </w:r>
+    </w:p>
+    <w:p>
+      <w:r>
+        <w:rPr>
+          <w:b/>
+          <w:bCs/>
+        </w:rPr>
+        <w:t>Day 7</w:t>
+      </w:r>
+      <w:r>
+        <w:t xml:space="preserve"> focused on performing advanced SQL analysis on the cleaned and feature-engineered HR employee dataset.</w:t>
+      </w:r>
+    </w:p>
+    <w:p>
+      <w:r>
+        <w:t>By this stage of the project, the data had already passed through:</w:t>
+      </w:r>
+    </w:p>
+    <w:p>
+      <w:r>
+        <w:t>Raw CSV Dataset</w:t>
+      </w:r>
+    </w:p>
+    <w:p>
+      <w:r>
+        <w:t xml:space="preserve">       ↓</w:t>
+      </w:r>
+    </w:p>
+    <w:p>
+      <w:r>
+        <w:t>Python Data Cleaning</w:t>
+      </w:r>
+    </w:p>
+    <w:p>
+      <w:r>
+        <w:t xml:space="preserve">       ↓</w:t>
+      </w:r>
+    </w:p>
+    <w:p>
+      <w:r>
+        <w:t>Feature Engineering</w:t>
+      </w:r>
+    </w:p>
+    <w:p>
+      <w:r>
+        <w:t xml:space="preserve">       ↓</w:t>
+      </w:r>
+    </w:p>
+    <w:p>
+      <w:r>
+        <w:t>Clean Employee Dataset</w:t>
+      </w:r>
+    </w:p>
+    <w:p>
+      <w:r>
+        <w:t xml:space="preserve">       ↓</w:t>
+      </w:r>
+    </w:p>
+    <w:p>
+      <w:r>
+        <w:lastRenderedPageBreak/>
+        <w:t>MySQL Database</w:t>
+      </w:r>
+    </w:p>
+    <w:p>
+      <w:r>
+        <w:t xml:space="preserve">       ↓</w:t>
+      </w:r>
+    </w:p>
+    <w:p>
+      <w:r>
+        <w:t>Basic SQL Analysis</w:t>
+      </w:r>
+    </w:p>
+    <w:p>
+      <w:r>
+        <w:t xml:space="preserve">       ↓</w:t>
+      </w:r>
+    </w:p>
+    <w:p>
+      <w:r>
+        <w:t>Advanced SQL Analysis</w:t>
+      </w:r>
+    </w:p>
+    <w:p>
+      <w:r>
+        <w:t xml:space="preserve">The objective of Day 7 was to move beyond basic </w:t>
+      </w:r>
+      <w:proofErr w:type="gramStart"/>
+      <w:r>
+        <w:t>COUNT(</w:t>
+      </w:r>
+      <w:proofErr w:type="gramEnd"/>
+      <w:r>
+        <w:t xml:space="preserve">), </w:t>
+      </w:r>
+      <w:proofErr w:type="gramStart"/>
+      <w:r>
+        <w:t>AVG(</w:t>
+      </w:r>
+      <w:proofErr w:type="gramEnd"/>
+      <w:r>
+        <w:t>), and GROUP BY queries and perform more meaningful HR analysis using:</w:t>
+      </w:r>
+    </w:p>
+    <w:p>
+      <w:pPr>
+        <w:numPr>
+          <w:ilvl w:val="0"/>
+          <w:numId w:val="26"/>
+        </w:numPr>
+      </w:pPr>
+      <w:r>
+        <w:t xml:space="preserve">CASE WHEN </w:t>
+      </w:r>
+    </w:p>
+    <w:p>
+      <w:pPr>
+        <w:numPr>
+          <w:ilvl w:val="0"/>
+          <w:numId w:val="26"/>
+        </w:numPr>
+      </w:pPr>
+      <w:r>
+        <w:t xml:space="preserve">Common Table Expressions (CTEs) </w:t>
+      </w:r>
+    </w:p>
+    <w:p>
+      <w:pPr>
+        <w:numPr>
+          <w:ilvl w:val="0"/>
+          <w:numId w:val="26"/>
+        </w:numPr>
+      </w:pPr>
+      <w:r>
+        <w:t xml:space="preserve">Window Functions </w:t>
+      </w:r>
+    </w:p>
+    <w:p>
+      <w:pPr>
+        <w:numPr>
+          <w:ilvl w:val="0"/>
+          <w:numId w:val="26"/>
+        </w:numPr>
+      </w:pPr>
+      <w:proofErr w:type="gramStart"/>
+      <w:r>
+        <w:t>RANK(</w:t>
+      </w:r>
+      <w:proofErr w:type="gramEnd"/>
+      <w:r>
+        <w:t xml:space="preserve">) </w:t>
+      </w:r>
+    </w:p>
+    <w:p>
+      <w:pPr>
+        <w:numPr>
+          <w:ilvl w:val="0"/>
+          <w:numId w:val="26"/>
+        </w:numPr>
+      </w:pPr>
+      <w:r>
+        <w:t xml:space="preserve">Conditional calculations </w:t>
+      </w:r>
+    </w:p>
+    <w:p>
+      <w:pPr>
+        <w:numPr>
+          <w:ilvl w:val="0"/>
+          <w:numId w:val="26"/>
+        </w:numPr>
+      </w:pPr>
+      <w:r>
+        <w:t xml:space="preserve">Attrition rate analysis </w:t>
+      </w:r>
+    </w:p>
+    <w:p>
+      <w:pPr>
+        <w:numPr>
+          <w:ilvl w:val="0"/>
+          <w:numId w:val="26"/>
+        </w:numPr>
+      </w:pPr>
+      <w:r>
+        <w:t xml:space="preserve">SQL Views </w:t>
+      </w:r>
+    </w:p>
+    <w:p>
+      <w:pPr>
+        <w:numPr>
+          <w:ilvl w:val="0"/>
+          <w:numId w:val="26"/>
+        </w:numPr>
+      </w:pPr>
+      <w:r>
+        <w:t xml:space="preserve">Business-oriented analysis </w:t>
+      </w:r>
+    </w:p>
+    <w:p>
+      <w:r>
+        <w:t>The results generated during this stage will support the Power BI dashboard developed in the later stages of the project.</w:t>
+      </w:r>
+    </w:p>
+    <w:p>
+      <w:r>
+        <w:pict w14:anchorId="09F20D5A">
+          <v:rect id="_x0000_i1367" style="width:0;height:1.5pt" o:hralign="center" o:hrstd="t" o:hr="t" fillcolor="#a0a0a0" stroked="f"/>
+        </w:pict>
+      </w:r>
+    </w:p>
+    <w:p>
+      <w:pPr>
+        <w:rPr>
+          <w:b/>
+          <w:bCs/>
+        </w:rPr>
+      </w:pPr>
+      <w:r>
+        <w:rPr>
+          <w:b/>
+          <w:bCs/>
+        </w:rPr>
+        <w:t>7.2 Objective of Day 7</w:t>
+      </w:r>
+    </w:p>
+    <w:p>
+      <w:r>
+        <w:t>The primary objectives of Day 7 were:</w:t>
+      </w:r>
+    </w:p>
+    <w:p>
+      <w:pPr>
+        <w:numPr>
+          <w:ilvl w:val="0"/>
+          <w:numId w:val="27"/>
+        </w:numPr>
+      </w:pPr>
+      <w:r>
+        <w:t xml:space="preserve">Perform advanced HR analysis using SQL </w:t>
+      </w:r>
+    </w:p>
+    <w:p>
+      <w:pPr>
+        <w:numPr>
+          <w:ilvl w:val="0"/>
+          <w:numId w:val="27"/>
+        </w:numPr>
+      </w:pPr>
+      <w:r>
+        <w:t xml:space="preserve">Calculate attrition rates </w:t>
+      </w:r>
+    </w:p>
+    <w:p>
+      <w:pPr>
+        <w:numPr>
+          <w:ilvl w:val="0"/>
+          <w:numId w:val="27"/>
+        </w:numPr>
+      </w:pPr>
+      <w:proofErr w:type="spellStart"/>
+      <w:r>
+        <w:t>Analyze</w:t>
+      </w:r>
+      <w:proofErr w:type="spellEnd"/>
+      <w:r>
+        <w:t xml:space="preserve"> attrition across departments </w:t>
+      </w:r>
+    </w:p>
+    <w:p>
+      <w:pPr>
+        <w:numPr>
+          <w:ilvl w:val="0"/>
+          <w:numId w:val="27"/>
+        </w:numPr>
+      </w:pPr>
+      <w:proofErr w:type="spellStart"/>
+      <w:r>
+        <w:t>Analyze</w:t>
+      </w:r>
+      <w:proofErr w:type="spellEnd"/>
+      <w:r>
+        <w:t xml:space="preserve"> attrition across job roles </w:t>
+      </w:r>
+    </w:p>
+    <w:p>
+      <w:pPr>
+        <w:numPr>
+          <w:ilvl w:val="0"/>
+          <w:numId w:val="27"/>
+        </w:numPr>
+      </w:pPr>
+      <w:r>
+        <w:t xml:space="preserve">Study the relationship between overtime and attrition </w:t>
+      </w:r>
+    </w:p>
+    <w:p>
+      <w:pPr>
+        <w:numPr>
+          <w:ilvl w:val="0"/>
+          <w:numId w:val="27"/>
+        </w:numPr>
+      </w:pPr>
+      <w:proofErr w:type="spellStart"/>
+      <w:r>
+        <w:t>Analyze</w:t>
+      </w:r>
+      <w:proofErr w:type="spellEnd"/>
+      <w:r>
+        <w:t xml:space="preserve"> attrition by age group </w:t>
+      </w:r>
+    </w:p>
+    <w:p>
+      <w:pPr>
+        <w:numPr>
+          <w:ilvl w:val="0"/>
+          <w:numId w:val="27"/>
+        </w:numPr>
+      </w:pPr>
+      <w:proofErr w:type="spellStart"/>
+      <w:r>
+        <w:t>Analyze</w:t>
+      </w:r>
+      <w:proofErr w:type="spellEnd"/>
+      <w:r>
+        <w:t xml:space="preserve"> attrition by salary band </w:t>
+      </w:r>
+    </w:p>
+    <w:p>
+      <w:pPr>
+        <w:numPr>
+          <w:ilvl w:val="0"/>
+          <w:numId w:val="27"/>
+        </w:numPr>
+      </w:pPr>
+      <w:proofErr w:type="spellStart"/>
+      <w:r>
+        <w:t>Analyze</w:t>
+      </w:r>
+      <w:proofErr w:type="spellEnd"/>
+      <w:r>
+        <w:t xml:space="preserve"> attrition by experience level </w:t>
+      </w:r>
+    </w:p>
+    <w:p>
+      <w:pPr>
+        <w:numPr>
+          <w:ilvl w:val="0"/>
+          <w:numId w:val="27"/>
+        </w:numPr>
+      </w:pPr>
+      <w:r>
+        <w:t xml:space="preserve">Use CTEs to simplify complex queries </w:t>
+      </w:r>
+    </w:p>
+    <w:p>
+      <w:pPr>
+        <w:numPr>
+          <w:ilvl w:val="0"/>
+          <w:numId w:val="27"/>
+        </w:numPr>
+      </w:pPr>
+      <w:r>
+        <w:lastRenderedPageBreak/>
+        <w:t xml:space="preserve">Use window functions for employee ranking </w:t>
+      </w:r>
+    </w:p>
+    <w:p>
+      <w:pPr>
+        <w:numPr>
+          <w:ilvl w:val="0"/>
+          <w:numId w:val="27"/>
+        </w:numPr>
+      </w:pPr>
+      <w:r>
+        <w:t xml:space="preserve">Create reusable SQL Views </w:t>
+      </w:r>
+    </w:p>
+    <w:p>
+      <w:pPr>
+        <w:numPr>
+          <w:ilvl w:val="0"/>
+          <w:numId w:val="27"/>
+        </w:numPr>
+      </w:pPr>
+      <w:r>
+        <w:t xml:space="preserve">Prepare summarized datasets for Power BI </w:t>
+      </w:r>
+    </w:p>
+    <w:p>
+      <w:r>
+        <w:pict w14:anchorId="25F6E6ED">
+          <v:rect id="_x0000_i1368" style="width:0;height:1.5pt" o:hralign="center" o:hrstd="t" o:hr="t" fillcolor="#a0a0a0" stroked="f"/>
+        </w:pict>
+      </w:r>
+    </w:p>
+    <w:p>
+      <w:pPr>
+        <w:rPr>
+          <w:b/>
+          <w:bCs/>
+        </w:rPr>
+      </w:pPr>
+      <w:r>
+        <w:rPr>
+          <w:b/>
+          <w:bCs/>
+        </w:rPr>
+        <w:t>7.3 SQL File Structure</w:t>
+      </w:r>
+    </w:p>
+    <w:p>
+      <w:r>
+        <w:t>A separate SQL file was created for advanced analysis:</w:t>
+      </w:r>
+    </w:p>
+    <w:p>
+      <w:r>
+        <w:t>SQL/</w:t>
+      </w:r>
+    </w:p>
+    <w:p>
+      <w:r>
+        <w:t>│</w:t>
+      </w:r>
+    </w:p>
+    <w:p>
+      <w:r>
+        <w:rPr>
+          <w:rFonts w:ascii="MS Gothic" w:eastAsia="MS Gothic" w:hAnsi="MS Gothic" w:cs="MS Gothic" w:hint="eastAsia"/>
+        </w:rPr>
+        <w:t>├</w:t>
+      </w:r>
+      <w:r>
+        <w:rPr>
+          <w:rFonts w:ascii="Calibri" w:hAnsi="Calibri" w:cs="Calibri"/>
+        </w:rPr>
+        <w:t>──</w:t>
+      </w:r>
+      <w:r>
+        <w:t xml:space="preserve"> 01_basic_analysis.sql</w:t>
+      </w:r>
+    </w:p>
+    <w:p>
+      <w:r>
+        <w:t>│</w:t>
+      </w:r>
+    </w:p>
+    <w:p>
+      <w:r>
+        <w:t>└── 02_advanced_analysis.sql</w:t>
+      </w:r>
+    </w:p>
+    <w:p>
+      <w:r>
+        <w:t>The file:</w:t>
+      </w:r>
+    </w:p>
+    <w:p>
+      <w:r>
+        <w:t>02_advanced_analysis.sql</w:t>
+      </w:r>
+    </w:p>
+    <w:p>
+      <w:r>
+        <w:t>contains the advanced SQL queries and reusable analytical views.</w:t>
+      </w:r>
+    </w:p>
+    <w:p>
+      <w:r>
+        <w:pict w14:anchorId="0C05D28A">
+          <v:rect id="_x0000_i1369" style="width:0;height:1.5pt" o:hralign="center" o:hrstd="t" o:hr="t" fillcolor="#a0a0a0" stroked="f"/>
+        </w:pict>
+      </w:r>
+    </w:p>
+    <w:p>
+      <w:pPr>
+        <w:rPr>
+          <w:b/>
+          <w:bCs/>
+        </w:rPr>
+      </w:pPr>
+      <w:r>
+        <w:rPr>
+          <w:b/>
+          <w:bCs/>
+        </w:rPr>
+        <w:t>7.4 Database Selection</w:t>
+      </w:r>
+    </w:p>
+    <w:p>
+      <w:r>
+        <w:t>The HR Analytics database was selected before executing the queries.</w:t>
+      </w:r>
+    </w:p>
+    <w:p>
+      <w:r>
+        <w:t xml:space="preserve">USE </w:t>
+      </w:r>
+      <w:proofErr w:type="spellStart"/>
+      <w:r>
+        <w:t>hr_analytics</w:t>
+      </w:r>
+      <w:proofErr w:type="spellEnd"/>
+      <w:r>
+        <w:t>;</w:t>
+      </w:r>
+    </w:p>
+    <w:p>
+      <w:r>
+        <w:t>All Day 7 analysis was performed using the cleaned and feature-engineered table:</w:t>
+      </w:r>
+    </w:p>
+    <w:p>
+      <w:proofErr w:type="spellStart"/>
+      <w:r>
+        <w:t>clean_employees</w:t>
+      </w:r>
+      <w:proofErr w:type="spellEnd"/>
+    </w:p>
+    <w:p>
+      <w:r>
+        <w:t>The table contains the original employee information along with the additional analytical features created during feature engineering.</w:t>
+      </w:r>
+    </w:p>
+    <w:p>
+      <w:r>
+        <w:pict w14:anchorId="566AB3B3">
+          <v:rect id="_x0000_i1370" style="width:0;height:1.5pt" o:hralign="center" o:hrstd="t" o:hr="t" fillcolor="#a0a0a0" stroked="f"/>
+        </w:pict>
+      </w:r>
+    </w:p>
+    <w:p>
+      <w:pPr>
+        <w:rPr>
+          <w:b/>
+          <w:bCs/>
+        </w:rPr>
+      </w:pPr>
+      <w:r>
+        <w:rPr>
+          <w:b/>
+          <w:bCs/>
+        </w:rPr>
+        <w:t>7.5 Attrition Rate by Department</w:t>
+      </w:r>
+    </w:p>
+    <w:p>
+      <w:pPr>
+        <w:rPr>
+          <w:b/>
+          <w:bCs/>
+        </w:rPr>
+      </w:pPr>
+      <w:r>
+        <w:rPr>
+          <w:b/>
+          <w:bCs/>
+        </w:rPr>
+        <w:t>Business Question</w:t>
+      </w:r>
+    </w:p>
+    <w:p>
+      <w:r>
+        <w:rPr>
+          <w:b/>
+          <w:bCs/>
+        </w:rPr>
+        <w:t>Which department has the highest employee attrition rate?</w:t>
+      </w:r>
+    </w:p>
+    <w:p>
+      <w:r>
+        <w:t>Attrition count alone is not always sufficient.</w:t>
+      </w:r>
+    </w:p>
+    <w:p>
+      <w:r>
+        <w:t>For example:</w:t>
+      </w:r>
+    </w:p>
+    <w:p>
+      <w:r>
+        <w:lastRenderedPageBreak/>
+        <w:t>Department A</w:t>
+      </w:r>
+    </w:p>
+    <w:p>
+      <w:r>
+        <w:t>Employees = 500</w:t>
+      </w:r>
+    </w:p>
+    <w:p>
+      <w:r>
+        <w:t>Attrition = 50</w:t>
+      </w:r>
+    </w:p>
+    <w:p/>
+    <w:p>
+      <w:r>
+        <w:t>Department B</w:t>
+      </w:r>
+    </w:p>
+    <w:p>
+      <w:r>
+        <w:t>Employees = 100</w:t>
+      </w:r>
+    </w:p>
+    <w:p>
+      <w:r>
+        <w:t>Attrition = 40</w:t>
+      </w:r>
+    </w:p>
+    <w:p>
+      <w:r>
+        <w:t>Although Department A has more employees leaving, Department B has a much higher attrition proportion.</w:t>
+      </w:r>
+    </w:p>
+    <w:p>
+      <w:r>
+        <w:t>Therefore, attrition rate provides a better comparison.</w:t>
+      </w:r>
+    </w:p>
+    <w:p>
+      <w:pPr>
+        <w:rPr>
+          <w:b/>
+          <w:bCs/>
+        </w:rPr>
+      </w:pPr>
+      <w:r>
+        <w:rPr>
+          <w:b/>
+          <w:bCs/>
+        </w:rPr>
+        <w:t>SQL Query</w:t>
+      </w:r>
+    </w:p>
+    <w:p>
+      <w:r>
+        <w:t>SELECT</w:t>
+      </w:r>
+    </w:p>
+    <w:p>
+      <w:r>
+        <w:t xml:space="preserve">    Department,</w:t>
+      </w:r>
+    </w:p>
+    <w:p>
+      <w:r>
+        <w:t xml:space="preserve">    </w:t>
+      </w:r>
+      <w:proofErr w:type="gramStart"/>
+      <w:r>
+        <w:t>COUNT(</w:t>
+      </w:r>
+      <w:proofErr w:type="gramEnd"/>
+      <w:r>
+        <w:t xml:space="preserve">*) AS </w:t>
+      </w:r>
+      <w:proofErr w:type="spellStart"/>
+      <w:r>
+        <w:t>Total_Employees</w:t>
+      </w:r>
+      <w:proofErr w:type="spellEnd"/>
+      <w:r>
+        <w:t>,</w:t>
+      </w:r>
+    </w:p>
+    <w:p>
+      <w:r>
+        <w:t xml:space="preserve">    </w:t>
+      </w:r>
+      <w:proofErr w:type="gramStart"/>
+      <w:r>
+        <w:t>SUM(</w:t>
+      </w:r>
+      <w:proofErr w:type="gramEnd"/>
+    </w:p>
+    <w:p>
+      <w:r>
+        <w:t xml:space="preserve">        CASE</w:t>
+      </w:r>
+    </w:p>
+    <w:p>
+      <w:r>
+        <w:t xml:space="preserve">            WHEN Attrition = 'Yes' THEN 1</w:t>
+      </w:r>
+    </w:p>
+    <w:p>
+      <w:r>
+        <w:t xml:space="preserve">            ELSE 0</w:t>
+      </w:r>
+    </w:p>
+    <w:p>
+      <w:r>
+        <w:t xml:space="preserve">        END</w:t>
+      </w:r>
+    </w:p>
+    <w:p>
+      <w:r>
+        <w:t xml:space="preserve">    ) AS </w:t>
+      </w:r>
+      <w:proofErr w:type="spellStart"/>
+      <w:r>
+        <w:t>Attrition_Count</w:t>
+      </w:r>
+      <w:proofErr w:type="spellEnd"/>
+      <w:r>
+        <w:t>,</w:t>
+      </w:r>
+    </w:p>
+    <w:p>
+      <w:r>
+        <w:t xml:space="preserve">    </w:t>
+      </w:r>
+      <w:proofErr w:type="gramStart"/>
+      <w:r>
+        <w:t>ROUND(</w:t>
+      </w:r>
+      <w:proofErr w:type="gramEnd"/>
+    </w:p>
+    <w:p>
+      <w:r>
+        <w:t xml:space="preserve">        </w:t>
+      </w:r>
+      <w:proofErr w:type="gramStart"/>
+      <w:r>
+        <w:t>SUM(</w:t>
+      </w:r>
+      <w:proofErr w:type="gramEnd"/>
+    </w:p>
+    <w:p>
+      <w:r>
+        <w:t xml:space="preserve">            CASE</w:t>
+      </w:r>
+    </w:p>
+    <w:p>
+      <w:r>
+        <w:t xml:space="preserve">                WHEN Attrition = 'Yes' THEN 1</w:t>
+      </w:r>
+    </w:p>
+    <w:p>
+      <w:r>
+        <w:t xml:space="preserve">                ELSE 0</w:t>
+      </w:r>
+    </w:p>
+    <w:p>
+      <w:r>
+        <w:t xml:space="preserve">            END</w:t>
+      </w:r>
+    </w:p>
+    <w:p>
+      <w:r>
+        <w:t xml:space="preserve">        ) * 100.0 / </w:t>
+      </w:r>
+      <w:proofErr w:type="gramStart"/>
+      <w:r>
+        <w:t>COUNT(</w:t>
+      </w:r>
+      <w:proofErr w:type="gramEnd"/>
+      <w:r>
+        <w:t>*),</w:t>
+      </w:r>
+    </w:p>
+    <w:p>
+      <w:r>
+        <w:t xml:space="preserve">        2</w:t>
+      </w:r>
+    </w:p>
+    <w:p>
+      <w:r>
+        <w:lastRenderedPageBreak/>
+        <w:t xml:space="preserve">    ) AS </w:t>
+      </w:r>
+      <w:proofErr w:type="spellStart"/>
+      <w:r>
+        <w:t>Attrition_Rate</w:t>
+      </w:r>
+      <w:proofErr w:type="spellEnd"/>
+    </w:p>
+    <w:p>
+      <w:r>
+        <w:t xml:space="preserve">FROM </w:t>
+      </w:r>
+      <w:proofErr w:type="spellStart"/>
+      <w:r>
+        <w:t>clean_employees</w:t>
+      </w:r>
+      <w:proofErr w:type="spellEnd"/>
+    </w:p>
+    <w:p>
+      <w:r>
+        <w:t>GROUP BY Department</w:t>
+      </w:r>
+    </w:p>
+    <w:p>
+      <w:r>
+        <w:t xml:space="preserve">ORDER BY </w:t>
+      </w:r>
+      <w:proofErr w:type="spellStart"/>
+      <w:r>
+        <w:t>Attrition_Rate</w:t>
+      </w:r>
+      <w:proofErr w:type="spellEnd"/>
+      <w:r>
+        <w:t xml:space="preserve"> DESC;</w:t>
+      </w:r>
+    </w:p>
+    <w:p>
+      <w:pPr>
+        <w:rPr>
+          <w:b/>
+          <w:bCs/>
+        </w:rPr>
+      </w:pPr>
+      <w:r>
+        <w:rPr>
+          <w:b/>
+          <w:bCs/>
+        </w:rPr>
+        <w:t>Analysis</w:t>
+      </w:r>
+    </w:p>
+    <w:p>
+      <w:r>
+        <w:t>The query calculates:</w:t>
+      </w:r>
+    </w:p>
+    <w:p>
+      <w:pPr>
+        <w:numPr>
+          <w:ilvl w:val="0"/>
+          <w:numId w:val="28"/>
+        </w:numPr>
+      </w:pPr>
+      <w:r>
+        <w:t xml:space="preserve">Total employees in each department </w:t>
+      </w:r>
+    </w:p>
+    <w:p>
+      <w:pPr>
+        <w:numPr>
+          <w:ilvl w:val="0"/>
+          <w:numId w:val="28"/>
+        </w:numPr>
+      </w:pPr>
+      <w:r>
+        <w:t xml:space="preserve">Number of employees who left </w:t>
+      </w:r>
+    </w:p>
+    <w:p>
+      <w:pPr>
+        <w:numPr>
+          <w:ilvl w:val="0"/>
+          <w:numId w:val="28"/>
+        </w:numPr>
+      </w:pPr>
+      <w:r>
+        <w:t xml:space="preserve">Attrition rate for each department </w:t>
+      </w:r>
+    </w:p>
+    <w:p>
+      <w:r>
+        <w:t>The result helps identify departments where employee turnover is proportionally high.</w:t>
+      </w:r>
+    </w:p>
+    <w:p>
+      <w:r>
+        <w:pict w14:anchorId="567CC360">
+          <v:rect id="_x0000_i1371" style="width:0;height:1.5pt" o:hralign="center" o:hrstd="t" o:hr="t" fillcolor="#a0a0a0" stroked="f"/>
+        </w:pict>
+      </w:r>
+    </w:p>
+    <w:p>
+      <w:pPr>
+        <w:rPr>
+          <w:b/>
+          <w:bCs/>
+        </w:rPr>
+      </w:pPr>
+      <w:r>
+        <w:rPr>
+          <w:b/>
+          <w:bCs/>
+        </w:rPr>
+        <w:t>7.6 Attrition Rate by Job Role</w:t>
+      </w:r>
+    </w:p>
+    <w:p>
+      <w:pPr>
+        <w:rPr>
+          <w:b/>
+          <w:bCs/>
+        </w:rPr>
+      </w:pPr>
+      <w:r>
+        <w:rPr>
+          <w:b/>
+          <w:bCs/>
+        </w:rPr>
+        <w:t>Business Question</w:t>
+      </w:r>
+    </w:p>
+    <w:p>
+      <w:r>
+        <w:rPr>
+          <w:b/>
+          <w:bCs/>
+        </w:rPr>
+        <w:t>Which job roles have the highest attrition rate?</w:t>
+      </w:r>
+    </w:p>
+    <w:p>
+      <w:r>
+        <w:t>Different job roles may experience different levels of employee turnover.</w:t>
+      </w:r>
+    </w:p>
+    <w:p>
+      <w:pPr>
+        <w:rPr>
+          <w:b/>
+          <w:bCs/>
+        </w:rPr>
+      </w:pPr>
+      <w:r>
+        <w:rPr>
+          <w:b/>
+          <w:bCs/>
+        </w:rPr>
+        <w:t>SQL Query</w:t>
+      </w:r>
+    </w:p>
+    <w:p>
+      <w:r>
+        <w:t>SELECT</w:t>
+      </w:r>
+    </w:p>
+    <w:p>
+      <w:r>
+        <w:t xml:space="preserve">    </w:t>
+      </w:r>
+      <w:proofErr w:type="spellStart"/>
+      <w:r>
+        <w:t>Job_Role</w:t>
+      </w:r>
+      <w:proofErr w:type="spellEnd"/>
+      <w:r>
+        <w:t>,</w:t>
+      </w:r>
+    </w:p>
+    <w:p>
+      <w:r>
+        <w:t xml:space="preserve">    </w:t>
+      </w:r>
+      <w:proofErr w:type="gramStart"/>
+      <w:r>
+        <w:t>COUNT(</w:t>
+      </w:r>
+      <w:proofErr w:type="gramEnd"/>
+      <w:r>
+        <w:t xml:space="preserve">*) AS </w:t>
+      </w:r>
+      <w:proofErr w:type="spellStart"/>
+      <w:r>
+        <w:t>Total_Employees</w:t>
+      </w:r>
+      <w:proofErr w:type="spellEnd"/>
+      <w:r>
+        <w:t>,</w:t>
+      </w:r>
+    </w:p>
+    <w:p>
+      <w:r>
+        <w:t xml:space="preserve">    </w:t>
+      </w:r>
+      <w:proofErr w:type="gramStart"/>
+      <w:r>
+        <w:t>SUM(</w:t>
+      </w:r>
+      <w:proofErr w:type="gramEnd"/>
+    </w:p>
+    <w:p>
+      <w:r>
+        <w:t xml:space="preserve">        CASE</w:t>
+      </w:r>
+    </w:p>
+    <w:p>
+      <w:r>
+        <w:t xml:space="preserve">            WHEN Attrition = 'Yes' THEN 1</w:t>
+      </w:r>
+    </w:p>
+    <w:p>
+      <w:r>
+        <w:t xml:space="preserve">            ELSE 0</w:t>
+      </w:r>
+    </w:p>
+    <w:p>
+      <w:r>
+        <w:t xml:space="preserve">        END</w:t>
+      </w:r>
+    </w:p>
+    <w:p>
+      <w:r>
+        <w:t xml:space="preserve">    ) AS </w:t>
+      </w:r>
+      <w:proofErr w:type="spellStart"/>
+      <w:r>
+        <w:t>Attrition_Count</w:t>
+      </w:r>
+      <w:proofErr w:type="spellEnd"/>
+      <w:r>
+        <w:t>,</w:t>
+      </w:r>
+    </w:p>
+    <w:p>
+      <w:r>
+        <w:t xml:space="preserve">    </w:t>
+      </w:r>
+      <w:proofErr w:type="gramStart"/>
+      <w:r>
+        <w:t>ROUND(</w:t>
+      </w:r>
+      <w:proofErr w:type="gramEnd"/>
+    </w:p>
+    <w:p>
+      <w:r>
+        <w:t xml:space="preserve">        </w:t>
+      </w:r>
+      <w:proofErr w:type="gramStart"/>
+      <w:r>
+        <w:t>SUM(</w:t>
+      </w:r>
+      <w:proofErr w:type="gramEnd"/>
+    </w:p>
+    <w:p>
+      <w:r>
+        <w:t xml:space="preserve">            CASE</w:t>
+      </w:r>
+    </w:p>
+    <w:p>
+      <w:r>
+        <w:lastRenderedPageBreak/>
+        <w:t xml:space="preserve">                WHEN Attrition = 'Yes' THEN 1</w:t>
+      </w:r>
+    </w:p>
+    <w:p>
+      <w:r>
+        <w:t xml:space="preserve">                ELSE 0</w:t>
+      </w:r>
+    </w:p>
+    <w:p>
+      <w:r>
+        <w:t xml:space="preserve">            END</w:t>
+      </w:r>
+    </w:p>
+    <w:p>
+      <w:r>
+        <w:t xml:space="preserve">        ) * 100.0 / </w:t>
+      </w:r>
+      <w:proofErr w:type="gramStart"/>
+      <w:r>
+        <w:t>COUNT(</w:t>
+      </w:r>
+      <w:proofErr w:type="gramEnd"/>
+      <w:r>
+        <w:t>*),</w:t>
+      </w:r>
+    </w:p>
+    <w:p>
+      <w:r>
+        <w:t xml:space="preserve">        2</w:t>
+      </w:r>
+    </w:p>
+    <w:p>
+      <w:r>
+        <w:t xml:space="preserve">    ) AS </w:t>
+      </w:r>
+      <w:proofErr w:type="spellStart"/>
+      <w:r>
+        <w:t>Attrition_Rate</w:t>
+      </w:r>
+      <w:proofErr w:type="spellEnd"/>
+    </w:p>
+    <w:p>
+      <w:r>
+        <w:t xml:space="preserve">FROM </w:t>
+      </w:r>
+      <w:proofErr w:type="spellStart"/>
+      <w:r>
+        <w:t>clean_employees</w:t>
+      </w:r>
+      <w:proofErr w:type="spellEnd"/>
+    </w:p>
+    <w:p>
+      <w:r>
+        <w:t xml:space="preserve">GROUP BY </w:t>
+      </w:r>
+      <w:proofErr w:type="spellStart"/>
+      <w:r>
+        <w:t>Job_Role</w:t>
+      </w:r>
+      <w:proofErr w:type="spellEnd"/>
+    </w:p>
+    <w:p>
+      <w:r>
+        <w:t xml:space="preserve">ORDER BY </w:t>
+      </w:r>
+      <w:proofErr w:type="spellStart"/>
+      <w:r>
+        <w:t>Attrition_Rate</w:t>
+      </w:r>
+      <w:proofErr w:type="spellEnd"/>
+      <w:r>
+        <w:t xml:space="preserve"> DESC;</w:t>
+      </w:r>
+    </w:p>
+    <w:p>
+      <w:pPr>
+        <w:rPr>
+          <w:b/>
+          <w:bCs/>
+        </w:rPr>
+      </w:pPr>
+      <w:r>
+        <w:rPr>
+          <w:b/>
+          <w:bCs/>
+        </w:rPr>
+        <w:t>Business Purpose</w:t>
+      </w:r>
+    </w:p>
+    <w:p>
+      <w:r>
+        <w:t>This analysis helps identify job roles with relatively high employee turnover.</w:t>
+      </w:r>
+    </w:p>
+    <w:p>
+      <w:r>
+        <w:t>The result can later be visualized in Power BI using a bar chart or column chart.</w:t>
+      </w:r>
+    </w:p>
+    <w:p>
+      <w:r>
+        <w:pict w14:anchorId="0B60228E">
+          <v:rect id="_x0000_i1372" style="width:0;height:1.5pt" o:hralign="center" o:hrstd="t" o:hr="t" fillcolor="#a0a0a0" stroked="f"/>
+        </w:pict>
+      </w:r>
+    </w:p>
+    <w:p>
+      <w:pPr>
+        <w:rPr>
+          <w:b/>
+          <w:bCs/>
+        </w:rPr>
+      </w:pPr>
+      <w:r>
+        <w:rPr>
+          <w:b/>
+          <w:bCs/>
+        </w:rPr>
+        <w:t>7.7 Overtime vs Attrition Analysis</w:t>
+      </w:r>
+    </w:p>
+    <w:p>
+      <w:pPr>
+        <w:rPr>
+          <w:b/>
+          <w:bCs/>
+        </w:rPr>
+      </w:pPr>
+      <w:r>
+        <w:rPr>
+          <w:b/>
+          <w:bCs/>
+        </w:rPr>
+        <w:t>Business Question</w:t>
+      </w:r>
+    </w:p>
+    <w:p>
+      <w:r>
+        <w:rPr>
+          <w:b/>
+          <w:bCs/>
+        </w:rPr>
+        <w:t>Does overtime appear to be associated with higher employee attrition?</w:t>
+      </w:r>
+    </w:p>
+    <w:p>
+      <w:r>
+        <w:t>Overtime is an important HR factor because employees working additional hours may experience different retention patterns.</w:t>
+      </w:r>
+    </w:p>
+    <w:p>
+      <w:pPr>
+        <w:rPr>
+          <w:b/>
+          <w:bCs/>
+        </w:rPr>
+      </w:pPr>
+      <w:r>
+        <w:rPr>
+          <w:b/>
+          <w:bCs/>
+        </w:rPr>
+        <w:t>SQL Query</w:t>
+      </w:r>
+    </w:p>
+    <w:p>
+      <w:r>
+        <w:t>SELECT</w:t>
+      </w:r>
+    </w:p>
+    <w:p>
+      <w:r>
+        <w:t xml:space="preserve">    Overtime,</w:t>
+      </w:r>
+    </w:p>
+    <w:p>
+      <w:r>
+        <w:t xml:space="preserve">    </w:t>
+      </w:r>
+      <w:proofErr w:type="gramStart"/>
+      <w:r>
+        <w:t>COUNT(</w:t>
+      </w:r>
+      <w:proofErr w:type="gramEnd"/>
+      <w:r>
+        <w:t xml:space="preserve">*) AS </w:t>
+      </w:r>
+      <w:proofErr w:type="spellStart"/>
+      <w:r>
+        <w:t>Total_Employees</w:t>
+      </w:r>
+      <w:proofErr w:type="spellEnd"/>
+      <w:r>
+        <w:t>,</w:t>
+      </w:r>
+    </w:p>
+    <w:p>
+      <w:r>
+        <w:t xml:space="preserve">    </w:t>
+      </w:r>
+      <w:proofErr w:type="gramStart"/>
+      <w:r>
+        <w:t>SUM(</w:t>
+      </w:r>
+      <w:proofErr w:type="gramEnd"/>
+    </w:p>
+    <w:p>
+      <w:r>
+        <w:t xml:space="preserve">        CASE</w:t>
+      </w:r>
+    </w:p>
+    <w:p>
+      <w:r>
+        <w:t xml:space="preserve">            WHEN Attrition = 'Yes' THEN 1</w:t>
+      </w:r>
+    </w:p>
+    <w:p>
+      <w:r>
+        <w:t xml:space="preserve">            ELSE 0</w:t>
+      </w:r>
+    </w:p>
+    <w:p>
+      <w:r>
+        <w:t xml:space="preserve">        END</w:t>
+      </w:r>
+    </w:p>
+    <w:p>
+      <w:r>
+        <w:t xml:space="preserve">    ) AS </w:t>
+      </w:r>
+      <w:proofErr w:type="spellStart"/>
+      <w:r>
+        <w:t>Attrition_Count</w:t>
+      </w:r>
+      <w:proofErr w:type="spellEnd"/>
+      <w:r>
+        <w:t>,</w:t>
+      </w:r>
+    </w:p>
+    <w:p>
+      <w:r>
+        <w:lastRenderedPageBreak/>
+        <w:t xml:space="preserve">    </w:t>
+      </w:r>
+      <w:proofErr w:type="gramStart"/>
+      <w:r>
+        <w:t>ROUND(</w:t>
+      </w:r>
+      <w:proofErr w:type="gramEnd"/>
+    </w:p>
+    <w:p>
+      <w:r>
+        <w:t xml:space="preserve">        </w:t>
+      </w:r>
+      <w:proofErr w:type="gramStart"/>
+      <w:r>
+        <w:t>SUM(</w:t>
+      </w:r>
+      <w:proofErr w:type="gramEnd"/>
+    </w:p>
+    <w:p>
+      <w:r>
+        <w:t xml:space="preserve">            CASE</w:t>
+      </w:r>
+    </w:p>
+    <w:p>
+      <w:r>
+        <w:t xml:space="preserve">                WHEN Attrition = 'Yes' THEN 1</w:t>
+      </w:r>
+    </w:p>
+    <w:p>
+      <w:r>
+        <w:t xml:space="preserve">                ELSE 0</w:t>
+      </w:r>
+    </w:p>
+    <w:p>
+      <w:r>
+        <w:t xml:space="preserve">            END</w:t>
+      </w:r>
+    </w:p>
+    <w:p>
+      <w:r>
+        <w:t xml:space="preserve">        ) * 100.0 / </w:t>
+      </w:r>
+      <w:proofErr w:type="gramStart"/>
+      <w:r>
+        <w:t>COUNT(</w:t>
+      </w:r>
+      <w:proofErr w:type="gramEnd"/>
+      <w:r>
+        <w:t>*),</w:t>
+      </w:r>
+    </w:p>
+    <w:p>
+      <w:r>
+        <w:t xml:space="preserve">        2</w:t>
+      </w:r>
+    </w:p>
+    <w:p>
+      <w:r>
+        <w:t xml:space="preserve">    ) AS </w:t>
+      </w:r>
+      <w:proofErr w:type="spellStart"/>
+      <w:r>
+        <w:t>Attrition_Rate</w:t>
+      </w:r>
+      <w:proofErr w:type="spellEnd"/>
+    </w:p>
+    <w:p>
+      <w:r>
+        <w:t xml:space="preserve">FROM </w:t>
+      </w:r>
+      <w:proofErr w:type="spellStart"/>
+      <w:r>
+        <w:t>clean_employees</w:t>
+      </w:r>
+      <w:proofErr w:type="spellEnd"/>
+    </w:p>
+    <w:p>
+      <w:r>
+        <w:t>GROUP BY Overtime</w:t>
+      </w:r>
+    </w:p>
+    <w:p>
+      <w:r>
+        <w:t xml:space="preserve">ORDER BY </w:t>
+      </w:r>
+      <w:proofErr w:type="spellStart"/>
+      <w:r>
+        <w:t>Attrition_Rate</w:t>
+      </w:r>
+      <w:proofErr w:type="spellEnd"/>
+      <w:r>
+        <w:t xml:space="preserve"> DESC;</w:t>
+      </w:r>
+    </w:p>
+    <w:p>
+      <w:r>
+        <w:t>The query compares:</w:t>
+      </w:r>
+    </w:p>
+    <w:p>
+      <w:r>
+        <w:t>Overtime = Yes</w:t>
+      </w:r>
+    </w:p>
+    <w:p>
+      <w:r>
+        <w:t>Overtime = No</w:t>
+      </w:r>
+    </w:p>
+    <w:p>
+      <w:r>
+        <w:t>and calculates the corresponding attrition rate.</w:t>
+      </w:r>
+    </w:p>
+    <w:p>
+      <w:pPr>
+        <w:rPr>
+          <w:b/>
+          <w:bCs/>
+        </w:rPr>
+      </w:pPr>
+      <w:r>
+        <w:rPr>
+          <w:b/>
+          <w:bCs/>
+        </w:rPr>
+        <w:t>Business Insight</w:t>
+      </w:r>
+    </w:p>
+    <w:p>
+      <w:r>
+        <w:t>This analysis can help HR teams investigate whether employees who work overtime have a different attrition pattern from employees who do not work overtime.</w:t>
+      </w:r>
+    </w:p>
+    <w:p>
+      <w:r>
+        <w:rPr>
+          <w:b/>
+          <w:bCs/>
+        </w:rPr>
+        <w:t>Important:</w:t>
+      </w:r>
+      <w:r>
+        <w:t xml:space="preserve"> SQL analysis identifies patterns or associations; it does not by itself prove that overtime causes attrition.</w:t>
+      </w:r>
+    </w:p>
+    <w:p>
+      <w:r>
+        <w:pict w14:anchorId="021A4B8D">
+          <v:rect id="_x0000_i1373" style="width:0;height:1.5pt" o:hralign="center" o:hrstd="t" o:hr="t" fillcolor="#a0a0a0" stroked="f"/>
+        </w:pict>
+      </w:r>
+    </w:p>
+    <w:p>
+      <w:pPr>
+        <w:rPr>
+          <w:b/>
+          <w:bCs/>
+        </w:rPr>
+      </w:pPr>
+      <w:r>
+        <w:rPr>
+          <w:b/>
+          <w:bCs/>
+        </w:rPr>
+        <w:t>7.8 Age Group vs Attrition</w:t>
+      </w:r>
+    </w:p>
+    <w:p>
+      <w:r>
+        <w:t xml:space="preserve">The </w:t>
+      </w:r>
+      <w:proofErr w:type="spellStart"/>
+      <w:r>
+        <w:t>Age_Group</w:t>
+      </w:r>
+      <w:proofErr w:type="spellEnd"/>
+      <w:r>
+        <w:t xml:space="preserve"> feature created during Day 4 was used for further analysis.</w:t>
+      </w:r>
+    </w:p>
+    <w:p>
+      <w:pPr>
+        <w:rPr>
+          <w:b/>
+          <w:bCs/>
+        </w:rPr>
+      </w:pPr>
+      <w:r>
+        <w:rPr>
+          <w:b/>
+          <w:bCs/>
+        </w:rPr>
+        <w:t>Business Question</w:t>
+      </w:r>
+    </w:p>
+    <w:p>
+      <w:r>
+        <w:rPr>
+          <w:b/>
+          <w:bCs/>
+        </w:rPr>
+        <w:t>Which age group has the highest attrition rate?</w:t>
+      </w:r>
+    </w:p>
+    <w:p>
+      <w:pPr>
+        <w:rPr>
+          <w:b/>
+          <w:bCs/>
+        </w:rPr>
+      </w:pPr>
+      <w:r>
+        <w:rPr>
+          <w:b/>
+          <w:bCs/>
+        </w:rPr>
+        <w:t>SQL Query</w:t>
+      </w:r>
+    </w:p>
+    <w:p>
+      <w:r>
+        <w:t>SELECT</w:t>
+      </w:r>
+    </w:p>
+    <w:p>
+      <w:r>
+        <w:t xml:space="preserve">    </w:t>
+      </w:r>
+      <w:proofErr w:type="spellStart"/>
+      <w:r>
+        <w:t>Age_Group</w:t>
+      </w:r>
+      <w:proofErr w:type="spellEnd"/>
+      <w:r>
+        <w:t>,</w:t>
+      </w:r>
+    </w:p>
+    <w:p>
+      <w:r>
+        <w:lastRenderedPageBreak/>
+        <w:t xml:space="preserve">    </w:t>
+      </w:r>
+      <w:proofErr w:type="gramStart"/>
+      <w:r>
+        <w:t>COUNT(</w:t>
+      </w:r>
+      <w:proofErr w:type="gramEnd"/>
+      <w:r>
+        <w:t xml:space="preserve">*) AS </w:t>
+      </w:r>
+      <w:proofErr w:type="spellStart"/>
+      <w:r>
+        <w:t>Total_Employees</w:t>
+      </w:r>
+      <w:proofErr w:type="spellEnd"/>
+      <w:r>
+        <w:t>,</w:t>
+      </w:r>
+    </w:p>
+    <w:p>
+      <w:r>
+        <w:t xml:space="preserve">    </w:t>
+      </w:r>
+      <w:proofErr w:type="gramStart"/>
+      <w:r>
+        <w:t>SUM(</w:t>
+      </w:r>
+      <w:proofErr w:type="gramEnd"/>
+    </w:p>
+    <w:p>
+      <w:r>
+        <w:t xml:space="preserve">        CASE</w:t>
+      </w:r>
+    </w:p>
+    <w:p>
+      <w:r>
+        <w:t xml:space="preserve">            WHEN Attrition = 'Yes' THEN 1</w:t>
+      </w:r>
+    </w:p>
+    <w:p>
+      <w:r>
+        <w:t xml:space="preserve">            ELSE 0</w:t>
+      </w:r>
+    </w:p>
+    <w:p>
+      <w:r>
+        <w:t xml:space="preserve">        END</w:t>
+      </w:r>
+    </w:p>
+    <w:p>
+      <w:r>
+        <w:t xml:space="preserve">    ) AS </w:t>
+      </w:r>
+      <w:proofErr w:type="spellStart"/>
+      <w:r>
+        <w:t>Attrition_Count</w:t>
+      </w:r>
+      <w:proofErr w:type="spellEnd"/>
+      <w:r>
+        <w:t>,</w:t>
+      </w:r>
+    </w:p>
+    <w:p>
+      <w:r>
+        <w:t xml:space="preserve">    </w:t>
+      </w:r>
+      <w:proofErr w:type="gramStart"/>
+      <w:r>
+        <w:t>ROUND(</w:t>
+      </w:r>
+      <w:proofErr w:type="gramEnd"/>
+    </w:p>
+    <w:p>
+      <w:r>
+        <w:t xml:space="preserve">        </w:t>
+      </w:r>
+      <w:proofErr w:type="gramStart"/>
+      <w:r>
+        <w:t>SUM(</w:t>
+      </w:r>
+      <w:proofErr w:type="gramEnd"/>
+    </w:p>
+    <w:p>
+      <w:r>
+        <w:t xml:space="preserve">            CASE</w:t>
+      </w:r>
+    </w:p>
+    <w:p>
+      <w:r>
+        <w:t xml:space="preserve">                WHEN Attrition = 'Yes' THEN 1</w:t>
+      </w:r>
+    </w:p>
+    <w:p>
+      <w:r>
+        <w:t xml:space="preserve">                ELSE 0</w:t>
+      </w:r>
+    </w:p>
+    <w:p>
+      <w:r>
+        <w:t xml:space="preserve">            END</w:t>
+      </w:r>
+    </w:p>
+    <w:p>
+      <w:r>
+        <w:t xml:space="preserve">        ) * 100.0 / </w:t>
+      </w:r>
+      <w:proofErr w:type="gramStart"/>
+      <w:r>
+        <w:t>COUNT(</w:t>
+      </w:r>
+      <w:proofErr w:type="gramEnd"/>
+      <w:r>
+        <w:t>*),</w:t>
+      </w:r>
+    </w:p>
+    <w:p>
+      <w:r>
+        <w:t xml:space="preserve">        2</w:t>
+      </w:r>
+    </w:p>
+    <w:p>
+      <w:r>
+        <w:t xml:space="preserve">    ) AS </w:t>
+      </w:r>
+      <w:proofErr w:type="spellStart"/>
+      <w:r>
+        <w:t>Attrition_Rate</w:t>
+      </w:r>
+      <w:proofErr w:type="spellEnd"/>
+    </w:p>
+    <w:p>
+      <w:r>
+        <w:t xml:space="preserve">FROM </w:t>
+      </w:r>
+      <w:proofErr w:type="spellStart"/>
+      <w:r>
+        <w:t>clean_employees</w:t>
+      </w:r>
+      <w:proofErr w:type="spellEnd"/>
+    </w:p>
+    <w:p>
+      <w:r>
+        <w:t xml:space="preserve">GROUP BY </w:t>
+      </w:r>
+      <w:proofErr w:type="spellStart"/>
+      <w:r>
+        <w:t>Age_Group</w:t>
+      </w:r>
+      <w:proofErr w:type="spellEnd"/>
+    </w:p>
+    <w:p>
+      <w:r>
+        <w:t xml:space="preserve">ORDER BY </w:t>
+      </w:r>
+      <w:proofErr w:type="spellStart"/>
+      <w:r>
+        <w:t>Attrition_Rate</w:t>
+      </w:r>
+      <w:proofErr w:type="spellEnd"/>
+      <w:r>
+        <w:t xml:space="preserve"> DESC;</w:t>
+      </w:r>
+    </w:p>
+    <w:p>
+      <w:pPr>
+        <w:rPr>
+          <w:b/>
+          <w:bCs/>
+        </w:rPr>
+      </w:pPr>
+      <w:r>
+        <w:rPr>
+          <w:b/>
+          <w:bCs/>
+        </w:rPr>
+        <w:t>Business Purpose</w:t>
+      </w:r>
+    </w:p>
+    <w:p>
+      <w:r>
+        <w:t>The analysis helps identify whether attrition patterns differ across employee age groups.</w:t>
+      </w:r>
+    </w:p>
+    <w:p>
+      <w:r>
+        <w:t xml:space="preserve">This can later support an </w:t>
+      </w:r>
+      <w:r>
+        <w:rPr>
+          <w:b/>
+          <w:bCs/>
+        </w:rPr>
+        <w:t>Age Group vs Attrition</w:t>
+      </w:r>
+      <w:r>
+        <w:t xml:space="preserve"> visualization in Power BI.</w:t>
+      </w:r>
+    </w:p>
+    <w:p>
+      <w:r>
+        <w:pict w14:anchorId="45D108E9">
+          <v:rect id="_x0000_i1374" style="width:0;height:1.5pt" o:hralign="center" o:hrstd="t" o:hr="t" fillcolor="#a0a0a0" stroked="f"/>
+        </w:pict>
+      </w:r>
+    </w:p>
+    <w:p>
+      <w:pPr>
+        <w:rPr>
+          <w:b/>
+          <w:bCs/>
+        </w:rPr>
+      </w:pPr>
+      <w:r>
+        <w:rPr>
+          <w:b/>
+          <w:bCs/>
+        </w:rPr>
+        <w:t>7.9 Salary Band vs Attrition</w:t>
+      </w:r>
+    </w:p>
+    <w:p>
+      <w:r>
+        <w:t xml:space="preserve">The </w:t>
+      </w:r>
+      <w:proofErr w:type="spellStart"/>
+      <w:r>
+        <w:t>Salary_Band</w:t>
+      </w:r>
+      <w:proofErr w:type="spellEnd"/>
+      <w:r>
+        <w:t xml:space="preserve"> feature created during Day 4 was used to </w:t>
+      </w:r>
+      <w:proofErr w:type="spellStart"/>
+      <w:r>
+        <w:t>analyze</w:t>
+      </w:r>
+      <w:proofErr w:type="spellEnd"/>
+      <w:r>
+        <w:t xml:space="preserve"> salary segmentation.</w:t>
+      </w:r>
+    </w:p>
+    <w:p>
+      <w:pPr>
+        <w:rPr>
+          <w:b/>
+          <w:bCs/>
+        </w:rPr>
+      </w:pPr>
+      <w:r>
+        <w:rPr>
+          <w:b/>
+          <w:bCs/>
+        </w:rPr>
+        <w:t>Business Question</w:t>
+      </w:r>
+    </w:p>
+    <w:p>
+      <w:r>
+        <w:rPr>
+          <w:b/>
+          <w:bCs/>
+        </w:rPr>
+        <w:t>Does attrition vary across salary bands?</w:t>
+      </w:r>
+    </w:p>
+    <w:p>
+      <w:pPr>
+        <w:rPr>
+          <w:b/>
+          <w:bCs/>
+        </w:rPr>
+      </w:pPr>
+      <w:r>
+        <w:rPr>
+          <w:b/>
+          <w:bCs/>
+        </w:rPr>
+        <w:t>SQL Query</w:t>
+      </w:r>
+    </w:p>
+    <w:p>
+      <w:r>
+        <w:lastRenderedPageBreak/>
+        <w:t>SELECT</w:t>
+      </w:r>
+    </w:p>
+    <w:p>
+      <w:r>
+        <w:t xml:space="preserve">    </w:t>
+      </w:r>
+      <w:proofErr w:type="spellStart"/>
+      <w:r>
+        <w:t>Salary_Band</w:t>
+      </w:r>
+      <w:proofErr w:type="spellEnd"/>
+      <w:r>
+        <w:t>,</w:t>
+      </w:r>
+    </w:p>
+    <w:p>
+      <w:r>
+        <w:t xml:space="preserve">    </w:t>
+      </w:r>
+      <w:proofErr w:type="gramStart"/>
+      <w:r>
+        <w:t>COUNT(</w:t>
+      </w:r>
+      <w:proofErr w:type="gramEnd"/>
+      <w:r>
+        <w:t xml:space="preserve">*) AS </w:t>
+      </w:r>
+      <w:proofErr w:type="spellStart"/>
+      <w:r>
+        <w:t>Total_Employees</w:t>
+      </w:r>
+      <w:proofErr w:type="spellEnd"/>
+      <w:r>
+        <w:t>,</w:t>
+      </w:r>
+    </w:p>
+    <w:p>
+      <w:r>
+        <w:t xml:space="preserve">    </w:t>
+      </w:r>
+      <w:proofErr w:type="gramStart"/>
+      <w:r>
+        <w:t>SUM(</w:t>
+      </w:r>
+      <w:proofErr w:type="gramEnd"/>
+    </w:p>
+    <w:p>
+      <w:r>
+        <w:t xml:space="preserve">        CASE</w:t>
+      </w:r>
+    </w:p>
+    <w:p>
+      <w:r>
+        <w:t xml:space="preserve">            WHEN Attrition = 'Yes' THEN 1</w:t>
+      </w:r>
+    </w:p>
+    <w:p>
+      <w:r>
+        <w:t xml:space="preserve">            ELSE 0</w:t>
+      </w:r>
+    </w:p>
+    <w:p>
+      <w:r>
+        <w:t xml:space="preserve">        END</w:t>
+      </w:r>
+    </w:p>
+    <w:p>
+      <w:r>
+        <w:t xml:space="preserve">    ) AS </w:t>
+      </w:r>
+      <w:proofErr w:type="spellStart"/>
+      <w:r>
+        <w:t>Attrition_Count</w:t>
+      </w:r>
+      <w:proofErr w:type="spellEnd"/>
+      <w:r>
+        <w:t>,</w:t>
+      </w:r>
+    </w:p>
+    <w:p>
+      <w:r>
+        <w:t xml:space="preserve">    </w:t>
+      </w:r>
+      <w:proofErr w:type="gramStart"/>
+      <w:r>
+        <w:t>ROUND(</w:t>
+      </w:r>
+      <w:proofErr w:type="gramEnd"/>
+    </w:p>
+    <w:p>
+      <w:r>
+        <w:t xml:space="preserve">        </w:t>
+      </w:r>
+      <w:proofErr w:type="gramStart"/>
+      <w:r>
+        <w:t>SUM(</w:t>
+      </w:r>
+      <w:proofErr w:type="gramEnd"/>
+    </w:p>
+    <w:p>
+      <w:r>
+        <w:t xml:space="preserve">            CASE</w:t>
+      </w:r>
+    </w:p>
+    <w:p>
+      <w:r>
+        <w:t xml:space="preserve">                WHEN Attrition = 'Yes' THEN 1</w:t>
+      </w:r>
+    </w:p>
+    <w:p>
+      <w:r>
+        <w:t xml:space="preserve">                ELSE 0</w:t>
+      </w:r>
+    </w:p>
+    <w:p>
+      <w:r>
+        <w:t xml:space="preserve">            END</w:t>
+      </w:r>
+    </w:p>
+    <w:p>
+      <w:r>
+        <w:t xml:space="preserve">        ) * 100.0 / </w:t>
+      </w:r>
+      <w:proofErr w:type="gramStart"/>
+      <w:r>
+        <w:t>COUNT(</w:t>
+      </w:r>
+      <w:proofErr w:type="gramEnd"/>
+      <w:r>
+        <w:t>*),</w:t>
+      </w:r>
+    </w:p>
+    <w:p>
+      <w:r>
+        <w:t xml:space="preserve">        2</w:t>
+      </w:r>
+    </w:p>
+    <w:p>
+      <w:r>
+        <w:t xml:space="preserve">    ) AS </w:t>
+      </w:r>
+      <w:proofErr w:type="spellStart"/>
+      <w:r>
+        <w:t>Attrition_Rate</w:t>
+      </w:r>
+      <w:proofErr w:type="spellEnd"/>
+    </w:p>
+    <w:p>
+      <w:r>
+        <w:t xml:space="preserve">FROM </w:t>
+      </w:r>
+      <w:proofErr w:type="spellStart"/>
+      <w:r>
+        <w:t>clean_employees</w:t>
+      </w:r>
+      <w:proofErr w:type="spellEnd"/>
+    </w:p>
+    <w:p>
+      <w:r>
+        <w:t xml:space="preserve">GROUP BY </w:t>
+      </w:r>
+      <w:proofErr w:type="spellStart"/>
+      <w:r>
+        <w:t>Salary_Band</w:t>
+      </w:r>
+      <w:proofErr w:type="spellEnd"/>
+    </w:p>
+    <w:p>
+      <w:r>
+        <w:t xml:space="preserve">ORDER BY </w:t>
+      </w:r>
+      <w:proofErr w:type="spellStart"/>
+      <w:r>
+        <w:t>Attrition_Rate</w:t>
+      </w:r>
+      <w:proofErr w:type="spellEnd"/>
+      <w:r>
+        <w:t xml:space="preserve"> DESC;</w:t>
+      </w:r>
+    </w:p>
+    <w:p>
+      <w:pPr>
+        <w:rPr>
+          <w:b/>
+          <w:bCs/>
+        </w:rPr>
+      </w:pPr>
+      <w:r>
+        <w:rPr>
+          <w:b/>
+          <w:bCs/>
+        </w:rPr>
+        <w:t>Business Purpose</w:t>
+      </w:r>
+    </w:p>
+    <w:p>
+      <w:r>
+        <w:t>This analysis allows the organization to understand how employee attrition differs across the analytical salary segments created during feature engineering.</w:t>
+      </w:r>
+    </w:p>
+    <w:p>
+      <w:r>
+        <w:pict w14:anchorId="7F4F9E52">
+          <v:rect id="_x0000_i1375" style="width:0;height:1.5pt" o:hralign="center" o:hrstd="t" o:hr="t" fillcolor="#a0a0a0" stroked="f"/>
+        </w:pict>
+      </w:r>
+    </w:p>
+    <w:p>
+      <w:pPr>
+        <w:rPr>
+          <w:b/>
+          <w:bCs/>
+        </w:rPr>
+      </w:pPr>
+      <w:r>
+        <w:rPr>
+          <w:b/>
+          <w:bCs/>
+        </w:rPr>
+        <w:t>7.10 Experience Level vs Attrition</w:t>
+      </w:r>
+    </w:p>
+    <w:p>
+      <w:r>
+        <w:t xml:space="preserve">The </w:t>
+      </w:r>
+      <w:proofErr w:type="spellStart"/>
+      <w:r>
+        <w:t>Experience_Level</w:t>
+      </w:r>
+      <w:proofErr w:type="spellEnd"/>
+      <w:r>
+        <w:t xml:space="preserve"> feature created during Day 4 was used for employee retention analysis.</w:t>
+      </w:r>
+    </w:p>
+    <w:p>
+      <w:pPr>
+        <w:rPr>
+          <w:b/>
+          <w:bCs/>
+        </w:rPr>
+      </w:pPr>
+      <w:r>
+        <w:rPr>
+          <w:b/>
+          <w:bCs/>
+        </w:rPr>
+        <w:t>Business Question</w:t>
+      </w:r>
+    </w:p>
+    <w:p>
+      <w:r>
+        <w:rPr>
+          <w:b/>
+          <w:bCs/>
+        </w:rPr>
+        <w:lastRenderedPageBreak/>
+        <w:t>Do employees at different experience levels have different attrition rates?</w:t>
+      </w:r>
+    </w:p>
+    <w:p>
+      <w:pPr>
+        <w:rPr>
+          <w:b/>
+          <w:bCs/>
+        </w:rPr>
+      </w:pPr>
+      <w:r>
+        <w:rPr>
+          <w:b/>
+          <w:bCs/>
+        </w:rPr>
+        <w:t>SQL Query</w:t>
+      </w:r>
+    </w:p>
+    <w:p>
+      <w:r>
+        <w:t>SELECT</w:t>
+      </w:r>
+    </w:p>
+    <w:p>
+      <w:r>
+        <w:t xml:space="preserve">    </w:t>
+      </w:r>
+      <w:proofErr w:type="spellStart"/>
+      <w:r>
+        <w:t>Experience_Level</w:t>
+      </w:r>
+      <w:proofErr w:type="spellEnd"/>
+      <w:r>
+        <w:t>,</w:t>
+      </w:r>
+    </w:p>
+    <w:p>
+      <w:r>
+        <w:t xml:space="preserve">    </w:t>
+      </w:r>
+      <w:proofErr w:type="gramStart"/>
+      <w:r>
+        <w:t>COUNT(</w:t>
+      </w:r>
+      <w:proofErr w:type="gramEnd"/>
+      <w:r>
+        <w:t xml:space="preserve">*) AS </w:t>
+      </w:r>
+      <w:proofErr w:type="spellStart"/>
+      <w:r>
+        <w:t>Total_Employees</w:t>
+      </w:r>
+      <w:proofErr w:type="spellEnd"/>
+      <w:r>
+        <w:t>,</w:t>
+      </w:r>
+    </w:p>
+    <w:p>
+      <w:r>
+        <w:t xml:space="preserve">    </w:t>
+      </w:r>
+      <w:proofErr w:type="gramStart"/>
+      <w:r>
+        <w:t>SUM(</w:t>
+      </w:r>
+      <w:proofErr w:type="gramEnd"/>
+    </w:p>
+    <w:p>
+      <w:r>
+        <w:t xml:space="preserve">        CASE</w:t>
+      </w:r>
+    </w:p>
+    <w:p>
+      <w:r>
+        <w:t xml:space="preserve">            WHEN Attrition = 'Yes' THEN 1</w:t>
+      </w:r>
+    </w:p>
+    <w:p>
+      <w:r>
+        <w:t xml:space="preserve">            ELSE 0</w:t>
+      </w:r>
+    </w:p>
+    <w:p>
+      <w:r>
+        <w:t xml:space="preserve">        END</w:t>
+      </w:r>
+    </w:p>
+    <w:p>
+      <w:r>
+        <w:t xml:space="preserve">    ) AS </w:t>
+      </w:r>
+      <w:proofErr w:type="spellStart"/>
+      <w:r>
+        <w:t>Attrition_Count</w:t>
+      </w:r>
+      <w:proofErr w:type="spellEnd"/>
+      <w:r>
+        <w:t>,</w:t>
+      </w:r>
+    </w:p>
+    <w:p>
+      <w:r>
+        <w:t xml:space="preserve">    </w:t>
+      </w:r>
+      <w:proofErr w:type="gramStart"/>
+      <w:r>
+        <w:t>ROUND(</w:t>
+      </w:r>
+      <w:proofErr w:type="gramEnd"/>
+    </w:p>
+    <w:p>
+      <w:r>
+        <w:t xml:space="preserve">        </w:t>
+      </w:r>
+      <w:proofErr w:type="gramStart"/>
+      <w:r>
+        <w:t>SUM(</w:t>
+      </w:r>
+      <w:proofErr w:type="gramEnd"/>
+    </w:p>
+    <w:p>
+      <w:r>
+        <w:t xml:space="preserve">            CASE</w:t>
+      </w:r>
+    </w:p>
+    <w:p>
+      <w:r>
+        <w:t xml:space="preserve">                WHEN Attrition = 'Yes' THEN 1</w:t>
+      </w:r>
+    </w:p>
+    <w:p>
+      <w:r>
+        <w:t xml:space="preserve">                ELSE 0</w:t>
+      </w:r>
+    </w:p>
+    <w:p>
+      <w:r>
+        <w:t xml:space="preserve">            END</w:t>
+      </w:r>
+    </w:p>
+    <w:p>
+      <w:r>
+        <w:t xml:space="preserve">        ) * 100.0 / </w:t>
+      </w:r>
+      <w:proofErr w:type="gramStart"/>
+      <w:r>
+        <w:t>COUNT(</w:t>
+      </w:r>
+      <w:proofErr w:type="gramEnd"/>
+      <w:r>
+        <w:t>*),</w:t>
+      </w:r>
+    </w:p>
+    <w:p>
+      <w:r>
+        <w:t xml:space="preserve">        2</w:t>
+      </w:r>
+    </w:p>
+    <w:p>
+      <w:r>
+        <w:t xml:space="preserve">    ) AS </w:t>
+      </w:r>
+      <w:proofErr w:type="spellStart"/>
+      <w:r>
+        <w:t>Attrition_Rate</w:t>
+      </w:r>
+      <w:proofErr w:type="spellEnd"/>
+    </w:p>
+    <w:p>
+      <w:r>
+        <w:t xml:space="preserve">FROM </w:t>
+      </w:r>
+      <w:proofErr w:type="spellStart"/>
+      <w:r>
+        <w:t>clean_employees</w:t>
+      </w:r>
+      <w:proofErr w:type="spellEnd"/>
+    </w:p>
+    <w:p>
+      <w:r>
+        <w:t xml:space="preserve">GROUP BY </w:t>
+      </w:r>
+      <w:proofErr w:type="spellStart"/>
+      <w:r>
+        <w:t>Experience_Level</w:t>
+      </w:r>
+      <w:proofErr w:type="spellEnd"/>
+    </w:p>
+    <w:p>
+      <w:r>
+        <w:t xml:space="preserve">ORDER BY </w:t>
+      </w:r>
+      <w:proofErr w:type="spellStart"/>
+      <w:r>
+        <w:t>Attrition_Rate</w:t>
+      </w:r>
+      <w:proofErr w:type="spellEnd"/>
+      <w:r>
+        <w:t xml:space="preserve"> DESC;</w:t>
+      </w:r>
+    </w:p>
+    <w:p>
+      <w:pPr>
+        <w:rPr>
+          <w:b/>
+          <w:bCs/>
+        </w:rPr>
+      </w:pPr>
+      <w:r>
+        <w:rPr>
+          <w:b/>
+          <w:bCs/>
+        </w:rPr>
+        <w:t>Business Purpose</w:t>
+      </w:r>
+    </w:p>
+    <w:p>
+      <w:r>
+        <w:t>The result helps determine whether attrition is concentrated among newer employees or more experienced employees.</w:t>
+      </w:r>
+    </w:p>
+    <w:p>
+      <w:r>
+        <w:pict w14:anchorId="2C79B22A">
+          <v:rect id="_x0000_i1376" style="width:0;height:1.5pt" o:hralign="center" o:hrstd="t" o:hr="t" fillcolor="#a0a0a0" stroked="f"/>
+        </w:pict>
+      </w:r>
+    </w:p>
+    <w:p>
+      <w:pPr>
+        <w:rPr>
+          <w:b/>
+          <w:bCs/>
+        </w:rPr>
+      </w:pPr>
+      <w:r>
+        <w:rPr>
+          <w:b/>
+          <w:bCs/>
+        </w:rPr>
+        <w:t>7.11 Common Table Expression (CTE)</w:t>
+      </w:r>
+    </w:p>
+    <w:p>
+      <w:r>
+        <w:lastRenderedPageBreak/>
+        <w:t xml:space="preserve">A </w:t>
+      </w:r>
+      <w:r>
+        <w:rPr>
+          <w:b/>
+          <w:bCs/>
+        </w:rPr>
+        <w:t>Common Table Expression (CTE)</w:t>
+      </w:r>
+      <w:r>
+        <w:t xml:space="preserve"> is a temporary named result set that can be referenced within a SQL query.</w:t>
+      </w:r>
+    </w:p>
+    <w:p>
+      <w:r>
+        <w:t>CTEs can make complex SQL queries:</w:t>
+      </w:r>
+    </w:p>
+    <w:p>
+      <w:pPr>
+        <w:numPr>
+          <w:ilvl w:val="0"/>
+          <w:numId w:val="29"/>
+        </w:numPr>
+      </w:pPr>
+      <w:r>
+        <w:t xml:space="preserve">Easier to understand </w:t>
+      </w:r>
+    </w:p>
+    <w:p>
+      <w:pPr>
+        <w:numPr>
+          <w:ilvl w:val="0"/>
+          <w:numId w:val="29"/>
+        </w:numPr>
+      </w:pPr>
+      <w:r>
+        <w:t xml:space="preserve">Easier to maintain </w:t>
+      </w:r>
+    </w:p>
+    <w:p>
+      <w:pPr>
+        <w:numPr>
+          <w:ilvl w:val="0"/>
+          <w:numId w:val="29"/>
+        </w:numPr>
+      </w:pPr>
+      <w:r>
+        <w:t xml:space="preserve">More structured </w:t>
+      </w:r>
+    </w:p>
+    <w:p>
+      <w:pPr>
+        <w:numPr>
+          <w:ilvl w:val="0"/>
+          <w:numId w:val="29"/>
+        </w:numPr>
+      </w:pPr>
+      <w:r>
+        <w:t xml:space="preserve">More readable </w:t>
+      </w:r>
+    </w:p>
+    <w:p>
+      <w:pPr>
+        <w:rPr>
+          <w:b/>
+          <w:bCs/>
+        </w:rPr>
+      </w:pPr>
+      <w:r>
+        <w:rPr>
+          <w:b/>
+          <w:bCs/>
+        </w:rPr>
+        <w:t>Example</w:t>
+      </w:r>
+    </w:p>
+    <w:p>
+      <w:r>
+        <w:t xml:space="preserve">WITH </w:t>
+      </w:r>
+      <w:proofErr w:type="spellStart"/>
+      <w:r>
+        <w:t>department_stats</w:t>
+      </w:r>
+      <w:proofErr w:type="spellEnd"/>
+      <w:r>
+        <w:t xml:space="preserve"> AS (</w:t>
+      </w:r>
+    </w:p>
+    <w:p>
+      <w:r>
+        <w:t xml:space="preserve">    SELECT</w:t>
+      </w:r>
+    </w:p>
+    <w:p>
+      <w:r>
+        <w:t xml:space="preserve">        Department,</w:t>
+      </w:r>
+    </w:p>
+    <w:p>
+      <w:r>
+        <w:t xml:space="preserve">        </w:t>
+      </w:r>
+      <w:proofErr w:type="gramStart"/>
+      <w:r>
+        <w:t>COUNT(</w:t>
+      </w:r>
+      <w:proofErr w:type="gramEnd"/>
+      <w:r>
+        <w:t xml:space="preserve">*) AS </w:t>
+      </w:r>
+      <w:proofErr w:type="spellStart"/>
+      <w:r>
+        <w:t>Total_Employees</w:t>
+      </w:r>
+      <w:proofErr w:type="spellEnd"/>
+      <w:r>
+        <w:t>,</w:t>
+      </w:r>
+    </w:p>
+    <w:p>
+      <w:r>
+        <w:t xml:space="preserve">        </w:t>
+      </w:r>
+      <w:proofErr w:type="gramStart"/>
+      <w:r>
+        <w:t>SUM(</w:t>
+      </w:r>
+      <w:proofErr w:type="gramEnd"/>
+    </w:p>
+    <w:p>
+      <w:r>
+        <w:t xml:space="preserve">            CASE</w:t>
+      </w:r>
+    </w:p>
+    <w:p>
+      <w:r>
+        <w:t xml:space="preserve">                WHEN Attrition = 'Yes' THEN 1</w:t>
+      </w:r>
+    </w:p>
+    <w:p>
+      <w:r>
+        <w:t xml:space="preserve">                ELSE 0</w:t>
+      </w:r>
+    </w:p>
+    <w:p>
+      <w:r>
+        <w:t xml:space="preserve">            END</w:t>
+      </w:r>
+    </w:p>
+    <w:p>
+      <w:r>
+        <w:t xml:space="preserve">        ) AS </w:t>
+      </w:r>
+      <w:proofErr w:type="spellStart"/>
+      <w:r>
+        <w:t>Attrition_Count</w:t>
+      </w:r>
+      <w:proofErr w:type="spellEnd"/>
+    </w:p>
+    <w:p>
+      <w:r>
+        <w:t xml:space="preserve">    FROM </w:t>
+      </w:r>
+      <w:proofErr w:type="spellStart"/>
+      <w:r>
+        <w:t>clean_employees</w:t>
+      </w:r>
+      <w:proofErr w:type="spellEnd"/>
+    </w:p>
+    <w:p>
+      <w:r>
+        <w:t xml:space="preserve">    GROUP BY Department</w:t>
+      </w:r>
+    </w:p>
+    <w:p>
+      <w:r>
+        <w:t>)</w:t>
+      </w:r>
+    </w:p>
+    <w:p/>
+    <w:p>
+      <w:r>
+        <w:t>SELECT</w:t>
+      </w:r>
+    </w:p>
+    <w:p>
+      <w:r>
+        <w:t xml:space="preserve">    Department,</w:t>
+      </w:r>
+    </w:p>
+    <w:p>
+      <w:r>
+        <w:t xml:space="preserve">    </w:t>
+      </w:r>
+      <w:proofErr w:type="spellStart"/>
+      <w:r>
+        <w:t>Total_Employees</w:t>
+      </w:r>
+      <w:proofErr w:type="spellEnd"/>
+      <w:r>
+        <w:t>,</w:t>
+      </w:r>
+    </w:p>
+    <w:p>
+      <w:r>
+        <w:t xml:space="preserve">    </w:t>
+      </w:r>
+      <w:proofErr w:type="spellStart"/>
+      <w:r>
+        <w:t>Attrition_Count</w:t>
+      </w:r>
+      <w:proofErr w:type="spellEnd"/>
+      <w:r>
+        <w:t>,</w:t>
+      </w:r>
+    </w:p>
+    <w:p>
+      <w:r>
+        <w:t xml:space="preserve">    </w:t>
+      </w:r>
+      <w:proofErr w:type="gramStart"/>
+      <w:r>
+        <w:t>ROUND(</w:t>
+      </w:r>
+      <w:proofErr w:type="gramEnd"/>
+    </w:p>
+    <w:p>
+      <w:r>
+        <w:t xml:space="preserve">        </w:t>
+      </w:r>
+      <w:proofErr w:type="spellStart"/>
+      <w:r>
+        <w:t>Attrition_Count</w:t>
+      </w:r>
+      <w:proofErr w:type="spellEnd"/>
+      <w:r>
+        <w:t xml:space="preserve"> * 100.0 / </w:t>
+      </w:r>
+      <w:proofErr w:type="spellStart"/>
+      <w:r>
+        <w:t>Total_Employees</w:t>
+      </w:r>
+      <w:proofErr w:type="spellEnd"/>
+      <w:r>
+        <w:t>,</w:t>
+      </w:r>
+    </w:p>
+    <w:p>
+      <w:r>
+        <w:lastRenderedPageBreak/>
+        <w:t xml:space="preserve">        2</w:t>
+      </w:r>
+    </w:p>
+    <w:p>
+      <w:r>
+        <w:t xml:space="preserve">    ) AS </w:t>
+      </w:r>
+      <w:proofErr w:type="spellStart"/>
+      <w:r>
+        <w:t>Attrition_Rate</w:t>
+      </w:r>
+      <w:proofErr w:type="spellEnd"/>
+    </w:p>
+    <w:p>
+      <w:r>
+        <w:t xml:space="preserve">FROM </w:t>
+      </w:r>
+      <w:proofErr w:type="spellStart"/>
+      <w:r>
+        <w:t>department_stats</w:t>
+      </w:r>
+      <w:proofErr w:type="spellEnd"/>
+    </w:p>
+    <w:p>
+      <w:r>
+        <w:t xml:space="preserve">ORDER BY </w:t>
+      </w:r>
+      <w:proofErr w:type="spellStart"/>
+      <w:r>
+        <w:t>Attrition_Rate</w:t>
+      </w:r>
+      <w:proofErr w:type="spellEnd"/>
+      <w:r>
+        <w:t xml:space="preserve"> DESC;</w:t>
+      </w:r>
+    </w:p>
+    <w:p>
+      <w:pPr>
+        <w:rPr>
+          <w:b/>
+          <w:bCs/>
+        </w:rPr>
+      </w:pPr>
+      <w:r>
+        <w:rPr>
+          <w:b/>
+          <w:bCs/>
+        </w:rPr>
+        <w:t>Query Structure</w:t>
+      </w:r>
+    </w:p>
+    <w:p>
+      <w:proofErr w:type="spellStart"/>
+      <w:r>
+        <w:t>clean_employees</w:t>
+      </w:r>
+      <w:proofErr w:type="spellEnd"/>
+    </w:p>
+    <w:p>
+      <w:r>
+        <w:t xml:space="preserve">      ↓</w:t>
+      </w:r>
+    </w:p>
+    <w:p>
+      <w:r>
+        <w:t xml:space="preserve">CTE: </w:t>
+      </w:r>
+      <w:proofErr w:type="spellStart"/>
+      <w:r>
+        <w:t>department_stats</w:t>
+      </w:r>
+      <w:proofErr w:type="spellEnd"/>
+    </w:p>
+    <w:p>
+      <w:r>
+        <w:t xml:space="preserve">      ↓</w:t>
+      </w:r>
+    </w:p>
+    <w:p>
+      <w:r>
+        <w:t>Final SELECT</w:t>
+      </w:r>
+    </w:p>
+    <w:p>
+      <w:r>
+        <w:t xml:space="preserve">      ↓</w:t>
+      </w:r>
+    </w:p>
+    <w:p>
+      <w:r>
+        <w:t>Department Attrition Analysis</w:t>
+      </w:r>
+    </w:p>
+    <w:p>
+      <w:r>
+        <w:t>The CTE separates the employee aggregation logic from the final calculation.</w:t>
+      </w:r>
+    </w:p>
+    <w:p>
+      <w:r>
+        <w:pict w14:anchorId="53B4D132">
+          <v:rect id="_x0000_i1377" style="width:0;height:1.5pt" o:hralign="center" o:hrstd="t" o:hr="t" fillcolor="#a0a0a0" stroked="f"/>
+        </w:pict>
+      </w:r>
+    </w:p>
+    <w:p>
+      <w:pPr>
+        <w:rPr>
+          <w:b/>
+          <w:bCs/>
+        </w:rPr>
+      </w:pPr>
+      <w:r>
+        <w:rPr>
+          <w:b/>
+          <w:bCs/>
+        </w:rPr>
+        <w:t>7.12 Window Function</w:t>
+      </w:r>
+    </w:p>
+    <w:p>
+      <w:r>
+        <w:t>Window functions allow calculations across related rows without collapsing them into a single grouped row.</w:t>
+      </w:r>
+    </w:p>
+    <w:p>
+      <w:r>
+        <w:t>A window function was used to rank employees according to their monthly income within each department.</w:t>
+      </w:r>
+    </w:p>
+    <w:p>
+      <w:pPr>
+        <w:rPr>
+          <w:b/>
+          <w:bCs/>
+        </w:rPr>
+      </w:pPr>
+      <w:r>
+        <w:rPr>
+          <w:b/>
+          <w:bCs/>
+        </w:rPr>
+        <w:t>SQL Query</w:t>
+      </w:r>
+    </w:p>
+    <w:p>
+      <w:r>
+        <w:t>SELECT</w:t>
+      </w:r>
+    </w:p>
+    <w:p>
+      <w:r>
+        <w:t xml:space="preserve">    </w:t>
+      </w:r>
+      <w:proofErr w:type="spellStart"/>
+      <w:r>
+        <w:t>Employee_ID</w:t>
+      </w:r>
+      <w:proofErr w:type="spellEnd"/>
+      <w:r>
+        <w:t>,</w:t>
+      </w:r>
+    </w:p>
+    <w:p>
+      <w:r>
+        <w:t xml:space="preserve">    Department,</w:t>
+      </w:r>
+    </w:p>
+    <w:p>
+      <w:r>
+        <w:t xml:space="preserve">    </w:t>
+      </w:r>
+      <w:proofErr w:type="spellStart"/>
+      <w:r>
+        <w:t>Job_Role</w:t>
+      </w:r>
+      <w:proofErr w:type="spellEnd"/>
+      <w:r>
+        <w:t>,</w:t>
+      </w:r>
+    </w:p>
+    <w:p>
+      <w:r>
+        <w:t xml:space="preserve">    </w:t>
+      </w:r>
+      <w:proofErr w:type="spellStart"/>
+      <w:r>
+        <w:t>Monthly_Income</w:t>
+      </w:r>
+      <w:proofErr w:type="spellEnd"/>
+      <w:r>
+        <w:t>,</w:t>
+      </w:r>
+    </w:p>
+    <w:p>
+      <w:r>
+        <w:t xml:space="preserve">    </w:t>
+      </w:r>
+      <w:proofErr w:type="gramStart"/>
+      <w:r>
+        <w:t>RANK(</w:t>
+      </w:r>
+      <w:proofErr w:type="gramEnd"/>
+      <w:r>
+        <w:t>) OVER (</w:t>
+      </w:r>
+    </w:p>
+    <w:p>
+      <w:r>
+        <w:t xml:space="preserve">        PARTITION BY Department</w:t>
+      </w:r>
+    </w:p>
+    <w:p>
+      <w:r>
+        <w:t xml:space="preserve">        ORDER BY </w:t>
+      </w:r>
+      <w:proofErr w:type="spellStart"/>
+      <w:r>
+        <w:t>Monthly_Income</w:t>
+      </w:r>
+      <w:proofErr w:type="spellEnd"/>
+      <w:r>
+        <w:t xml:space="preserve"> DESC</w:t>
+      </w:r>
+    </w:p>
+    <w:p>
+      <w:r>
+        <w:t xml:space="preserve">    ) AS </w:t>
+      </w:r>
+      <w:proofErr w:type="spellStart"/>
+      <w:r>
+        <w:t>Salary_Rank</w:t>
+      </w:r>
+      <w:proofErr w:type="spellEnd"/>
+    </w:p>
+    <w:p>
+      <w:r>
+        <w:lastRenderedPageBreak/>
+        <w:t xml:space="preserve">FROM </w:t>
+      </w:r>
+      <w:proofErr w:type="spellStart"/>
+      <w:r>
+        <w:t>clean_employees</w:t>
+      </w:r>
+      <w:proofErr w:type="spellEnd"/>
+      <w:r>
+        <w:t>;</w:t>
+      </w:r>
+    </w:p>
+    <w:p>
+      <w:pPr>
+        <w:rPr>
+          <w:b/>
+          <w:bCs/>
+        </w:rPr>
+      </w:pPr>
+      <w:r>
+        <w:rPr>
+          <w:b/>
+          <w:bCs/>
+        </w:rPr>
+        <w:t>Explanation</w:t>
+      </w:r>
+    </w:p>
+    <w:p>
+      <w:r>
+        <w:t>PARTITION BY Department</w:t>
+      </w:r>
+    </w:p>
+    <w:p>
+      <w:r>
+        <w:t>creates a separate ranking group for each department.</w:t>
+      </w:r>
+    </w:p>
+    <w:p>
+      <w:r>
+        <w:t xml:space="preserve">ORDER BY </w:t>
+      </w:r>
+      <w:proofErr w:type="spellStart"/>
+      <w:r>
+        <w:t>Monthly_Income</w:t>
+      </w:r>
+      <w:proofErr w:type="spellEnd"/>
+      <w:r>
+        <w:t xml:space="preserve"> DESC</w:t>
+      </w:r>
+    </w:p>
+    <w:p>
+      <w:r>
+        <w:t>sorts employees from highest to lowest monthly income.</w:t>
+      </w:r>
+    </w:p>
+    <w:p>
+      <w:proofErr w:type="gramStart"/>
+      <w:r>
+        <w:t>RANK(</w:t>
+      </w:r>
+      <w:proofErr w:type="gramEnd"/>
+      <w:r>
+        <w:t>)</w:t>
+      </w:r>
+    </w:p>
+    <w:p>
+      <w:r>
+        <w:t>assigns a salary rank.</w:t>
+      </w:r>
+    </w:p>
+    <w:p>
+      <w:r>
+        <w:t>Example:</w:t>
+      </w:r>
+    </w:p>
+    <w:p>
+      <w:r>
+        <w:t>Rank 1 → Highest salary</w:t>
+      </w:r>
+    </w:p>
+    <w:p>
+      <w:r>
+        <w:t>Rank 2 → Second highest salary</w:t>
+      </w:r>
+    </w:p>
+    <w:p>
+      <w:r>
+        <w:t>Rank 3 → Third highest salary</w:t>
+      </w:r>
+    </w:p>
+    <w:p>
+      <w:r>
+        <w:pict w14:anchorId="5ACA4022">
+          <v:rect id="_x0000_i1378" style="width:0;height:1.5pt" o:hralign="center" o:hrstd="t" o:hr="t" fillcolor="#a0a0a0" stroked="f"/>
+        </w:pict>
+      </w:r>
+    </w:p>
+    <w:p>
+      <w:pPr>
+        <w:rPr>
+          <w:b/>
+          <w:bCs/>
+        </w:rPr>
+      </w:pPr>
+      <w:r>
+        <w:rPr>
+          <w:b/>
+          <w:bCs/>
+        </w:rPr>
+        <w:t>7.13 Top 3 Highest-Paid Employees by Department</w:t>
+      </w:r>
+    </w:p>
+    <w:p>
+      <w:r>
+        <w:t>The window function was combined with a CTE to identify the top three highest-paid employees in each department.</w:t>
+      </w:r>
+    </w:p>
+    <w:p>
+      <w:pPr>
+        <w:rPr>
+          <w:b/>
+          <w:bCs/>
+        </w:rPr>
+      </w:pPr>
+      <w:r>
+        <w:rPr>
+          <w:b/>
+          <w:bCs/>
+        </w:rPr>
+        <w:t>SQL Query</w:t>
+      </w:r>
+    </w:p>
+    <w:p>
+      <w:r>
+        <w:t xml:space="preserve">WITH </w:t>
+      </w:r>
+      <w:proofErr w:type="spellStart"/>
+      <w:r>
+        <w:t>ranked_employees</w:t>
+      </w:r>
+      <w:proofErr w:type="spellEnd"/>
+      <w:r>
+        <w:t xml:space="preserve"> AS (</w:t>
+      </w:r>
+    </w:p>
+    <w:p>
+      <w:r>
+        <w:t xml:space="preserve">    SELECT</w:t>
+      </w:r>
+    </w:p>
+    <w:p>
+      <w:r>
+        <w:t xml:space="preserve">        </w:t>
+      </w:r>
+      <w:proofErr w:type="spellStart"/>
+      <w:r>
+        <w:t>Employee_ID</w:t>
+      </w:r>
+      <w:proofErr w:type="spellEnd"/>
+      <w:r>
+        <w:t>,</w:t>
+      </w:r>
+    </w:p>
+    <w:p>
+      <w:r>
+        <w:t xml:space="preserve">        Department,</w:t>
+      </w:r>
+    </w:p>
+    <w:p>
+      <w:r>
+        <w:t xml:space="preserve">        </w:t>
+      </w:r>
+      <w:proofErr w:type="spellStart"/>
+      <w:r>
+        <w:t>Job_Role</w:t>
+      </w:r>
+      <w:proofErr w:type="spellEnd"/>
+      <w:r>
+        <w:t>,</w:t>
+      </w:r>
+    </w:p>
+    <w:p>
+      <w:r>
+        <w:t xml:space="preserve">        </w:t>
+      </w:r>
+      <w:proofErr w:type="spellStart"/>
+      <w:r>
+        <w:t>Monthly_Income</w:t>
+      </w:r>
+      <w:proofErr w:type="spellEnd"/>
+      <w:r>
+        <w:t>,</w:t>
+      </w:r>
+    </w:p>
+    <w:p>
+      <w:r>
+        <w:t xml:space="preserve">        </w:t>
+      </w:r>
+      <w:proofErr w:type="gramStart"/>
+      <w:r>
+        <w:t>RANK(</w:t>
+      </w:r>
+      <w:proofErr w:type="gramEnd"/>
+      <w:r>
+        <w:t>) OVER (</w:t>
+      </w:r>
+    </w:p>
+    <w:p>
+      <w:r>
+        <w:t xml:space="preserve">            PARTITION BY Department</w:t>
+      </w:r>
+    </w:p>
+    <w:p>
+      <w:r>
+        <w:t xml:space="preserve">            ORDER BY </w:t>
+      </w:r>
+      <w:proofErr w:type="spellStart"/>
+      <w:r>
+        <w:t>Monthly_Income</w:t>
+      </w:r>
+      <w:proofErr w:type="spellEnd"/>
+      <w:r>
+        <w:t xml:space="preserve"> DESC</w:t>
+      </w:r>
+    </w:p>
+    <w:p>
+      <w:r>
+        <w:t xml:space="preserve">        ) AS </w:t>
+      </w:r>
+      <w:proofErr w:type="spellStart"/>
+      <w:r>
+        <w:t>Salary_Rank</w:t>
+      </w:r>
+      <w:proofErr w:type="spellEnd"/>
+    </w:p>
+    <w:p>
+      <w:r>
+        <w:t xml:space="preserve">    FROM </w:t>
+      </w:r>
+      <w:proofErr w:type="spellStart"/>
+      <w:r>
+        <w:t>clean_employees</w:t>
+      </w:r>
+      <w:proofErr w:type="spellEnd"/>
+    </w:p>
+    <w:p>
+      <w:r>
+        <w:lastRenderedPageBreak/>
+        <w:t>)</w:t>
+      </w:r>
+    </w:p>
+    <w:p/>
+    <w:p>
+      <w:r>
+        <w:t>SELECT *</w:t>
+      </w:r>
+    </w:p>
+    <w:p>
+      <w:r>
+        <w:t xml:space="preserve">FROM </w:t>
+      </w:r>
+      <w:proofErr w:type="spellStart"/>
+      <w:r>
+        <w:t>ranked_employees</w:t>
+      </w:r>
+      <w:proofErr w:type="spellEnd"/>
+    </w:p>
+    <w:p>
+      <w:r>
+        <w:t xml:space="preserve">WHERE </w:t>
+      </w:r>
+      <w:proofErr w:type="spellStart"/>
+      <w:r>
+        <w:t>Salary_Rank</w:t>
+      </w:r>
+      <w:proofErr w:type="spellEnd"/>
+      <w:r>
+        <w:t xml:space="preserve"> &lt;= 3;</w:t>
+      </w:r>
+    </w:p>
+    <w:p>
+      <w:pPr>
+        <w:rPr>
+          <w:b/>
+          <w:bCs/>
+        </w:rPr>
+      </w:pPr>
+      <w:r>
+        <w:rPr>
+          <w:b/>
+          <w:bCs/>
+        </w:rPr>
+        <w:t>Business Purpose</w:t>
+      </w:r>
+    </w:p>
+    <w:p>
+      <w:r>
+        <w:t>This analysis demonstrates how window functions can be used for ranking and segmentation.</w:t>
+      </w:r>
+    </w:p>
+    <w:p>
+      <w:r>
+        <w:t>It can help identify the highest-paid employees within each department.</w:t>
+      </w:r>
+    </w:p>
+    <w:p>
+      <w:r>
+        <w:pict w14:anchorId="1C0B3172">
+          <v:rect id="_x0000_i1379" style="width:0;height:1.5pt" o:hralign="center" o:hrstd="t" o:hr="t" fillcolor="#a0a0a0" stroked="f"/>
+        </w:pict>
+      </w:r>
+    </w:p>
+    <w:p>
+      <w:pPr>
+        <w:rPr>
+          <w:b/>
+          <w:bCs/>
+        </w:rPr>
+      </w:pPr>
+      <w:r>
+        <w:rPr>
+          <w:b/>
+          <w:bCs/>
+        </w:rPr>
+        <w:t>7.14 SQL Views</w:t>
+      </w:r>
+    </w:p>
+    <w:p>
+      <w:r>
+        <w:t>SQL Views were created to store frequently used analytical queries as reusable database objects.</w:t>
+      </w:r>
+    </w:p>
+    <w:p>
+      <w:r>
+        <w:t>A View can be treated like a virtual table when querying the database.</w:t>
+      </w:r>
+    </w:p>
+    <w:p>
+      <w:r>
+        <w:t>The major advantage is that complex analysis does not need to be rewritten every time.</w:t>
+      </w:r>
+    </w:p>
+    <w:p>
+      <w:r>
+        <w:t>The following Views were created:</w:t>
+      </w:r>
+    </w:p>
+    <w:p>
+      <w:proofErr w:type="spellStart"/>
+      <w:r>
+        <w:t>vw_hr_summary</w:t>
+      </w:r>
+      <w:proofErr w:type="spellEnd"/>
+    </w:p>
+    <w:p>
+      <w:proofErr w:type="spellStart"/>
+      <w:r>
+        <w:t>vw_department_attrition</w:t>
+      </w:r>
+      <w:proofErr w:type="spellEnd"/>
+    </w:p>
+    <w:p>
+      <w:proofErr w:type="spellStart"/>
+      <w:r>
+        <w:t>vw_jobrole_attrition</w:t>
+      </w:r>
+      <w:proofErr w:type="spellEnd"/>
+    </w:p>
+    <w:p>
+      <w:proofErr w:type="spellStart"/>
+      <w:r>
+        <w:t>vw_overtime_attrition</w:t>
+      </w:r>
+      <w:proofErr w:type="spellEnd"/>
+    </w:p>
+    <w:p>
+      <w:r>
+        <w:pict w14:anchorId="747494C3">
+          <v:rect id="_x0000_i1380" style="width:0;height:1.5pt" o:hralign="center" o:hrstd="t" o:hr="t" fillcolor="#a0a0a0" stroked="f"/>
+        </w:pict>
+      </w:r>
+    </w:p>
+    <w:p>
+      <w:pPr>
+        <w:rPr>
+          <w:b/>
+          <w:bCs/>
+        </w:rPr>
+      </w:pPr>
+      <w:r>
+        <w:rPr>
+          <w:b/>
+          <w:bCs/>
+        </w:rPr>
+        <w:t>7.15 Department Attrition View</w:t>
+      </w:r>
+    </w:p>
+    <w:p>
+      <w:pPr>
+        <w:rPr>
+          <w:b/>
+          <w:bCs/>
+        </w:rPr>
+      </w:pPr>
+      <w:r>
+        <w:rPr>
+          <w:b/>
+          <w:bCs/>
+        </w:rPr>
+        <w:t>SQL Query</w:t>
+      </w:r>
+    </w:p>
+    <w:p>
+      <w:r>
+        <w:t xml:space="preserve">CREATE OR REPLACE VIEW </w:t>
+      </w:r>
+      <w:proofErr w:type="spellStart"/>
+      <w:r>
+        <w:t>vw_department_attrition</w:t>
+      </w:r>
+      <w:proofErr w:type="spellEnd"/>
+      <w:r>
+        <w:t xml:space="preserve"> AS</w:t>
+      </w:r>
+    </w:p>
+    <w:p>
+      <w:r>
+        <w:t>SELECT</w:t>
+      </w:r>
+    </w:p>
+    <w:p>
+      <w:r>
+        <w:t xml:space="preserve">    Department,</w:t>
+      </w:r>
+    </w:p>
+    <w:p>
+      <w:r>
+        <w:t xml:space="preserve">    </w:t>
+      </w:r>
+      <w:proofErr w:type="gramStart"/>
+      <w:r>
+        <w:t>COUNT(</w:t>
+      </w:r>
+      <w:proofErr w:type="gramEnd"/>
+      <w:r>
+        <w:t xml:space="preserve">*) AS </w:t>
+      </w:r>
+      <w:proofErr w:type="spellStart"/>
+      <w:r>
+        <w:t>Total_Employees</w:t>
+      </w:r>
+      <w:proofErr w:type="spellEnd"/>
+      <w:r>
+        <w:t>,</w:t>
+      </w:r>
+    </w:p>
+    <w:p>
+      <w:r>
+        <w:t xml:space="preserve">    </w:t>
+      </w:r>
+      <w:proofErr w:type="gramStart"/>
+      <w:r>
+        <w:t>SUM(</w:t>
+      </w:r>
+      <w:proofErr w:type="gramEnd"/>
+    </w:p>
+    <w:p>
+      <w:r>
+        <w:t xml:space="preserve">        CASE</w:t>
+      </w:r>
+    </w:p>
+    <w:p>
+      <w:r>
+        <w:lastRenderedPageBreak/>
+        <w:t xml:space="preserve">            WHEN Attrition = 'Yes' THEN 1</w:t>
+      </w:r>
+    </w:p>
+    <w:p>
+      <w:r>
+        <w:t xml:space="preserve">            ELSE 0</w:t>
+      </w:r>
+    </w:p>
+    <w:p>
+      <w:r>
+        <w:t xml:space="preserve">        END</w:t>
+      </w:r>
+    </w:p>
+    <w:p>
+      <w:r>
+        <w:t xml:space="preserve">    ) AS </w:t>
+      </w:r>
+      <w:proofErr w:type="spellStart"/>
+      <w:r>
+        <w:t>Attrition_Count</w:t>
+      </w:r>
+      <w:proofErr w:type="spellEnd"/>
+      <w:r>
+        <w:t>,</w:t>
+      </w:r>
+    </w:p>
+    <w:p>
+      <w:r>
+        <w:t xml:space="preserve">    </w:t>
+      </w:r>
+      <w:proofErr w:type="gramStart"/>
+      <w:r>
+        <w:t>ROUND(</w:t>
+      </w:r>
+      <w:proofErr w:type="gramEnd"/>
+    </w:p>
+    <w:p>
+      <w:r>
+        <w:t xml:space="preserve">        </w:t>
+      </w:r>
+      <w:proofErr w:type="gramStart"/>
+      <w:r>
+        <w:t>SUM(</w:t>
+      </w:r>
+      <w:proofErr w:type="gramEnd"/>
+    </w:p>
+    <w:p>
+      <w:r>
+        <w:t xml:space="preserve">            CASE</w:t>
+      </w:r>
+    </w:p>
+    <w:p>
+      <w:r>
+        <w:t xml:space="preserve">                WHEN Attrition = 'Yes' THEN 1</w:t>
+      </w:r>
+    </w:p>
+    <w:p>
+      <w:r>
+        <w:t xml:space="preserve">                ELSE 0</w:t>
+      </w:r>
+    </w:p>
+    <w:p>
+      <w:r>
+        <w:t xml:space="preserve">            END</w:t>
+      </w:r>
+    </w:p>
+    <w:p>
+      <w:r>
+        <w:t xml:space="preserve">        ) * 100.0 / </w:t>
+      </w:r>
+      <w:proofErr w:type="gramStart"/>
+      <w:r>
+        <w:t>COUNT(</w:t>
+      </w:r>
+      <w:proofErr w:type="gramEnd"/>
+      <w:r>
+        <w:t>*),</w:t>
+      </w:r>
+    </w:p>
+    <w:p>
+      <w:r>
+        <w:t xml:space="preserve">        2</w:t>
+      </w:r>
+    </w:p>
+    <w:p>
+      <w:r>
+        <w:t xml:space="preserve">    ) AS </w:t>
+      </w:r>
+      <w:proofErr w:type="spellStart"/>
+      <w:r>
+        <w:t>Attrition_Rate</w:t>
+      </w:r>
+      <w:proofErr w:type="spellEnd"/>
+    </w:p>
+    <w:p>
+      <w:r>
+        <w:t xml:space="preserve">FROM </w:t>
+      </w:r>
+      <w:proofErr w:type="spellStart"/>
+      <w:r>
+        <w:t>clean_employees</w:t>
+      </w:r>
+      <w:proofErr w:type="spellEnd"/>
+    </w:p>
+    <w:p>
+      <w:r>
+        <w:t>GROUP BY Department;</w:t>
+      </w:r>
+    </w:p>
+    <w:p>
+      <w:r>
+        <w:t>The View can then be queried using:</w:t>
+      </w:r>
+    </w:p>
+    <w:p>
+      <w:r>
+        <w:t>SELECT *</w:t>
+      </w:r>
+    </w:p>
+    <w:p>
+      <w:r>
+        <w:t xml:space="preserve">FROM </w:t>
+      </w:r>
+      <w:proofErr w:type="spellStart"/>
+      <w:r>
+        <w:t>vw_department_attrition</w:t>
+      </w:r>
+      <w:proofErr w:type="spellEnd"/>
+      <w:r>
+        <w:t>;</w:t>
+      </w:r>
+    </w:p>
+    <w:p>
+      <w:r>
+        <w:pict w14:anchorId="377BFF71">
+          <v:rect id="_x0000_i1381" style="width:0;height:1.5pt" o:hralign="center" o:hrstd="t" o:hr="t" fillcolor="#a0a0a0" stroked="f"/>
+        </w:pict>
+      </w:r>
+    </w:p>
+    <w:p>
+      <w:pPr>
+        <w:rPr>
+          <w:b/>
+          <w:bCs/>
+        </w:rPr>
+      </w:pPr>
+      <w:r>
+        <w:rPr>
+          <w:b/>
+          <w:bCs/>
+        </w:rPr>
+        <w:t>7.16 Job Role Attrition View</w:t>
+      </w:r>
+    </w:p>
+    <w:p>
+      <w:pPr>
+        <w:rPr>
+          <w:b/>
+          <w:bCs/>
+        </w:rPr>
+      </w:pPr>
+      <w:r>
+        <w:rPr>
+          <w:b/>
+          <w:bCs/>
+        </w:rPr>
+        <w:t>SQL Query</w:t>
+      </w:r>
+    </w:p>
+    <w:p>
+      <w:r>
+        <w:t xml:space="preserve">CREATE OR REPLACE VIEW </w:t>
+      </w:r>
+      <w:proofErr w:type="spellStart"/>
+      <w:r>
+        <w:t>vw_jobrole_attrition</w:t>
+      </w:r>
+      <w:proofErr w:type="spellEnd"/>
+      <w:r>
+        <w:t xml:space="preserve"> AS</w:t>
+      </w:r>
+    </w:p>
+    <w:p>
+      <w:r>
+        <w:t>SELECT</w:t>
+      </w:r>
+    </w:p>
+    <w:p>
+      <w:r>
+        <w:t xml:space="preserve">    </w:t>
+      </w:r>
+      <w:proofErr w:type="spellStart"/>
+      <w:r>
+        <w:t>Job_Role</w:t>
+      </w:r>
+      <w:proofErr w:type="spellEnd"/>
+      <w:r>
+        <w:t>,</w:t>
+      </w:r>
+    </w:p>
+    <w:p>
+      <w:r>
+        <w:t xml:space="preserve">    </w:t>
+      </w:r>
+      <w:proofErr w:type="gramStart"/>
+      <w:r>
+        <w:t>COUNT(</w:t>
+      </w:r>
+      <w:proofErr w:type="gramEnd"/>
+      <w:r>
+        <w:t xml:space="preserve">*) AS </w:t>
+      </w:r>
+      <w:proofErr w:type="spellStart"/>
+      <w:r>
+        <w:t>Total_Employees</w:t>
+      </w:r>
+      <w:proofErr w:type="spellEnd"/>
+      <w:r>
+        <w:t>,</w:t>
+      </w:r>
+    </w:p>
+    <w:p>
+      <w:r>
+        <w:t xml:space="preserve">    </w:t>
+      </w:r>
+      <w:proofErr w:type="gramStart"/>
+      <w:r>
+        <w:t>SUM(</w:t>
+      </w:r>
+      <w:proofErr w:type="gramEnd"/>
+    </w:p>
+    <w:p>
+      <w:r>
+        <w:t xml:space="preserve">        CASE</w:t>
+      </w:r>
+    </w:p>
+    <w:p>
+      <w:r>
+        <w:t xml:space="preserve">            WHEN Attrition = 'Yes' THEN 1</w:t>
+      </w:r>
+    </w:p>
+    <w:p>
+      <w:r>
+        <w:lastRenderedPageBreak/>
+        <w:t xml:space="preserve">            ELSE 0</w:t>
+      </w:r>
+    </w:p>
+    <w:p>
+      <w:r>
+        <w:t xml:space="preserve">        END</w:t>
+      </w:r>
+    </w:p>
+    <w:p>
+      <w:r>
+        <w:t xml:space="preserve">    ) AS </w:t>
+      </w:r>
+      <w:proofErr w:type="spellStart"/>
+      <w:r>
+        <w:t>Attrition_Count</w:t>
+      </w:r>
+      <w:proofErr w:type="spellEnd"/>
+      <w:r>
+        <w:t>,</w:t>
+      </w:r>
+    </w:p>
+    <w:p>
+      <w:r>
+        <w:t xml:space="preserve">    </w:t>
+      </w:r>
+      <w:proofErr w:type="gramStart"/>
+      <w:r>
+        <w:t>ROUND(</w:t>
+      </w:r>
+      <w:proofErr w:type="gramEnd"/>
+    </w:p>
+    <w:p>
+      <w:r>
+        <w:t xml:space="preserve">        </w:t>
+      </w:r>
+      <w:proofErr w:type="gramStart"/>
+      <w:r>
+        <w:t>SUM(</w:t>
+      </w:r>
+      <w:proofErr w:type="gramEnd"/>
+    </w:p>
+    <w:p>
+      <w:r>
+        <w:t xml:space="preserve">            CASE</w:t>
+      </w:r>
+    </w:p>
+    <w:p>
+      <w:r>
+        <w:t xml:space="preserve">                WHEN Attrition = 'Yes' THEN 1</w:t>
+      </w:r>
+    </w:p>
+    <w:p>
+      <w:r>
+        <w:t xml:space="preserve">                ELSE 0</w:t>
+      </w:r>
+    </w:p>
+    <w:p>
+      <w:r>
+        <w:t xml:space="preserve">            END</w:t>
+      </w:r>
+    </w:p>
+    <w:p>
+      <w:r>
+        <w:t xml:space="preserve">        ) * 100.0 / </w:t>
+      </w:r>
+      <w:proofErr w:type="gramStart"/>
+      <w:r>
+        <w:t>COUNT(</w:t>
+      </w:r>
+      <w:proofErr w:type="gramEnd"/>
+      <w:r>
+        <w:t>*),</w:t>
+      </w:r>
+    </w:p>
+    <w:p>
+      <w:r>
+        <w:t xml:space="preserve">        2</w:t>
+      </w:r>
+    </w:p>
+    <w:p>
+      <w:r>
+        <w:t xml:space="preserve">    ) AS </w:t>
+      </w:r>
+      <w:proofErr w:type="spellStart"/>
+      <w:r>
+        <w:t>Attrition_Rate</w:t>
+      </w:r>
+      <w:proofErr w:type="spellEnd"/>
+    </w:p>
+    <w:p>
+      <w:r>
+        <w:t xml:space="preserve">FROM </w:t>
+      </w:r>
+      <w:proofErr w:type="spellStart"/>
+      <w:r>
+        <w:t>clean_employees</w:t>
+      </w:r>
+      <w:proofErr w:type="spellEnd"/>
+    </w:p>
+    <w:p>
+      <w:r>
+        <w:t xml:space="preserve">GROUP BY </w:t>
+      </w:r>
+      <w:proofErr w:type="spellStart"/>
+      <w:r>
+        <w:t>Job_Role</w:t>
+      </w:r>
+      <w:proofErr w:type="spellEnd"/>
+      <w:r>
+        <w:t>;</w:t>
+      </w:r>
+    </w:p>
+    <w:p>
+      <w:r>
+        <w:t>The View can be verified using:</w:t>
+      </w:r>
+    </w:p>
+    <w:p>
+      <w:r>
+        <w:t>SELECT *</w:t>
+      </w:r>
+    </w:p>
+    <w:p>
+      <w:r>
+        <w:t xml:space="preserve">FROM </w:t>
+      </w:r>
+      <w:proofErr w:type="spellStart"/>
+      <w:r>
+        <w:t>vw_jobrole_attrition</w:t>
+      </w:r>
+      <w:proofErr w:type="spellEnd"/>
+      <w:r>
+        <w:t>;</w:t>
+      </w:r>
+    </w:p>
+    <w:p>
+      <w:r>
+        <w:pict w14:anchorId="2B035C9B">
+          <v:rect id="_x0000_i1382" style="width:0;height:1.5pt" o:hralign="center" o:hrstd="t" o:hr="t" fillcolor="#a0a0a0" stroked="f"/>
+        </w:pict>
+      </w:r>
+    </w:p>
+    <w:p>
+      <w:pPr>
+        <w:rPr>
+          <w:b/>
+          <w:bCs/>
+        </w:rPr>
+      </w:pPr>
+      <w:r>
+        <w:rPr>
+          <w:b/>
+          <w:bCs/>
+        </w:rPr>
+        <w:t>7.17 Overtime Attrition View</w:t>
+      </w:r>
+    </w:p>
+    <w:p>
+      <w:pPr>
+        <w:rPr>
+          <w:b/>
+          <w:bCs/>
+        </w:rPr>
+      </w:pPr>
+      <w:r>
+        <w:rPr>
+          <w:b/>
+          <w:bCs/>
+        </w:rPr>
+        <w:t>SQL Query</w:t>
+      </w:r>
+    </w:p>
+    <w:p>
+      <w:r>
+        <w:t xml:space="preserve">CREATE OR REPLACE VIEW </w:t>
+      </w:r>
+      <w:proofErr w:type="spellStart"/>
+      <w:r>
+        <w:t>vw_overtime_attrition</w:t>
+      </w:r>
+      <w:proofErr w:type="spellEnd"/>
+      <w:r>
+        <w:t xml:space="preserve"> AS</w:t>
+      </w:r>
+    </w:p>
+    <w:p>
+      <w:r>
+        <w:t>SELECT</w:t>
+      </w:r>
+    </w:p>
+    <w:p>
+      <w:r>
+        <w:t xml:space="preserve">    Overtime,</w:t>
+      </w:r>
+    </w:p>
+    <w:p>
+      <w:r>
+        <w:t xml:space="preserve">    </w:t>
+      </w:r>
+      <w:proofErr w:type="gramStart"/>
+      <w:r>
+        <w:t>COUNT(</w:t>
+      </w:r>
+      <w:proofErr w:type="gramEnd"/>
+      <w:r>
+        <w:t xml:space="preserve">*) AS </w:t>
+      </w:r>
+      <w:proofErr w:type="spellStart"/>
+      <w:r>
+        <w:t>Total_Employees</w:t>
+      </w:r>
+      <w:proofErr w:type="spellEnd"/>
+      <w:r>
+        <w:t>,</w:t>
+      </w:r>
+    </w:p>
+    <w:p>
+      <w:r>
+        <w:t xml:space="preserve">    </w:t>
+      </w:r>
+      <w:proofErr w:type="gramStart"/>
+      <w:r>
+        <w:t>SUM(</w:t>
+      </w:r>
+      <w:proofErr w:type="gramEnd"/>
+    </w:p>
+    <w:p>
+      <w:r>
+        <w:t xml:space="preserve">        CASE</w:t>
+      </w:r>
+    </w:p>
+    <w:p>
+      <w:r>
+        <w:t xml:space="preserve">            WHEN Attrition = 'Yes' THEN 1</w:t>
+      </w:r>
+    </w:p>
+    <w:p>
+      <w:r>
+        <w:t xml:space="preserve">            ELSE 0</w:t>
+      </w:r>
+    </w:p>
+    <w:p>
+      <w:r>
+        <w:lastRenderedPageBreak/>
+        <w:t xml:space="preserve">        END</w:t>
+      </w:r>
+    </w:p>
+    <w:p>
+      <w:r>
+        <w:t xml:space="preserve">    ) AS </w:t>
+      </w:r>
+      <w:proofErr w:type="spellStart"/>
+      <w:r>
+        <w:t>Attrition_Count</w:t>
+      </w:r>
+      <w:proofErr w:type="spellEnd"/>
+      <w:r>
+        <w:t>,</w:t>
+      </w:r>
+    </w:p>
+    <w:p>
+      <w:r>
+        <w:t xml:space="preserve">    </w:t>
+      </w:r>
+      <w:proofErr w:type="gramStart"/>
+      <w:r>
+        <w:t>ROUND(</w:t>
+      </w:r>
+      <w:proofErr w:type="gramEnd"/>
+    </w:p>
+    <w:p>
+      <w:r>
+        <w:t xml:space="preserve">        </w:t>
+      </w:r>
+      <w:proofErr w:type="gramStart"/>
+      <w:r>
+        <w:t>SUM(</w:t>
+      </w:r>
+      <w:proofErr w:type="gramEnd"/>
+    </w:p>
+    <w:p>
+      <w:r>
+        <w:t xml:space="preserve">            CASE</w:t>
+      </w:r>
+    </w:p>
+    <w:p>
+      <w:r>
+        <w:t xml:space="preserve">                WHEN Attrition = 'Yes' THEN 1</w:t>
+      </w:r>
+    </w:p>
+    <w:p>
+      <w:r>
+        <w:t xml:space="preserve">                ELSE 0</w:t>
+      </w:r>
+    </w:p>
+    <w:p>
+      <w:r>
+        <w:t xml:space="preserve">            END</w:t>
+      </w:r>
+    </w:p>
+    <w:p>
+      <w:r>
+        <w:t xml:space="preserve">        ) * 100.0 / </w:t>
+      </w:r>
+      <w:proofErr w:type="gramStart"/>
+      <w:r>
+        <w:t>COUNT(</w:t>
+      </w:r>
+      <w:proofErr w:type="gramEnd"/>
+      <w:r>
+        <w:t>*),</w:t>
+      </w:r>
+    </w:p>
+    <w:p>
+      <w:r>
+        <w:t xml:space="preserve">        2</w:t>
+      </w:r>
+    </w:p>
+    <w:p>
+      <w:r>
+        <w:t xml:space="preserve">    ) AS </w:t>
+      </w:r>
+      <w:proofErr w:type="spellStart"/>
+      <w:r>
+        <w:t>Attrition_Rate</w:t>
+      </w:r>
+      <w:proofErr w:type="spellEnd"/>
+    </w:p>
+    <w:p>
+      <w:r>
+        <w:t xml:space="preserve">FROM </w:t>
+      </w:r>
+      <w:proofErr w:type="spellStart"/>
+      <w:r>
+        <w:t>clean_employees</w:t>
+      </w:r>
+      <w:proofErr w:type="spellEnd"/>
+    </w:p>
+    <w:p>
+      <w:r>
+        <w:t>GROUP BY Overtime;</w:t>
+      </w:r>
+    </w:p>
+    <w:p>
+      <w:r>
+        <w:t>The View can be checked using:</w:t>
+      </w:r>
+    </w:p>
+    <w:p>
+      <w:r>
+        <w:t>SELECT *</w:t>
+      </w:r>
+    </w:p>
+    <w:p>
+      <w:r>
+        <w:t xml:space="preserve">FROM </w:t>
+      </w:r>
+      <w:proofErr w:type="spellStart"/>
+      <w:r>
+        <w:t>vw_overtime_attrition</w:t>
+      </w:r>
+      <w:proofErr w:type="spellEnd"/>
+      <w:r>
+        <w:t>;</w:t>
+      </w:r>
+    </w:p>
+    <w:p>
+      <w:r>
+        <w:pict w14:anchorId="3B0475E2">
+          <v:rect id="_x0000_i1383" style="width:0;height:1.5pt" o:hralign="center" o:hrstd="t" o:hr="t" fillcolor="#a0a0a0" stroked="f"/>
+        </w:pict>
+      </w:r>
+    </w:p>
+    <w:p>
+      <w:pPr>
+        <w:rPr>
+          <w:b/>
+          <w:bCs/>
+        </w:rPr>
+      </w:pPr>
+      <w:r>
+        <w:rPr>
+          <w:b/>
+          <w:bCs/>
+        </w:rPr>
+        <w:t>7.18 Overall HR Summary View</w:t>
+      </w:r>
+    </w:p>
+    <w:p>
+      <w:r>
+        <w:t>An overall HR summary View was created to provide important high-level KPIs.</w:t>
+      </w:r>
+    </w:p>
+    <w:p>
+      <w:pPr>
+        <w:rPr>
+          <w:b/>
+          <w:bCs/>
+        </w:rPr>
+      </w:pPr>
+      <w:r>
+        <w:rPr>
+          <w:b/>
+          <w:bCs/>
+        </w:rPr>
+        <w:t>SQL Query</w:t>
+      </w:r>
+    </w:p>
+    <w:p>
+      <w:r>
+        <w:t xml:space="preserve">CREATE OR REPLACE VIEW </w:t>
+      </w:r>
+      <w:proofErr w:type="spellStart"/>
+      <w:r>
+        <w:t>vw_hr_summary</w:t>
+      </w:r>
+      <w:proofErr w:type="spellEnd"/>
+      <w:r>
+        <w:t xml:space="preserve"> AS</w:t>
+      </w:r>
+    </w:p>
+    <w:p>
+      <w:r>
+        <w:t>SELECT</w:t>
+      </w:r>
+    </w:p>
+    <w:p>
+      <w:r>
+        <w:t xml:space="preserve">    </w:t>
+      </w:r>
+      <w:proofErr w:type="gramStart"/>
+      <w:r>
+        <w:t>COUNT(</w:t>
+      </w:r>
+      <w:proofErr w:type="gramEnd"/>
+      <w:r>
+        <w:t xml:space="preserve">*) AS </w:t>
+      </w:r>
+      <w:proofErr w:type="spellStart"/>
+      <w:r>
+        <w:t>Total_Employees</w:t>
+      </w:r>
+      <w:proofErr w:type="spellEnd"/>
+      <w:r>
+        <w:t>,</w:t>
+      </w:r>
+    </w:p>
+    <w:p/>
+    <w:p>
+      <w:r>
+        <w:t xml:space="preserve">    </w:t>
+      </w:r>
+      <w:proofErr w:type="gramStart"/>
+      <w:r>
+        <w:t>SUM(</w:t>
+      </w:r>
+      <w:proofErr w:type="gramEnd"/>
+    </w:p>
+    <w:p>
+      <w:r>
+        <w:t xml:space="preserve">        CASE</w:t>
+      </w:r>
+    </w:p>
+    <w:p>
+      <w:r>
+        <w:t xml:space="preserve">            WHEN Attrition = 'Yes' THEN 1</w:t>
+      </w:r>
+    </w:p>
+    <w:p>
+      <w:r>
+        <w:t xml:space="preserve">            ELSE 0</w:t>
+      </w:r>
+    </w:p>
+    <w:p>
+      <w:r>
+        <w:lastRenderedPageBreak/>
+        <w:t xml:space="preserve">        END</w:t>
+      </w:r>
+    </w:p>
+    <w:p>
+      <w:r>
+        <w:t xml:space="preserve">    ) AS </w:t>
+      </w:r>
+      <w:proofErr w:type="spellStart"/>
+      <w:r>
+        <w:t>Total_Attrition</w:t>
+      </w:r>
+      <w:proofErr w:type="spellEnd"/>
+      <w:r>
+        <w:t>,</w:t>
+      </w:r>
+    </w:p>
+    <w:p/>
+    <w:p>
+      <w:r>
+        <w:t xml:space="preserve">    </w:t>
+      </w:r>
+      <w:proofErr w:type="gramStart"/>
+      <w:r>
+        <w:t>ROUND(</w:t>
+      </w:r>
+      <w:proofErr w:type="gramEnd"/>
+    </w:p>
+    <w:p>
+      <w:r>
+        <w:t xml:space="preserve">        </w:t>
+      </w:r>
+      <w:proofErr w:type="gramStart"/>
+      <w:r>
+        <w:t>SUM(</w:t>
+      </w:r>
+      <w:proofErr w:type="gramEnd"/>
+    </w:p>
+    <w:p>
+      <w:r>
+        <w:t xml:space="preserve">            CASE</w:t>
+      </w:r>
+    </w:p>
+    <w:p>
+      <w:r>
+        <w:t xml:space="preserve">                WHEN Attrition = 'Yes' THEN 1</w:t>
+      </w:r>
+    </w:p>
+    <w:p>
+      <w:r>
+        <w:t xml:space="preserve">                ELSE 0</w:t>
+      </w:r>
+    </w:p>
+    <w:p>
+      <w:r>
+        <w:t xml:space="preserve">            END</w:t>
+      </w:r>
+    </w:p>
+    <w:p>
+      <w:r>
+        <w:t xml:space="preserve">        ) * 100.0 / </w:t>
+      </w:r>
+      <w:proofErr w:type="gramStart"/>
+      <w:r>
+        <w:t>COUNT(</w:t>
+      </w:r>
+      <w:proofErr w:type="gramEnd"/>
+      <w:r>
+        <w:t>*),</w:t>
+      </w:r>
+    </w:p>
+    <w:p>
+      <w:r>
+        <w:t xml:space="preserve">        2</w:t>
+      </w:r>
+    </w:p>
+    <w:p>
+      <w:r>
+        <w:t xml:space="preserve">    ) AS </w:t>
+      </w:r>
+      <w:proofErr w:type="spellStart"/>
+      <w:r>
+        <w:t>Attrition_Rate</w:t>
+      </w:r>
+      <w:proofErr w:type="spellEnd"/>
+      <w:r>
+        <w:t>,</w:t>
+      </w:r>
+    </w:p>
+    <w:p/>
+    <w:p>
+      <w:r>
+        <w:t xml:space="preserve">    ROUND(AVG(Age), 2) AS </w:t>
+      </w:r>
+      <w:proofErr w:type="spellStart"/>
+      <w:r>
+        <w:t>Average_Age</w:t>
+      </w:r>
+      <w:proofErr w:type="spellEnd"/>
+      <w:r>
+        <w:t>,</w:t>
+      </w:r>
+    </w:p>
+    <w:p/>
+    <w:p>
+      <w:r>
+        <w:t xml:space="preserve">    ROUND(AVG(</w:t>
+      </w:r>
+      <w:proofErr w:type="spellStart"/>
+      <w:r>
+        <w:t>Monthly_Income</w:t>
+      </w:r>
+      <w:proofErr w:type="spellEnd"/>
+      <w:r>
+        <w:t xml:space="preserve">), 2) AS </w:t>
+      </w:r>
+      <w:proofErr w:type="spellStart"/>
+      <w:r>
+        <w:t>Average_Monthly_Income</w:t>
+      </w:r>
+      <w:proofErr w:type="spellEnd"/>
+      <w:r>
+        <w:t>,</w:t>
+      </w:r>
+    </w:p>
+    <w:p/>
+    <w:p>
+      <w:r>
+        <w:t xml:space="preserve">    ROUND(AVG(</w:t>
+      </w:r>
+      <w:proofErr w:type="spellStart"/>
+      <w:r>
+        <w:t>Years_At_Company</w:t>
+      </w:r>
+      <w:proofErr w:type="spellEnd"/>
+      <w:r>
+        <w:t xml:space="preserve">), 2) AS </w:t>
+      </w:r>
+      <w:proofErr w:type="spellStart"/>
+      <w:r>
+        <w:t>Average_Years_At_Company</w:t>
+      </w:r>
+      <w:proofErr w:type="spellEnd"/>
+    </w:p>
+    <w:p/>
+    <w:p>
+      <w:r>
+        <w:t xml:space="preserve">FROM </w:t>
+      </w:r>
+      <w:proofErr w:type="spellStart"/>
+      <w:r>
+        <w:t>clean_employees</w:t>
+      </w:r>
+      <w:proofErr w:type="spellEnd"/>
+      <w:r>
+        <w:t>;</w:t>
+      </w:r>
+    </w:p>
+    <w:p>
+      <w:r>
+        <w:t>The View can be verified using:</w:t>
+      </w:r>
+    </w:p>
+    <w:p>
+      <w:r>
+        <w:t>SELECT *</w:t>
+      </w:r>
+    </w:p>
+    <w:p>
+      <w:r>
+        <w:t xml:space="preserve">FROM </w:t>
+      </w:r>
+      <w:proofErr w:type="spellStart"/>
+      <w:r>
+        <w:t>vw_hr_summary</w:t>
+      </w:r>
+      <w:proofErr w:type="spellEnd"/>
+      <w:r>
+        <w:t>;</w:t>
+      </w:r>
+    </w:p>
+    <w:p>
+      <w:r>
+        <w:pict w14:anchorId="352B3532">
+          <v:rect id="_x0000_i1384" style="width:0;height:1.5pt" o:hralign="center" o:hrstd="t" o:hr="t" fillcolor="#a0a0a0" stroked="f"/>
+        </w:pict>
+      </w:r>
+    </w:p>
+    <w:p>
+      <w:pPr>
+        <w:rPr>
+          <w:b/>
+          <w:bCs/>
+        </w:rPr>
+      </w:pPr>
+      <w:r>
+        <w:rPr>
+          <w:b/>
+          <w:bCs/>
+        </w:rPr>
+        <w:t>7.19 SQL Views Created</w:t>
+      </w:r>
+    </w:p>
+    <w:p>
+      <w:r>
+        <w:t>After Day 7, the database contains the following analytical Views:</w:t>
+      </w:r>
+    </w:p>
+    <w:p>
+      <w:proofErr w:type="spellStart"/>
+      <w:r>
+        <w:t>hr_analytics</w:t>
+      </w:r>
+      <w:proofErr w:type="spellEnd"/>
+    </w:p>
+    <w:p>
+      <w:r>
+        <w:t>│</w:t>
+      </w:r>
+    </w:p>
+    <w:p>
+      <w:r>
+        <w:rPr>
+          <w:rFonts w:ascii="MS Gothic" w:eastAsia="MS Gothic" w:hAnsi="MS Gothic" w:cs="MS Gothic" w:hint="eastAsia"/>
+        </w:rPr>
+        <w:lastRenderedPageBreak/>
+        <w:t>├</w:t>
+      </w:r>
+      <w:r>
+        <w:rPr>
+          <w:rFonts w:ascii="Calibri" w:hAnsi="Calibri" w:cs="Calibri"/>
+        </w:rPr>
+        <w:t>──</w:t>
+      </w:r>
+      <w:r>
+        <w:t xml:space="preserve"> </w:t>
+      </w:r>
+      <w:proofErr w:type="spellStart"/>
+      <w:r>
+        <w:t>clean_employees</w:t>
+      </w:r>
+      <w:proofErr w:type="spellEnd"/>
+    </w:p>
+    <w:p>
+      <w:r>
+        <w:t>│</w:t>
+      </w:r>
+    </w:p>
+    <w:p>
+      <w:r>
+        <w:t>└── Views</w:t>
+      </w:r>
+    </w:p>
+    <w:p>
+      <w:r>
+        <w:t xml:space="preserve">    </w:t>
+      </w:r>
+      <w:r>
+        <w:rPr>
+          <w:rFonts w:ascii="MS Gothic" w:eastAsia="MS Gothic" w:hAnsi="MS Gothic" w:cs="MS Gothic" w:hint="eastAsia"/>
+        </w:rPr>
+        <w:t>├</w:t>
+      </w:r>
+      <w:r>
+        <w:rPr>
+          <w:rFonts w:ascii="Calibri" w:hAnsi="Calibri" w:cs="Calibri"/>
+        </w:rPr>
+        <w:t>──</w:t>
+      </w:r>
+      <w:r>
+        <w:t xml:space="preserve"> </w:t>
+      </w:r>
+      <w:proofErr w:type="spellStart"/>
+      <w:r>
+        <w:t>vw_hr_summary</w:t>
+      </w:r>
+      <w:proofErr w:type="spellEnd"/>
+    </w:p>
+    <w:p>
+      <w:r>
+        <w:t xml:space="preserve">    </w:t>
+      </w:r>
+      <w:r>
+        <w:rPr>
+          <w:rFonts w:ascii="MS Gothic" w:eastAsia="MS Gothic" w:hAnsi="MS Gothic" w:cs="MS Gothic" w:hint="eastAsia"/>
+        </w:rPr>
+        <w:t>├</w:t>
+      </w:r>
+      <w:r>
+        <w:rPr>
+          <w:rFonts w:ascii="Calibri" w:hAnsi="Calibri" w:cs="Calibri"/>
+        </w:rPr>
+        <w:t>──</w:t>
+      </w:r>
+      <w:r>
+        <w:t xml:space="preserve"> </w:t>
+      </w:r>
+      <w:proofErr w:type="spellStart"/>
+      <w:r>
+        <w:t>vw_department_attrition</w:t>
+      </w:r>
+      <w:proofErr w:type="spellEnd"/>
+    </w:p>
+    <w:p>
+      <w:r>
+        <w:t xml:space="preserve">    </w:t>
+      </w:r>
+      <w:r>
+        <w:rPr>
+          <w:rFonts w:ascii="MS Gothic" w:eastAsia="MS Gothic" w:hAnsi="MS Gothic" w:cs="MS Gothic" w:hint="eastAsia"/>
+        </w:rPr>
+        <w:t>├</w:t>
+      </w:r>
+      <w:r>
+        <w:rPr>
+          <w:rFonts w:ascii="Calibri" w:hAnsi="Calibri" w:cs="Calibri"/>
+        </w:rPr>
+        <w:t>──</w:t>
+      </w:r>
+      <w:r>
+        <w:t xml:space="preserve"> </w:t>
+      </w:r>
+      <w:proofErr w:type="spellStart"/>
+      <w:r>
+        <w:t>vw_jobrole_attrition</w:t>
+      </w:r>
+      <w:proofErr w:type="spellEnd"/>
+    </w:p>
+    <w:p>
+      <w:r>
+        <w:t xml:space="preserve">    └── </w:t>
+      </w:r>
+      <w:proofErr w:type="spellStart"/>
+      <w:r>
+        <w:t>vw_overtime_attrition</w:t>
+      </w:r>
+      <w:proofErr w:type="spellEnd"/>
+    </w:p>
+    <w:p>
+      <w:r>
+        <w:t>These Views provide reusable analytical datasets for downstream reporting.</w:t>
+      </w:r>
+    </w:p>
+    <w:p>
+      <w:r>
+        <w:pict w14:anchorId="55A48DB0">
+          <v:rect id="_x0000_i1385" style="width:0;height:1.5pt" o:hralign="center" o:hrstd="t" o:hr="t" fillcolor="#a0a0a0" stroked="f"/>
+        </w:pict>
+      </w:r>
+    </w:p>
+    <w:p>
+      <w:pPr>
+        <w:rPr>
+          <w:b/>
+          <w:bCs/>
+        </w:rPr>
+      </w:pPr>
+      <w:r>
+        <w:rPr>
+          <w:b/>
+          <w:bCs/>
+        </w:rPr>
+        <w:t>7.20 Key SQL Concepts Demonstrated</w:t>
+      </w:r>
+    </w:p>
+    <w:tbl>
+      <w:tblPr>
+        <w:tblW w:w="0" w:type="auto"/>
+        <w:tblCellSpacing w:w="15" w:type="dxa"/>
+        <w:tblCellMar>
+          <w:top w:w="15" w:type="dxa"/>
+          <w:left w:w="15" w:type="dxa"/>
+          <w:bottom w:w="15" w:type="dxa"/>
+          <w:right w:w="15" w:type="dxa"/>
+        </w:tblCellMar>
+        <w:tblLook w:val="04A0" w:firstRow="1" w:lastRow="0" w:firstColumn="1" w:lastColumn="0" w:noHBand="0" w:noVBand="1"/>
+      </w:tblPr>
+      <w:tblGrid>
+        <w:gridCol w:w="1412"/>
+        <w:gridCol w:w="3534"/>
+      </w:tblGrid>
+      <w:tr>
+        <w:trPr>
+          <w:tblHeader/>
+          <w:tblCellSpacing w:w="15" w:type="dxa"/>
+        </w:trPr>
+        <w:tc>
+          <w:tcPr>
+            <w:tcW w:w="0" w:type="auto"/>
+            <w:vAlign w:val="center"/>
+            <w:hideMark/>
+          </w:tcPr>
+          <w:p>
+            <w:pPr>
+              <w:rPr>
+                <w:b/>
+                <w:bCs/>
+              </w:rPr>
+            </w:pPr>
+            <w:r>
+              <w:rPr>
+                <w:b/>
+                <w:bCs/>
+              </w:rPr>
+              <w:t>SQL Concept</w:t>
+            </w:r>
+          </w:p>
+        </w:tc>
+        <w:tc>
+          <w:tcPr>
+            <w:tcW w:w="0" w:type="auto"/>
+            <w:vAlign w:val="center"/>
+            <w:hideMark/>
+          </w:tcPr>
+          <w:p>
+            <w:pPr>
+              <w:rPr>
+                <w:b/>
+                <w:bCs/>
+              </w:rPr>
+            </w:pPr>
+            <w:r>
+              <w:rPr>
+                <w:b/>
+                <w:bCs/>
+              </w:rPr>
+              <w:t>Purpose</w:t>
+            </w:r>
+          </w:p>
+        </w:tc>
+      </w:tr>
+      <w:tr>
+        <w:trPr>
+          <w:tblCellSpacing w:w="15" w:type="dxa"/>
+        </w:trPr>
+        <w:tc>
+          <w:tcPr>
+            <w:tcW w:w="0" w:type="auto"/>
+            <w:vAlign w:val="center"/>
+            <w:hideMark/>
+          </w:tcPr>
+          <w:p>
+            <w:r>
+              <w:t>CASE WHEN</w:t>
+            </w:r>
+          </w:p>
+        </w:tc>
+        <w:tc>
+          <w:tcPr>
+            <w:tcW w:w="0" w:type="auto"/>
+            <w:vAlign w:val="center"/>
+            <w:hideMark/>
+          </w:tcPr>
+          <w:p>
+            <w:r>
+              <w:t>Conditional calculations</w:t>
+            </w:r>
+          </w:p>
+        </w:tc>
+      </w:tr>
+      <w:tr>
+        <w:trPr>
+          <w:tblCellSpacing w:w="15" w:type="dxa"/>
+        </w:trPr>
+        <w:tc>
+          <w:tcPr>
+            <w:tcW w:w="0" w:type="auto"/>
+            <w:vAlign w:val="center"/>
+            <w:hideMark/>
+          </w:tcPr>
+          <w:p>
+            <w:proofErr w:type="gramStart"/>
+            <w:r>
+              <w:t>COUNT(</w:t>
+            </w:r>
+            <w:proofErr w:type="gramEnd"/>
+            <w:r>
+              <w:t>)</w:t>
+            </w:r>
+          </w:p>
+        </w:tc>
+        <w:tc>
+          <w:tcPr>
+            <w:tcW w:w="0" w:type="auto"/>
+            <w:vAlign w:val="center"/>
+            <w:hideMark/>
+          </w:tcPr>
+          <w:p>
+            <w:r>
+              <w:t>Employee counts</w:t>
+            </w:r>
+          </w:p>
+        </w:tc>
+      </w:tr>
+      <w:tr>
+        <w:trPr>
+          <w:tblCellSpacing w:w="15" w:type="dxa"/>
+        </w:trPr>
+        <w:tc>
+          <w:tcPr>
+            <w:tcW w:w="0" w:type="auto"/>
+            <w:vAlign w:val="center"/>
+            <w:hideMark/>
+          </w:tcPr>
+          <w:p>
+            <w:proofErr w:type="gramStart"/>
+            <w:r>
+              <w:t>SUM(</w:t>
+            </w:r>
+            <w:proofErr w:type="gramEnd"/>
+            <w:r>
+              <w:t>)</w:t>
+            </w:r>
+          </w:p>
+        </w:tc>
+        <w:tc>
+          <w:tcPr>
+            <w:tcW w:w="0" w:type="auto"/>
+            <w:vAlign w:val="center"/>
+            <w:hideMark/>
+          </w:tcPr>
+          <w:p>
+            <w:r>
+              <w:t>Attrition counts</w:t>
+            </w:r>
+          </w:p>
+        </w:tc>
+      </w:tr>
+      <w:tr>
+        <w:trPr>
+          <w:tblCellSpacing w:w="15" w:type="dxa"/>
+        </w:trPr>
+        <w:tc>
+          <w:tcPr>
+            <w:tcW w:w="0" w:type="auto"/>
+            <w:vAlign w:val="center"/>
+            <w:hideMark/>
+          </w:tcPr>
+          <w:p>
+            <w:proofErr w:type="gramStart"/>
+            <w:r>
+              <w:t>AVG(</w:t>
+            </w:r>
+            <w:proofErr w:type="gramEnd"/>
+            <w:r>
+              <w:t>)</w:t>
+            </w:r>
+          </w:p>
+        </w:tc>
+        <w:tc>
+          <w:tcPr>
+            <w:tcW w:w="0" w:type="auto"/>
+            <w:vAlign w:val="center"/>
+            <w:hideMark/>
+          </w:tcPr>
+          <w:p>
+            <w:r>
+              <w:t>Average salary, age, and experience</w:t>
+            </w:r>
+          </w:p>
+        </w:tc>
+      </w:tr>
+      <w:tr>
+        <w:trPr>
+          <w:tblCellSpacing w:w="15" w:type="dxa"/>
+        </w:trPr>
+        <w:tc>
+          <w:tcPr>
+            <w:tcW w:w="0" w:type="auto"/>
+            <w:vAlign w:val="center"/>
+            <w:hideMark/>
+          </w:tcPr>
+          <w:p>
+            <w:proofErr w:type="gramStart"/>
+            <w:r>
+              <w:t>ROUND(</w:t>
+            </w:r>
+            <w:proofErr w:type="gramEnd"/>
+            <w:r>
+              <w:t>)</w:t>
+            </w:r>
+          </w:p>
+        </w:tc>
+        <w:tc>
+          <w:tcPr>
+            <w:tcW w:w="0" w:type="auto"/>
+            <w:vAlign w:val="center"/>
+            <w:hideMark/>
+          </w:tcPr>
+          <w:p>
+            <w:r>
+              <w:t>Percentage and decimal formatting</w:t>
+            </w:r>
+          </w:p>
+        </w:tc>
+      </w:tr>
+      <w:tr>
+        <w:trPr>
+          <w:tblCellSpacing w:w="15" w:type="dxa"/>
+        </w:trPr>
+        <w:tc>
+          <w:tcPr>
+            <w:tcW w:w="0" w:type="auto"/>
+            <w:vAlign w:val="center"/>
+            <w:hideMark/>
+          </w:tcPr>
+          <w:p>
+            <w:r>
+              <w:t>GROUP BY</w:t>
+            </w:r>
+          </w:p>
+        </w:tc>
+        <w:tc>
+          <w:tcPr>
+            <w:tcW w:w="0" w:type="auto"/>
+            <w:vAlign w:val="center"/>
+            <w:hideMark/>
+          </w:tcPr>
+          <w:p>
+            <w:r>
+              <w:t>Category-level analysis</w:t>
+            </w:r>
+          </w:p>
+        </w:tc>
+      </w:tr>
+      <w:tr>
+        <w:trPr>
+          <w:tblCellSpacing w:w="15" w:type="dxa"/>
+        </w:trPr>
+        <w:tc>
+          <w:tcPr>
+            <w:tcW w:w="0" w:type="auto"/>
+            <w:vAlign w:val="center"/>
+            <w:hideMark/>
+          </w:tcPr>
+          <w:p>
+            <w:r>
+              <w:t>ORDER BY</w:t>
+            </w:r>
+          </w:p>
+        </w:tc>
+        <w:tc>
+          <w:tcPr>
+            <w:tcW w:w="0" w:type="auto"/>
+            <w:vAlign w:val="center"/>
+            <w:hideMark/>
+          </w:tcPr>
+          <w:p>
+            <w:r>
+              <w:t>Sorting results</w:t>
+            </w:r>
+          </w:p>
+        </w:tc>
+      </w:tr>
+      <w:tr>
+        <w:trPr>
+          <w:tblCellSpacing w:w="15" w:type="dxa"/>
+        </w:trPr>
+        <w:tc>
+          <w:tcPr>
+            <w:tcW w:w="0" w:type="auto"/>
+            <w:vAlign w:val="center"/>
+            <w:hideMark/>
+          </w:tcPr>
+          <w:p>
+            <w:r>
+              <w:t>CTE</w:t>
+            </w:r>
+          </w:p>
+        </w:tc>
+        <w:tc>
+          <w:tcPr>
+            <w:tcW w:w="0" w:type="auto"/>
+            <w:vAlign w:val="center"/>
+            <w:hideMark/>
+          </w:tcPr>
+          <w:p>
+            <w:r>
+              <w:t>Simplifying complex queries</w:t>
+            </w:r>
+          </w:p>
+        </w:tc>
+      </w:tr>
+      <w:tr>
+        <w:trPr>
+          <w:tblCellSpacing w:w="15" w:type="dxa"/>
+        </w:trPr>
+        <w:tc>
+          <w:tcPr>
+            <w:tcW w:w="0" w:type="auto"/>
+            <w:vAlign w:val="center"/>
+            <w:hideMark/>
+          </w:tcPr>
+          <w:p>
+            <w:proofErr w:type="gramStart"/>
+            <w:r>
+              <w:t>RANK(</w:t>
+            </w:r>
+            <w:proofErr w:type="gramEnd"/>
+            <w:r>
+              <w:t>)</w:t>
+            </w:r>
+          </w:p>
+        </w:tc>
+        <w:tc>
+          <w:tcPr>
+            <w:tcW w:w="0" w:type="auto"/>
+            <w:vAlign w:val="center"/>
+            <w:hideMark/>
+          </w:tcPr>
+          <w:p>
+            <w:r>
+              <w:t>Employee ranking</w:t>
+            </w:r>
+          </w:p>
+        </w:tc>
+      </w:tr>
+      <w:tr>
+        <w:trPr>
+          <w:tblCellSpacing w:w="15" w:type="dxa"/>
+        </w:trPr>
+        <w:tc>
+          <w:tcPr>
+            <w:tcW w:w="0" w:type="auto"/>
+            <w:vAlign w:val="center"/>
+            <w:hideMark/>
+          </w:tcPr>
+          <w:p>
+            <w:r>
+              <w:t>PARTITION BY</w:t>
+            </w:r>
+          </w:p>
+        </w:tc>
+        <w:tc>
+          <w:tcPr>
+            <w:tcW w:w="0" w:type="auto"/>
+            <w:vAlign w:val="center"/>
+            <w:hideMark/>
+          </w:tcPr>
+          <w:p>
+            <w:r>
+              <w:t>Group-wise window calculations</w:t>
+            </w:r>
+          </w:p>
+        </w:tc>
+      </w:tr>
+      <w:tr>
+        <w:trPr>
+          <w:tblCellSpacing w:w="15" w:type="dxa"/>
+        </w:trPr>
+        <w:tc>
+          <w:tcPr>
+            <w:tcW w:w="0" w:type="auto"/>
+            <w:vAlign w:val="center"/>
+            <w:hideMark/>
+          </w:tcPr>
+          <w:p>
+            <w:r>
+              <w:t>VIEW</w:t>
+            </w:r>
+          </w:p>
+        </w:tc>
+        <w:tc>
+          <w:tcPr>
+            <w:tcW w:w="0" w:type="auto"/>
+            <w:vAlign w:val="center"/>
+            <w:hideMark/>
+          </w:tcPr>
+          <w:p>
+            <w:r>
+              <w:t>Reusable analytical queries</w:t>
+            </w:r>
+          </w:p>
+        </w:tc>
+      </w:tr>
+    </w:tbl>
+    <w:p>
+      <w:r>
+        <w:pict w14:anchorId="24DC8091">
+          <v:rect id="_x0000_i1386" style="width:0;height:1.5pt" o:hralign="center" o:hrstd="t" o:hr="t" fillcolor="#a0a0a0" stroked="f"/>
+        </w:pict>
+      </w:r>
+    </w:p>
+    <w:p>
+      <w:pPr>
+        <w:rPr>
+          <w:b/>
+          <w:bCs/>
+        </w:rPr>
+      </w:pPr>
+      <w:r>
+        <w:rPr>
+          <w:b/>
+          <w:bCs/>
+        </w:rPr>
+        <w:t>7.21 Business Questions Answered</w:t>
+      </w:r>
+    </w:p>
+    <w:p>
+      <w:r>
+        <w:t>The Day 7 analysis was designed to answer the following HR business questions:</w:t>
+      </w:r>
+    </w:p>
+    <w:p>
+      <w:pPr>
+        <w:numPr>
+          <w:ilvl w:val="0"/>
+          <w:numId w:val="30"/>
+        </w:numPr>
+      </w:pPr>
+      <w:r>
+        <w:t xml:space="preserve">Which department has the highest attrition rate? </w:t>
+      </w:r>
+    </w:p>
+    <w:p>
+      <w:pPr>
+        <w:numPr>
+          <w:ilvl w:val="0"/>
+          <w:numId w:val="30"/>
+        </w:numPr>
+      </w:pPr>
+      <w:r>
+        <w:lastRenderedPageBreak/>
+        <w:t xml:space="preserve">Which job role has the highest attrition rate? </w:t>
+      </w:r>
+    </w:p>
+    <w:p>
+      <w:pPr>
+        <w:numPr>
+          <w:ilvl w:val="0"/>
+          <w:numId w:val="30"/>
+        </w:numPr>
+      </w:pPr>
+      <w:r>
+        <w:t xml:space="preserve">How does overtime relate to employee attrition? </w:t>
+      </w:r>
+    </w:p>
+    <w:p>
+      <w:pPr>
+        <w:numPr>
+          <w:ilvl w:val="0"/>
+          <w:numId w:val="30"/>
+        </w:numPr>
+      </w:pPr>
+      <w:r>
+        <w:t xml:space="preserve">Which age group has the highest attrition rate? </w:t>
+      </w:r>
+    </w:p>
+    <w:p>
+      <w:pPr>
+        <w:numPr>
+          <w:ilvl w:val="0"/>
+          <w:numId w:val="30"/>
+        </w:numPr>
+      </w:pPr>
+      <w:r>
+        <w:t xml:space="preserve">How does attrition vary across salary bands? </w:t>
+      </w:r>
+    </w:p>
+    <w:p>
+      <w:pPr>
+        <w:numPr>
+          <w:ilvl w:val="0"/>
+          <w:numId w:val="30"/>
+        </w:numPr>
+      </w:pPr>
+      <w:r>
+        <w:t xml:space="preserve">Which experience level has the highest attrition rate? </w:t>
+      </w:r>
+    </w:p>
+    <w:p>
+      <w:pPr>
+        <w:numPr>
+          <w:ilvl w:val="0"/>
+          <w:numId w:val="30"/>
+        </w:numPr>
+      </w:pPr>
+      <w:r>
+        <w:t xml:space="preserve">Which employees have the highest salaries within their departments? </w:t>
+      </w:r>
+    </w:p>
+    <w:p>
+      <w:pPr>
+        <w:numPr>
+          <w:ilvl w:val="0"/>
+          <w:numId w:val="30"/>
+        </w:numPr>
+      </w:pPr>
+      <w:r>
+        <w:t xml:space="preserve">What are the key overall HR metrics? </w:t>
+      </w:r>
+    </w:p>
+    <w:p>
+      <w:pPr>
+        <w:numPr>
+          <w:ilvl w:val="0"/>
+          <w:numId w:val="30"/>
+        </w:numPr>
+      </w:pPr>
+      <w:r>
+        <w:t xml:space="preserve">Can frequently used HR analyses be converted into reusable SQL Views? </w:t>
+      </w:r>
+    </w:p>
+    <w:p>
+      <w:r>
+        <w:pict w14:anchorId="3A3CF62B">
+          <v:rect id="_x0000_i1387" style="width:0;height:1.5pt" o:hralign="center" o:hrstd="t" o:hr="t" fillcolor="#a0a0a0" stroked="f"/>
+        </w:pict>
+      </w:r>
+    </w:p>
+    <w:p>
+      <w:pPr>
+        <w:rPr>
+          <w:b/>
+          <w:bCs/>
+        </w:rPr>
+      </w:pPr>
+      <w:r>
+        <w:rPr>
+          <w:b/>
+          <w:bCs/>
+        </w:rPr>
+        <w:t>7.22 Day 7 Output</w:t>
+      </w:r>
+    </w:p>
+    <w:p>
+      <w:r>
+        <w:t>At the end of Day 7, the following components were completed:</w:t>
+      </w:r>
+    </w:p>
+    <w:p>
+      <w:pPr>
+        <w:numPr>
+          <w:ilvl w:val="0"/>
+          <w:numId w:val="31"/>
+        </w:numPr>
+      </w:pPr>
+      <w:r>
+        <w:t xml:space="preserve">Advanced SQL analysis </w:t>
+      </w:r>
+    </w:p>
+    <w:p>
+      <w:pPr>
+        <w:numPr>
+          <w:ilvl w:val="0"/>
+          <w:numId w:val="31"/>
+        </w:numPr>
+      </w:pPr>
+      <w:r>
+        <w:t xml:space="preserve">Department-wise attrition analysis </w:t>
+      </w:r>
+    </w:p>
+    <w:p>
+      <w:pPr>
+        <w:numPr>
+          <w:ilvl w:val="0"/>
+          <w:numId w:val="31"/>
+        </w:numPr>
+      </w:pPr>
+      <w:r>
+        <w:t xml:space="preserve">Job-role-wise attrition analysis </w:t>
+      </w:r>
+    </w:p>
+    <w:p>
+      <w:pPr>
+        <w:numPr>
+          <w:ilvl w:val="0"/>
+          <w:numId w:val="31"/>
+        </w:numPr>
+      </w:pPr>
+      <w:r>
+        <w:t xml:space="preserve">Overtime vs attrition analysis </w:t>
+      </w:r>
+    </w:p>
+    <w:p>
+      <w:pPr>
+        <w:numPr>
+          <w:ilvl w:val="0"/>
+          <w:numId w:val="31"/>
+        </w:numPr>
+      </w:pPr>
+      <w:r>
+        <w:t xml:space="preserve">Age-group attrition analysis </w:t>
+      </w:r>
+    </w:p>
+    <w:p>
+      <w:pPr>
+        <w:numPr>
+          <w:ilvl w:val="0"/>
+          <w:numId w:val="31"/>
+        </w:numPr>
+      </w:pPr>
+      <w:r>
+        <w:t xml:space="preserve">Salary-band attrition analysis </w:t>
+      </w:r>
+    </w:p>
+    <w:p>
+      <w:pPr>
+        <w:numPr>
+          <w:ilvl w:val="0"/>
+          <w:numId w:val="31"/>
+        </w:numPr>
+      </w:pPr>
+      <w:r>
+        <w:t xml:space="preserve">Experience-level attrition analysis </w:t>
+      </w:r>
+    </w:p>
+    <w:p>
+      <w:pPr>
+        <w:numPr>
+          <w:ilvl w:val="0"/>
+          <w:numId w:val="31"/>
+        </w:numPr>
+      </w:pPr>
+      <w:r>
+        <w:t xml:space="preserve">CTE-based analysis </w:t>
+      </w:r>
+    </w:p>
+    <w:p>
+      <w:pPr>
+        <w:numPr>
+          <w:ilvl w:val="0"/>
+          <w:numId w:val="31"/>
+        </w:numPr>
+      </w:pPr>
+      <w:r>
+        <w:t xml:space="preserve">Window-function-based ranking </w:t>
+      </w:r>
+    </w:p>
+    <w:p>
+      <w:pPr>
+        <w:numPr>
+          <w:ilvl w:val="0"/>
+          <w:numId w:val="31"/>
+        </w:numPr>
+      </w:pPr>
+      <w:r>
+        <w:t xml:space="preserve">Top 3 salary analysis by department </w:t>
+      </w:r>
+    </w:p>
+    <w:p>
+      <w:pPr>
+        <w:numPr>
+          <w:ilvl w:val="0"/>
+          <w:numId w:val="31"/>
+        </w:numPr>
+      </w:pPr>
+      <w:r>
+        <w:t xml:space="preserve">HR summary View </w:t>
+      </w:r>
+    </w:p>
+    <w:p>
+      <w:pPr>
+        <w:numPr>
+          <w:ilvl w:val="0"/>
+          <w:numId w:val="31"/>
+        </w:numPr>
+      </w:pPr>
+      <w:r>
+        <w:t xml:space="preserve">Department attrition View </w:t>
+      </w:r>
+    </w:p>
+    <w:p>
+      <w:pPr>
+        <w:numPr>
+          <w:ilvl w:val="0"/>
+          <w:numId w:val="31"/>
+        </w:numPr>
+      </w:pPr>
+      <w:r>
+        <w:t xml:space="preserve">Job role attrition View </w:t>
+      </w:r>
+    </w:p>
+    <w:p>
+      <w:pPr>
+        <w:numPr>
+          <w:ilvl w:val="0"/>
+          <w:numId w:val="31"/>
+        </w:numPr>
+      </w:pPr>
+      <w:r>
+        <w:t xml:space="preserve">Overtime attrition View </w:t>
+      </w:r>
+    </w:p>
+    <w:p>
+      <w:r>
+        <w:pict w14:anchorId="4FBCB200">
+          <v:rect id="_x0000_i1388" style="width:0;height:1.5pt" o:hralign="center" o:hrstd="t" o:hr="t" fillcolor="#a0a0a0" stroked="f"/>
+        </w:pict>
+      </w:r>
+    </w:p>
+    <w:p>
+      <w:pPr>
+        <w:rPr>
+          <w:b/>
+          <w:bCs/>
+        </w:rPr>
+      </w:pPr>
+      <w:r>
+        <w:rPr>
+          <w:b/>
+          <w:bCs/>
+        </w:rPr>
+        <w:t>7.23 Overall Project Workflow After Day 7</w:t>
+      </w:r>
+    </w:p>
+    <w:p>
+      <w:r>
+        <w:t>The project workflow has now progressed to:</w:t>
+      </w:r>
+    </w:p>
+    <w:p>
+      <w:r>
+        <w:lastRenderedPageBreak/>
+        <w:t>Raw CSV Dataset</w:t>
+      </w:r>
+    </w:p>
+    <w:p>
+      <w:r>
+        <w:t xml:space="preserve">       ↓</w:t>
+      </w:r>
+    </w:p>
+    <w:p>
+      <w:r>
+        <w:t>Python Data Cleaning</w:t>
+      </w:r>
+    </w:p>
+    <w:p>
+      <w:r>
+        <w:t xml:space="preserve">       ↓</w:t>
+      </w:r>
+    </w:p>
+    <w:p>
+      <w:r>
+        <w:t>Feature Engineering</w:t>
+      </w:r>
+    </w:p>
+    <w:p>
+      <w:r>
+        <w:t xml:space="preserve">       ↓</w:t>
+      </w:r>
+    </w:p>
+    <w:p>
+      <w:r>
+        <w:t>Clean CSV</w:t>
+      </w:r>
+    </w:p>
+    <w:p>
+      <w:r>
+        <w:t xml:space="preserve">       ↓</w:t>
+      </w:r>
+    </w:p>
+    <w:p>
+      <w:r>
+        <w:t>MySQL</w:t>
+      </w:r>
+    </w:p>
+    <w:p>
+      <w:r>
+        <w:t xml:space="preserve">       ↓</w:t>
+      </w:r>
+    </w:p>
+    <w:p>
+      <w:proofErr w:type="spellStart"/>
+      <w:r>
+        <w:t>clean_employees</w:t>
+      </w:r>
+      <w:proofErr w:type="spellEnd"/>
+    </w:p>
+    <w:p>
+      <w:r>
+        <w:t xml:space="preserve">       ↓</w:t>
+      </w:r>
+    </w:p>
+    <w:p>
+      <w:r>
+        <w:t>Basic SQL Analysis</w:t>
+      </w:r>
+    </w:p>
+    <w:p>
+      <w:r>
+        <w:t xml:space="preserve">       ↓</w:t>
+      </w:r>
+    </w:p>
+    <w:p>
+      <w:r>
+        <w:t>Advanced SQL Analysis</w:t>
+      </w:r>
+    </w:p>
+    <w:p>
+      <w:r>
+        <w:t xml:space="preserve">       ↓</w:t>
+      </w:r>
+    </w:p>
+    <w:p>
+      <w:r>
+        <w:t>SQL Views</w:t>
+      </w:r>
+    </w:p>
+    <w:p>
+      <w:r>
+        <w:t xml:space="preserve">       ↓</w:t>
+      </w:r>
+    </w:p>
+    <w:p>
+      <w:r>
+        <w:t>Power BI Dashboard</w:t>
+      </w:r>
+    </w:p>
+    <w:p>
+      <w:r>
+        <w:t xml:space="preserve">       ↓</w:t>
+      </w:r>
+    </w:p>
+    <w:p>
+      <w:r>
+        <w:t>HR Business Insights</w:t>
+      </w:r>
+    </w:p>
+    <w:p>
+      <w:r>
+        <w:pict w14:anchorId="150596CC">
+          <v:rect id="_x0000_i1389" style="width:0;height:1.5pt" o:hralign="center" o:hrstd="t" o:hr="t" fillcolor="#a0a0a0" stroked="f"/>
+        </w:pict>
+      </w:r>
+    </w:p>
+    <w:p>
+      <w:pPr>
+        <w:rPr>
+          <w:b/>
+          <w:bCs/>
+        </w:rPr>
+      </w:pPr>
+      <w:r>
+        <w:rPr>
+          <w:b/>
+          <w:bCs/>
+        </w:rPr>
+        <w:t>7.24 Interview Perspective</w:t>
+      </w:r>
+    </w:p>
+    <w:p>
+      <w:pPr>
+        <w:rPr>
+          <w:b/>
+          <w:bCs/>
+        </w:rPr>
+      </w:pPr>
+      <w:r>
+        <w:rPr>
+          <w:b/>
+          <w:bCs/>
+        </w:rPr>
+        <w:t>Q1. Why did you calculate attrition rate instead of only attrition count?</w:t>
+      </w:r>
+    </w:p>
+    <w:p>
+      <w:r>
+        <w:rPr>
+          <w:b/>
+          <w:bCs/>
+        </w:rPr>
+        <w:t>Answer:</w:t>
+      </w:r>
+    </w:p>
+    <w:p>
+      <w:r>
+        <w:t>"Attrition count alone can be misleading when departments or job roles have different employee populations. I calculated attrition rate as a percentage of total employees so that turnover could be compared more effectively across different groups."</w:t>
+      </w:r>
+    </w:p>
+    <w:p>
+      <w:r>
+        <w:pict w14:anchorId="1276E010">
+          <v:rect id="_x0000_i1390" style="width:0;height:1.5pt" o:hralign="center" o:hrstd="t" o:hr="t" fillcolor="#a0a0a0" stroked="f"/>
+        </w:pict>
+      </w:r>
+    </w:p>
+    <w:p>
+      <w:pPr>
+        <w:rPr>
+          <w:b/>
+          <w:bCs/>
+        </w:rPr>
+      </w:pPr>
+      <w:r>
+        <w:rPr>
+          <w:b/>
+          <w:bCs/>
+        </w:rPr>
+        <w:lastRenderedPageBreak/>
+        <w:t>Q2. What is a CTE?</w:t>
+      </w:r>
+    </w:p>
+    <w:p>
+      <w:r>
+        <w:rPr>
+          <w:b/>
+          <w:bCs/>
+        </w:rPr>
+        <w:t>Answer:</w:t>
+      </w:r>
+    </w:p>
+    <w:p>
+      <w:r>
+        <w:t>"A Common Table Expression, or CTE, is a temporary named result set that exists within the scope of a SQL query. I used CTEs to break complex HR analysis into logical and readable steps."</w:t>
+      </w:r>
+    </w:p>
+    <w:p>
+      <w:r>
+        <w:pict w14:anchorId="757E7204">
+          <v:rect id="_x0000_i1391" style="width:0;height:1.5pt" o:hralign="center" o:hrstd="t" o:hr="t" fillcolor="#a0a0a0" stroked="f"/>
+        </w:pict>
+      </w:r>
+    </w:p>
+    <w:p>
+      <w:pPr>
+        <w:rPr>
+          <w:b/>
+          <w:bCs/>
+        </w:rPr>
+      </w:pPr>
+      <w:r>
+        <w:rPr>
+          <w:b/>
+          <w:bCs/>
+        </w:rPr>
+        <w:t>Q3. What is a window function?</w:t>
+      </w:r>
+    </w:p>
+    <w:p>
+      <w:r>
+        <w:rPr>
+          <w:b/>
+          <w:bCs/>
+        </w:rPr>
+        <w:t>Answer:</w:t>
+      </w:r>
+    </w:p>
+    <w:p>
+      <w:r>
+        <w:t>"A window function performs calculations across related rows without grouping those rows into a single result. In my project, I used the RANK function with PARTITION BY Department to rank employees based on monthly income within each department."</w:t>
+      </w:r>
+    </w:p>
+    <w:p>
+      <w:r>
+        <w:pict w14:anchorId="0EE90A1A">
+          <v:rect id="_x0000_i1392" style="width:0;height:1.5pt" o:hralign="center" o:hrstd="t" o:hr="t" fillcolor="#a0a0a0" stroked="f"/>
+        </w:pict>
+      </w:r>
+    </w:p>
+    <w:p>
+      <w:pPr>
+        <w:rPr>
+          <w:b/>
+          <w:bCs/>
+        </w:rPr>
+      </w:pPr>
+      <w:r>
+        <w:rPr>
+          <w:b/>
+          <w:bCs/>
+        </w:rPr>
+        <w:t xml:space="preserve">Q4. Why did you use </w:t>
+      </w:r>
+      <w:proofErr w:type="gramStart"/>
+      <w:r>
+        <w:rPr>
+          <w:b/>
+          <w:bCs/>
+        </w:rPr>
+        <w:t>RANK(</w:t>
+      </w:r>
+      <w:proofErr w:type="gramEnd"/>
+      <w:r>
+        <w:rPr>
+          <w:b/>
+          <w:bCs/>
+        </w:rPr>
+        <w:t>)?</w:t>
+      </w:r>
+    </w:p>
+    <w:p>
+      <w:r>
+        <w:rPr>
+          <w:b/>
+          <w:bCs/>
+        </w:rPr>
+        <w:t>Answer:</w:t>
+      </w:r>
+    </w:p>
+    <w:p>
+      <w:r>
+        <w:t>"I used RANK to identify the salary position of employees within each department and to extract the top three highest-paid employees from each department."</w:t>
+      </w:r>
+    </w:p>
+    <w:p>
+      <w:r>
+        <w:pict w14:anchorId="1D354AA9">
+          <v:rect id="_x0000_i1393" style="width:0;height:1.5pt" o:hralign="center" o:hrstd="t" o:hr="t" fillcolor="#a0a0a0" stroked="f"/>
+        </w:pict>
+      </w:r>
+    </w:p>
+    <w:p>
+      <w:pPr>
+        <w:rPr>
+          <w:b/>
+          <w:bCs/>
+        </w:rPr>
+      </w:pPr>
+      <w:r>
+        <w:rPr>
+          <w:b/>
+          <w:bCs/>
+        </w:rPr>
+        <w:t>Q5. What is PARTITION BY?</w:t>
+      </w:r>
+    </w:p>
+    <w:p>
+      <w:r>
+        <w:rPr>
+          <w:b/>
+          <w:bCs/>
+        </w:rPr>
+        <w:t>Answer:</w:t>
+      </w:r>
+    </w:p>
+    <w:p>
+      <w:r>
+        <w:t>"PARTITION BY divides the result set into logical groups for a window function. In my project, I partitioned employees by department so that salary ranking was calculated separately within each department."</w:t>
+      </w:r>
+    </w:p>
+    <w:p>
+      <w:r>
+        <w:pict w14:anchorId="207DE640">
+          <v:rect id="_x0000_i1394" style="width:0;height:1.5pt" o:hralign="center" o:hrstd="t" o:hr="t" fillcolor="#a0a0a0" stroked="f"/>
+        </w:pict>
+      </w:r>
+    </w:p>
+    <w:p>
+      <w:pPr>
+        <w:rPr>
+          <w:b/>
+          <w:bCs/>
+        </w:rPr>
+      </w:pPr>
+      <w:r>
+        <w:rPr>
+          <w:b/>
+          <w:bCs/>
+        </w:rPr>
+        <w:t>Q6. What is a SQL View?</w:t>
+      </w:r>
+    </w:p>
+    <w:p>
+      <w:r>
+        <w:rPr>
+          <w:b/>
+          <w:bCs/>
+        </w:rPr>
+        <w:t>Answer:</w:t>
+      </w:r>
+    </w:p>
+    <w:p>
+      <w:r>
+        <w:t>"A SQL View is a virtual table based on a stored SQL query. I created Views for frequently used HR analyses so that the results could be queried and reused easily, particularly for downstream reporting."</w:t>
+      </w:r>
+    </w:p>
+    <w:p>
+      <w:r>
+        <w:pict w14:anchorId="18F6E936">
+          <v:rect id="_x0000_i1395" style="width:0;height:1.5pt" o:hralign="center" o:hrstd="t" o:hr="t" fillcolor="#a0a0a0" stroked="f"/>
+        </w:pict>
+      </w:r>
+    </w:p>
+    <w:p>
+      <w:pPr>
+        <w:rPr>
+          <w:b/>
+          <w:bCs/>
+        </w:rPr>
+      </w:pPr>
+      <w:r>
+        <w:rPr>
+          <w:b/>
+          <w:bCs/>
+        </w:rPr>
+        <w:t>Q7. Why did you create SQL Views?</w:t>
+      </w:r>
+    </w:p>
+    <w:p>
+      <w:r>
+        <w:rPr>
+          <w:b/>
+          <w:bCs/>
+        </w:rPr>
+        <w:t>Answer:</w:t>
+      </w:r>
+    </w:p>
+    <w:p>
+      <w:r>
+        <w:lastRenderedPageBreak/>
+        <w:t>"I created SQL Views to centralize frequently used analytical logic and make the data easier to consume for reporting. This also avoids repeatedly writing the same complex SQL queries."</w:t>
+      </w:r>
+    </w:p>
+    <w:p>
+      <w:r>
+        <w:pict w14:anchorId="535D8CCA">
+          <v:rect id="_x0000_i1396" style="width:0;height:1.5pt" o:hralign="center" o:hrstd="t" o:hr="t" fillcolor="#a0a0a0" stroked="f"/>
+        </w:pict>
+      </w:r>
+    </w:p>
+    <w:p>
+      <w:pPr>
+        <w:rPr>
+          <w:b/>
+          <w:bCs/>
+        </w:rPr>
+      </w:pPr>
+      <w:r>
+        <w:rPr>
+          <w:b/>
+          <w:bCs/>
+        </w:rPr>
+        <w:t>Q8. How will these SQL Views help in Power BI?</w:t>
+      </w:r>
+    </w:p>
+    <w:p>
+      <w:r>
+        <w:rPr>
+          <w:b/>
+          <w:bCs/>
+        </w:rPr>
+        <w:t>Answer:</w:t>
+      </w:r>
+    </w:p>
+    <w:p>
+      <w:r>
+        <w:t>"The Views provide summarized and business-ready datasets that can be consumed by Power BI. This allows the dashboard to use predefined analytical logic for areas such as department attrition, job-role attrition, overtime analysis, and overall HR KPIs."</w:t>
+      </w:r>
+    </w:p>
+    <w:p>
+      <w:r>
+        <w:pict w14:anchorId="46EF08DC">
+          <v:rect id="_x0000_i1397" style="width:0;height:1.5pt" o:hralign="center" o:hrstd="t" o:hr="t" fillcolor="#a0a0a0" stroked="f"/>
+        </w:pict>
+      </w:r>
+    </w:p>
+    <w:p>
+      <w:pPr>
+        <w:rPr>
+          <w:b/>
+          <w:bCs/>
+        </w:rPr>
+      </w:pPr>
+      <w:r>
+        <w:rPr>
+          <w:b/>
+          <w:bCs/>
+        </w:rPr>
+        <w:t>7.25 Skills Demonstrated</w:t>
+      </w:r>
+    </w:p>
+    <w:p>
+      <w:r>
+        <w:t>Day 7 demonstrated the following technical and analytical skills:</w:t>
+      </w:r>
+    </w:p>
+    <w:p>
+      <w:pPr>
+        <w:numPr>
+          <w:ilvl w:val="0"/>
+          <w:numId w:val="32"/>
+        </w:numPr>
+      </w:pPr>
+      <w:r>
+        <w:t xml:space="preserve">Advanced SQL </w:t>
+      </w:r>
+    </w:p>
+    <w:p>
+      <w:pPr>
+        <w:numPr>
+          <w:ilvl w:val="0"/>
+          <w:numId w:val="32"/>
+        </w:numPr>
+      </w:pPr>
+      <w:r>
+        <w:t xml:space="preserve">Conditional aggregation </w:t>
+      </w:r>
+    </w:p>
+    <w:p>
+      <w:pPr>
+        <w:numPr>
+          <w:ilvl w:val="0"/>
+          <w:numId w:val="32"/>
+        </w:numPr>
+      </w:pPr>
+      <w:r>
+        <w:t xml:space="preserve">CASE WHEN </w:t>
+      </w:r>
+    </w:p>
+    <w:p>
+      <w:pPr>
+        <w:numPr>
+          <w:ilvl w:val="0"/>
+          <w:numId w:val="32"/>
+        </w:numPr>
+      </w:pPr>
+      <w:r>
+        <w:t xml:space="preserve">Common Table Expressions </w:t>
+      </w:r>
+    </w:p>
+    <w:p>
+      <w:pPr>
+        <w:numPr>
+          <w:ilvl w:val="0"/>
+          <w:numId w:val="32"/>
+        </w:numPr>
+      </w:pPr>
+      <w:r>
+        <w:t xml:space="preserve">Window Functions </w:t>
+      </w:r>
+    </w:p>
+    <w:p>
+      <w:pPr>
+        <w:numPr>
+          <w:ilvl w:val="0"/>
+          <w:numId w:val="32"/>
+        </w:numPr>
+      </w:pPr>
+      <w:proofErr w:type="gramStart"/>
+      <w:r>
+        <w:t>RANK(</w:t>
+      </w:r>
+      <w:proofErr w:type="gramEnd"/>
+      <w:r>
+        <w:t xml:space="preserve">) </w:t>
+      </w:r>
+    </w:p>
+    <w:p>
+      <w:pPr>
+        <w:numPr>
+          <w:ilvl w:val="0"/>
+          <w:numId w:val="32"/>
+        </w:numPr>
+      </w:pPr>
+      <w:r>
+        <w:t xml:space="preserve">PARTITION BY </w:t>
+      </w:r>
+    </w:p>
+    <w:p>
+      <w:pPr>
+        <w:numPr>
+          <w:ilvl w:val="0"/>
+          <w:numId w:val="32"/>
+        </w:numPr>
+      </w:pPr>
+      <w:r>
+        <w:t xml:space="preserve">SQL Views </w:t>
+      </w:r>
+    </w:p>
+    <w:p>
+      <w:pPr>
+        <w:numPr>
+          <w:ilvl w:val="0"/>
+          <w:numId w:val="32"/>
+        </w:numPr>
+      </w:pPr>
+      <w:r>
+        <w:t xml:space="preserve">HR KPI Analysis </w:t>
+      </w:r>
+    </w:p>
+    <w:p>
+      <w:pPr>
+        <w:numPr>
+          <w:ilvl w:val="0"/>
+          <w:numId w:val="32"/>
+        </w:numPr>
+      </w:pPr>
+      <w:r>
+        <w:t xml:space="preserve">Attrition Analysis </w:t>
+      </w:r>
+    </w:p>
+    <w:p>
+      <w:pPr>
+        <w:numPr>
+          <w:ilvl w:val="0"/>
+          <w:numId w:val="32"/>
+        </w:numPr>
+      </w:pPr>
+      <w:r>
+        <w:t xml:space="preserve">Business Question Analysis </w:t>
+      </w:r>
+    </w:p>
+    <w:p>
+      <w:pPr>
+        <w:numPr>
+          <w:ilvl w:val="0"/>
+          <w:numId w:val="32"/>
+        </w:numPr>
+      </w:pPr>
+      <w:r>
+        <w:t xml:space="preserve">Data Segmentation </w:t>
+      </w:r>
+    </w:p>
+    <w:p>
+      <w:pPr>
+        <w:numPr>
+          <w:ilvl w:val="0"/>
+          <w:numId w:val="32"/>
+        </w:numPr>
+      </w:pPr>
+      <w:r>
+        <w:t xml:space="preserve">Analytical Query Design </w:t>
+      </w:r>
+    </w:p>
+    <w:p>
+      <w:pPr>
+        <w:numPr>
+          <w:ilvl w:val="0"/>
+          <w:numId w:val="32"/>
+        </w:numPr>
+      </w:pPr>
+      <w:r>
+        <w:t xml:space="preserve">Power BI Data Preparation </w:t>
+      </w:r>
+    </w:p>
+    <w:p>
+      <w:r>
+        <w:pict w14:anchorId="5B33B3D7">
+          <v:rect id="_x0000_i1398" style="width:0;height:1.5pt" o:hralign="center" o:hrstd="t" o:hr="t" fillcolor="#a0a0a0" stroked="f"/>
+        </w:pict>
+      </w:r>
+    </w:p>
+    <w:p>
+      <w:pPr>
+        <w:rPr>
+          <w:b/>
+          <w:bCs/>
+        </w:rPr>
+      </w:pPr>
+      <w:r>
+        <w:rPr>
+          <w:b/>
+          <w:bCs/>
+        </w:rPr>
+        <w:t>7.26 Key Learning</w:t>
+      </w:r>
+    </w:p>
+    <w:p>
+      <w:r>
+        <w:lastRenderedPageBreak/>
+        <w:t xml:space="preserve">Day 7 expanded the project from basic SQL querying to </w:t>
+      </w:r>
+      <w:r>
+        <w:rPr>
+          <w:b/>
+          <w:bCs/>
+        </w:rPr>
+        <w:t>advanced business-oriented analysis</w:t>
+      </w:r>
+      <w:r>
+        <w:t>.</w:t>
+      </w:r>
+    </w:p>
+    <w:p>
+      <w:r>
+        <w:t>The key learning was how to transform employee-level data into meaningful HR metrics such as attrition rates, departmental comparisons, job-role analysis, overtime analysis, salary segmentation, and experience-level analysis.</w:t>
+      </w:r>
+    </w:p>
+    <w:p>
+      <w:r>
+        <w:t xml:space="preserve">The use of </w:t>
+      </w:r>
+      <w:r>
+        <w:rPr>
+          <w:b/>
+          <w:bCs/>
+        </w:rPr>
+        <w:t>CTEs and window functions</w:t>
+      </w:r>
+      <w:r>
+        <w:t xml:space="preserve"> demonstrated advanced SQL capabilities, while the creation of </w:t>
+      </w:r>
+      <w:r>
+        <w:rPr>
+          <w:b/>
+          <w:bCs/>
+        </w:rPr>
+        <w:t>SQL Views</w:t>
+      </w:r>
+      <w:r>
+        <w:t xml:space="preserve"> established reusable analytical datasets for the next stage of the project.</w:t>
+      </w:r>
+    </w:p>
+    <w:p>
+      <w:r>
+        <w:t xml:space="preserve">The project is now ready to move toward </w:t>
+      </w:r>
+      <w:r>
+        <w:rPr>
+          <w:b/>
+          <w:bCs/>
+        </w:rPr>
+        <w:t>Python-based Exploratory Data Analysis and visualization</w:t>
+      </w:r>
+      <w:r>
+        <w:t>, followed by the Power BI dashboard development.</w:t>
       </w:r>
     </w:p>
     <w:p/>
@@ -18274,9 +24112,9 @@
 <file path=word/numbering.xml><?xml version="1.0" encoding="utf-8"?>
 <w:numbering xmlns:wpc="http://schemas.microsoft.com/office/word/2010/wordprocessingCanvas" xmlns:cx="http://schemas.microsoft.com/office/drawing/2014/chartex" xmlns:cx1="http://schemas.microsoft.com/office/drawing/2015/9/8/chartex" xmlns:cx2="http://schemas.microsoft.com/office/drawing/2015/10/21/chartex" xmlns:cx3="http://schemas.microsoft.com/office/drawing/2016/5/9/chartex" xmlns:cx4="http://schemas.microsoft.com/office/drawing/2016/5/10/chartex" xmlns:cx5="http://schemas.microsoft.com/office/drawing/2016/5/11/chartex" xmlns:cx6="http://schemas.microsoft.com/office/drawing/2016/5/12/chartex" xmlns:cx7="http://schemas.microsoft.com/office/drawing/2016/5/13/chartex" xmlns:cx8="http://schemas.microsoft.com/office/drawing/2016/5/14/chartex" xmlns:mc="http://schemas.openxmlformats.org/markup-compatibility/2006" xmlns:aink="http://schemas.microsoft.com/office/drawing/2016/ink" xmlns:am3d="http://schemas.microsoft.com/office/drawing/2017/model3d" xmlns:o="urn:schemas-microsoft-com:office:office" xmlns:oel="http://schemas.microsoft.com/office/2019/extlst" xmlns:r="http://schemas.openxmlformats.org/officeDocument/2006/relationships" xmlns:m="http://schemas.openxmlformats.org/officeDocument/2006/math" xmlns:v="urn:schemas-microsoft-com:vml" xmlns:wp14="http://schemas.microsoft.com/office/word/2010/wordprocessingDrawing" xmlns:wp="http://schemas.openxmlformats.org/drawingml/2006/wordprocessingDrawing" xmlns:w10="urn:schemas-microsoft-com:office:word" xmlns:w="http://schemas.openxmlformats.org/wordprocessingml/2006/main" xmlns:w14="http://schemas.microsoft.com/office/word/2010/wordml" xmlns:w15="http://schemas.microsoft.com/office/word/2012/wordml" xmlns:w16cex="http://schemas.microsoft.com/office/word/2018/wordml/cex" xmlns:w16cid="http://schemas.microsoft.com/office/word/2016/wordml/cid" xmlns:w16="http://schemas.microsoft.com/office/word/2018/wordml" xmlns:w16du="http://schemas.microsoft.com/office/word/2023/wordml/word16du" xmlns:w16sdtdh="http://schemas.microsoft.com/office/word/2020/wordml/sdtdatahash" xmlns:w16sdtfl="http://schemas.microsoft.com/office/word/2024/wordml/sdtformatlock" xmlns:w16se="http://schemas.microsoft.com/office/word/2015/wordml/symex" xmlns:wpg="http://schemas.microsoft.com/office/word/2010/wordprocessingGroup" xmlns:wpi="http://schemas.microsoft.com/office/word/2010/wordprocessingInk" xmlns:wne="http://schemas.microsoft.com/office/word/2006/wordml" xmlns:wps="http://schemas.microsoft.com/office/word/2010/wordprocessingShape" mc:Ignorable="w14 w15 w16se w16cid w16 w16cex w16sdtdh w16sdtfl w16du wp14">
   <w:abstractNum w:abstractNumId="0" w15:restartNumberingAfterBreak="0">
-    <w:nsid w:val="02772B65"/>
+    <w:nsid w:val="004A56A2"/>
     <w:multiLevelType w:val="multilevel"/>
-    <w:tmpl w:val="FEACD42A"/>
+    <w:tmpl w:val="BA4432E0"/>
     <w:lvl w:ilvl="0">
       <w:start w:val="1"/>
       <w:numFmt w:val="bullet"/>
@@ -18423,9 +24261,9 @@
     </w:lvl>
   </w:abstractNum>
   <w:abstractNum w:abstractNumId="1" w15:restartNumberingAfterBreak="0">
-    <w:nsid w:val="096F1099"/>
+    <w:nsid w:val="02772B65"/>
     <w:multiLevelType w:val="multilevel"/>
-    <w:tmpl w:val="BED0E12E"/>
+    <w:tmpl w:val="FEACD42A"/>
     <w:lvl w:ilvl="0">
       <w:start w:val="1"/>
       <w:numFmt w:val="bullet"/>
@@ -18572,9 +24410,9 @@
     </w:lvl>
   </w:abstractNum>
   <w:abstractNum w:abstractNumId="2" w15:restartNumberingAfterBreak="0">
-    <w:nsid w:val="0ED94CE6"/>
+    <w:nsid w:val="096F1099"/>
     <w:multiLevelType w:val="multilevel"/>
-    <w:tmpl w:val="B3C2C44A"/>
+    <w:tmpl w:val="BED0E12E"/>
     <w:lvl w:ilvl="0">
       <w:start w:val="1"/>
       <w:numFmt w:val="bullet"/>
@@ -18721,9 +24559,9 @@
     </w:lvl>
   </w:abstractNum>
   <w:abstractNum w:abstractNumId="3" w15:restartNumberingAfterBreak="0">
-    <w:nsid w:val="10362054"/>
+    <w:nsid w:val="0E6D1FF4"/>
     <w:multiLevelType w:val="multilevel"/>
-    <w:tmpl w:val="E5AA67C6"/>
+    <w:tmpl w:val="03E25B14"/>
     <w:lvl w:ilvl="0">
       <w:start w:val="1"/>
       <w:numFmt w:val="bullet"/>
@@ -18870,9 +24708,9 @@
     </w:lvl>
   </w:abstractNum>
   <w:abstractNum w:abstractNumId="4" w15:restartNumberingAfterBreak="0">
-    <w:nsid w:val="14511740"/>
+    <w:nsid w:val="0ED94CE6"/>
     <w:multiLevelType w:val="multilevel"/>
-    <w:tmpl w:val="3C422A2C"/>
+    <w:tmpl w:val="B3C2C44A"/>
     <w:lvl w:ilvl="0">
       <w:start w:val="1"/>
       <w:numFmt w:val="bullet"/>
@@ -19019,9 +24857,9 @@
     </w:lvl>
   </w:abstractNum>
   <w:abstractNum w:abstractNumId="5" w15:restartNumberingAfterBreak="0">
-    <w:nsid w:val="1566259B"/>
+    <w:nsid w:val="10362054"/>
     <w:multiLevelType w:val="multilevel"/>
-    <w:tmpl w:val="B128B966"/>
+    <w:tmpl w:val="E5AA67C6"/>
     <w:lvl w:ilvl="0">
       <w:start w:val="1"/>
       <w:numFmt w:val="bullet"/>
@@ -19168,9 +25006,9 @@
     </w:lvl>
   </w:abstractNum>
   <w:abstractNum w:abstractNumId="6" w15:restartNumberingAfterBreak="0">
-    <w:nsid w:val="1F925E75"/>
+    <w:nsid w:val="14511740"/>
     <w:multiLevelType w:val="multilevel"/>
-    <w:tmpl w:val="E09EB404"/>
+    <w:tmpl w:val="3C422A2C"/>
     <w:lvl w:ilvl="0">
       <w:start w:val="1"/>
       <w:numFmt w:val="bullet"/>
@@ -19317,9 +25155,9 @@
     </w:lvl>
   </w:abstractNum>
   <w:abstractNum w:abstractNumId="7" w15:restartNumberingAfterBreak="0">
-    <w:nsid w:val="285A3946"/>
+    <w:nsid w:val="1566259B"/>
     <w:multiLevelType w:val="multilevel"/>
-    <w:tmpl w:val="DA24403A"/>
+    <w:tmpl w:val="B128B966"/>
     <w:lvl w:ilvl="0">
       <w:start w:val="1"/>
       <w:numFmt w:val="bullet"/>
@@ -19466,9 +25304,9 @@
     </w:lvl>
   </w:abstractNum>
   <w:abstractNum w:abstractNumId="8" w15:restartNumberingAfterBreak="0">
-    <w:nsid w:val="30A975DA"/>
+    <w:nsid w:val="169B6FA1"/>
     <w:multiLevelType w:val="multilevel"/>
-    <w:tmpl w:val="E7B6D5D4"/>
+    <w:tmpl w:val="A1D605EC"/>
     <w:lvl w:ilvl="0">
       <w:start w:val="1"/>
       <w:numFmt w:val="bullet"/>
@@ -19615,9 +25453,9 @@
     </w:lvl>
   </w:abstractNum>
   <w:abstractNum w:abstractNumId="9" w15:restartNumberingAfterBreak="0">
-    <w:nsid w:val="33CF4F6F"/>
+    <w:nsid w:val="1F925E75"/>
     <w:multiLevelType w:val="multilevel"/>
-    <w:tmpl w:val="419A0374"/>
+    <w:tmpl w:val="E09EB404"/>
     <w:lvl w:ilvl="0">
       <w:start w:val="1"/>
       <w:numFmt w:val="bullet"/>
@@ -19764,9 +25602,9 @@
     </w:lvl>
   </w:abstractNum>
   <w:abstractNum w:abstractNumId="10" w15:restartNumberingAfterBreak="0">
-    <w:nsid w:val="3853187F"/>
+    <w:nsid w:val="285A3946"/>
     <w:multiLevelType w:val="multilevel"/>
-    <w:tmpl w:val="DFE4C7A4"/>
+    <w:tmpl w:val="DA24403A"/>
     <w:lvl w:ilvl="0">
       <w:start w:val="1"/>
       <w:numFmt w:val="bullet"/>
@@ -19913,9 +25751,9 @@
     </w:lvl>
   </w:abstractNum>
   <w:abstractNum w:abstractNumId="11" w15:restartNumberingAfterBreak="0">
-    <w:nsid w:val="3D4007B5"/>
+    <w:nsid w:val="30A975DA"/>
     <w:multiLevelType w:val="multilevel"/>
-    <w:tmpl w:val="C6E84B48"/>
+    <w:tmpl w:val="E7B6D5D4"/>
     <w:lvl w:ilvl="0">
       <w:start w:val="1"/>
       <w:numFmt w:val="bullet"/>
@@ -20062,9 +25900,9 @@
     </w:lvl>
   </w:abstractNum>
   <w:abstractNum w:abstractNumId="12" w15:restartNumberingAfterBreak="0">
-    <w:nsid w:val="400F3B74"/>
+    <w:nsid w:val="33CF4F6F"/>
     <w:multiLevelType w:val="multilevel"/>
-    <w:tmpl w:val="1430B6BC"/>
+    <w:tmpl w:val="419A0374"/>
     <w:lvl w:ilvl="0">
       <w:start w:val="1"/>
       <w:numFmt w:val="bullet"/>
@@ -20211,9 +26049,9 @@
     </w:lvl>
   </w:abstractNum>
   <w:abstractNum w:abstractNumId="13" w15:restartNumberingAfterBreak="0">
-    <w:nsid w:val="448B3A75"/>
+    <w:nsid w:val="3853187F"/>
     <w:multiLevelType w:val="multilevel"/>
-    <w:tmpl w:val="C79E6D5A"/>
+    <w:tmpl w:val="DFE4C7A4"/>
     <w:lvl w:ilvl="0">
       <w:start w:val="1"/>
       <w:numFmt w:val="bullet"/>
@@ -20360,9 +26198,122 @@
     </w:lvl>
   </w:abstractNum>
   <w:abstractNum w:abstractNumId="14" w15:restartNumberingAfterBreak="0">
-    <w:nsid w:val="4A491F24"/>
+    <w:nsid w:val="3CD74DE4"/>
     <w:multiLevelType w:val="multilevel"/>
-    <w:tmpl w:val="AF6A2C98"/>
+    <w:tmpl w:val="F696A516"/>
+    <w:lvl w:ilvl="0">
+      <w:start w:val="1"/>
+      <w:numFmt w:val="decimal"/>
+      <w:lvlText w:val="%1."/>
+      <w:lvlJc w:val="left"/>
+      <w:pPr>
+        <w:tabs>
+          <w:tab w:val="num" w:pos="720"/>
+        </w:tabs>
+        <w:ind w:left="720" w:hanging="360"/>
+      </w:pPr>
+    </w:lvl>
+    <w:lvl w:ilvl="1" w:tentative="1">
+      <w:start w:val="1"/>
+      <w:numFmt w:val="decimal"/>
+      <w:lvlText w:val="%2."/>
+      <w:lvlJc w:val="left"/>
+      <w:pPr>
+        <w:tabs>
+          <w:tab w:val="num" w:pos="1440"/>
+        </w:tabs>
+        <w:ind w:left="1440" w:hanging="360"/>
+      </w:pPr>
+    </w:lvl>
+    <w:lvl w:ilvl="2" w:tentative="1">
+      <w:start w:val="1"/>
+      <w:numFmt w:val="decimal"/>
+      <w:lvlText w:val="%3."/>
+      <w:lvlJc w:val="left"/>
+      <w:pPr>
+        <w:tabs>
+          <w:tab w:val="num" w:pos="2160"/>
+        </w:tabs>
+        <w:ind w:left="2160" w:hanging="360"/>
+      </w:pPr>
+    </w:lvl>
+    <w:lvl w:ilvl="3" w:tentative="1">
+      <w:start w:val="1"/>
+      <w:numFmt w:val="decimal"/>
+      <w:lvlText w:val="%4."/>
+      <w:lvlJc w:val="left"/>
+      <w:pPr>
+        <w:tabs>
+          <w:tab w:val="num" w:pos="2880"/>
+        </w:tabs>
+        <w:ind w:left="2880" w:hanging="360"/>
+      </w:pPr>
+    </w:lvl>
+    <w:lvl w:ilvl="4" w:tentative="1">
+      <w:start w:val="1"/>
+      <w:numFmt w:val="decimal"/>
+      <w:lvlText w:val="%5."/>
+      <w:lvlJc w:val="left"/>
+      <w:pPr>
+        <w:tabs>
+          <w:tab w:val="num" w:pos="3600"/>
+        </w:tabs>
+        <w:ind w:left="3600" w:hanging="360"/>
+      </w:pPr>
+    </w:lvl>
+    <w:lvl w:ilvl="5" w:tentative="1">
+      <w:start w:val="1"/>
+      <w:numFmt w:val="decimal"/>
+      <w:lvlText w:val="%6."/>
+      <w:lvlJc w:val="left"/>
+      <w:pPr>
+        <w:tabs>
+          <w:tab w:val="num" w:pos="4320"/>
+        </w:tabs>
+        <w:ind w:left="4320" w:hanging="360"/>
+      </w:pPr>
+    </w:lvl>
+    <w:lvl w:ilvl="6" w:tentative="1">
+      <w:start w:val="1"/>
+      <w:numFmt w:val="decimal"/>
+      <w:lvlText w:val="%7."/>
+      <w:lvlJc w:val="left"/>
+      <w:pPr>
+        <w:tabs>
+          <w:tab w:val="num" w:pos="5040"/>
+        </w:tabs>
+        <w:ind w:left="5040" w:hanging="360"/>
+      </w:pPr>
+    </w:lvl>
+    <w:lvl w:ilvl="7" w:tentative="1">
+      <w:start w:val="1"/>
+      <w:numFmt w:val="decimal"/>
+      <w:lvlText w:val="%8."/>
+      <w:lvlJc w:val="left"/>
+      <w:pPr>
+        <w:tabs>
+          <w:tab w:val="num" w:pos="5760"/>
+        </w:tabs>
+        <w:ind w:left="5760" w:hanging="360"/>
+      </w:pPr>
+    </w:lvl>
+    <w:lvl w:ilvl="8" w:tentative="1">
+      <w:start w:val="1"/>
+      <w:numFmt w:val="decimal"/>
+      <w:lvlText w:val="%9."/>
+      <w:lvlJc w:val="left"/>
+      <w:pPr>
+        <w:tabs>
+          <w:tab w:val="num" w:pos="6480"/>
+        </w:tabs>
+        <w:ind w:left="6480" w:hanging="360"/>
+      </w:pPr>
+    </w:lvl>
+  </w:abstractNum>
+  <w:abstractNum w:abstractNumId="15" w15:restartNumberingAfterBreak="0">
+    <w:nsid w:val="3D4007B5"/>
+    <w:multiLevelType w:val="multilevel"/>
+    <w:tmpl w:val="C6E84B48"/>
     <w:lvl w:ilvl="0">
       <w:start w:val="1"/>
       <w:numFmt w:val="bullet"/>
@@ -20508,10 +26459,10 @@
       </w:rPr>
     </w:lvl>
   </w:abstractNum>
-  <w:abstractNum w:abstractNumId="15" w15:restartNumberingAfterBreak="0">
-    <w:nsid w:val="4E251C3A"/>
+  <w:abstractNum w:abstractNumId="16" w15:restartNumberingAfterBreak="0">
+    <w:nsid w:val="3D5C29A3"/>
     <w:multiLevelType w:val="multilevel"/>
-    <w:tmpl w:val="080E47C6"/>
+    <w:tmpl w:val="3780A070"/>
     <w:lvl w:ilvl="0">
       <w:start w:val="1"/>
       <w:numFmt w:val="bullet"/>
@@ -20657,10 +26608,10 @@
       </w:rPr>
     </w:lvl>
   </w:abstractNum>
-  <w:abstractNum w:abstractNumId="16" w15:restartNumberingAfterBreak="0">
-    <w:nsid w:val="51BA1A41"/>
+  <w:abstractNum w:abstractNumId="17" w15:restartNumberingAfterBreak="0">
+    <w:nsid w:val="400F3B74"/>
     <w:multiLevelType w:val="multilevel"/>
-    <w:tmpl w:val="D54C602A"/>
+    <w:tmpl w:val="1430B6BC"/>
     <w:lvl w:ilvl="0">
       <w:start w:val="1"/>
       <w:numFmt w:val="bullet"/>
@@ -20806,10 +26757,10 @@
       </w:rPr>
     </w:lvl>
   </w:abstractNum>
-  <w:abstractNum w:abstractNumId="17" w15:restartNumberingAfterBreak="0">
-    <w:nsid w:val="54A3404B"/>
+  <w:abstractNum w:abstractNumId="18" w15:restartNumberingAfterBreak="0">
+    <w:nsid w:val="448B3A75"/>
     <w:multiLevelType w:val="multilevel"/>
-    <w:tmpl w:val="A098652E"/>
+    <w:tmpl w:val="C79E6D5A"/>
     <w:lvl w:ilvl="0">
       <w:start w:val="1"/>
       <w:numFmt w:val="bullet"/>
@@ -20955,10 +26906,10 @@
       </w:rPr>
     </w:lvl>
   </w:abstractNum>
-  <w:abstractNum w:abstractNumId="18" w15:restartNumberingAfterBreak="0">
-    <w:nsid w:val="55E151B3"/>
+  <w:abstractNum w:abstractNumId="19" w15:restartNumberingAfterBreak="0">
+    <w:nsid w:val="4A491F24"/>
     <w:multiLevelType w:val="multilevel"/>
-    <w:tmpl w:val="20E8D516"/>
+    <w:tmpl w:val="AF6A2C98"/>
     <w:lvl w:ilvl="0">
       <w:start w:val="1"/>
       <w:numFmt w:val="bullet"/>
@@ -21104,10 +27055,10 @@
       </w:rPr>
     </w:lvl>
   </w:abstractNum>
-  <w:abstractNum w:abstractNumId="19" w15:restartNumberingAfterBreak="0">
-    <w:nsid w:val="56A30528"/>
+  <w:abstractNum w:abstractNumId="20" w15:restartNumberingAfterBreak="0">
+    <w:nsid w:val="4E251C3A"/>
     <w:multiLevelType w:val="multilevel"/>
-    <w:tmpl w:val="FBCEA172"/>
+    <w:tmpl w:val="080E47C6"/>
     <w:lvl w:ilvl="0">
       <w:start w:val="1"/>
       <w:numFmt w:val="bullet"/>
@@ -21253,10 +27204,10 @@
       </w:rPr>
     </w:lvl>
   </w:abstractNum>
-  <w:abstractNum w:abstractNumId="20" w15:restartNumberingAfterBreak="0">
-    <w:nsid w:val="57FF1331"/>
+  <w:abstractNum w:abstractNumId="21" w15:restartNumberingAfterBreak="0">
+    <w:nsid w:val="4FCF6FAA"/>
     <w:multiLevelType w:val="multilevel"/>
-    <w:tmpl w:val="DA86D172"/>
+    <w:tmpl w:val="5ACA9472"/>
     <w:lvl w:ilvl="0">
       <w:start w:val="1"/>
       <w:numFmt w:val="bullet"/>
@@ -21402,10 +27353,10 @@
       </w:rPr>
     </w:lvl>
   </w:abstractNum>
-  <w:abstractNum w:abstractNumId="21" w15:restartNumberingAfterBreak="0">
-    <w:nsid w:val="5BD428CA"/>
+  <w:abstractNum w:abstractNumId="22" w15:restartNumberingAfterBreak="0">
+    <w:nsid w:val="50EE12C6"/>
     <w:multiLevelType w:val="multilevel"/>
-    <w:tmpl w:val="34B0CD3C"/>
+    <w:tmpl w:val="AFEECAF0"/>
     <w:lvl w:ilvl="0">
       <w:start w:val="1"/>
       <w:numFmt w:val="bullet"/>
@@ -21551,10 +27502,10 @@
       </w:rPr>
     </w:lvl>
   </w:abstractNum>
-  <w:abstractNum w:abstractNumId="22" w15:restartNumberingAfterBreak="0">
-    <w:nsid w:val="5F557B30"/>
+  <w:abstractNum w:abstractNumId="23" w15:restartNumberingAfterBreak="0">
+    <w:nsid w:val="51BA1A41"/>
     <w:multiLevelType w:val="multilevel"/>
-    <w:tmpl w:val="87703758"/>
+    <w:tmpl w:val="D54C602A"/>
     <w:lvl w:ilvl="0">
       <w:start w:val="1"/>
       <w:numFmt w:val="bullet"/>
@@ -21700,10 +27651,10 @@
       </w:rPr>
     </w:lvl>
   </w:abstractNum>
-  <w:abstractNum w:abstractNumId="23" w15:restartNumberingAfterBreak="0">
-    <w:nsid w:val="64D160CE"/>
+  <w:abstractNum w:abstractNumId="24" w15:restartNumberingAfterBreak="0">
+    <w:nsid w:val="54A3404B"/>
     <w:multiLevelType w:val="multilevel"/>
-    <w:tmpl w:val="FC4CA7DA"/>
+    <w:tmpl w:val="A098652E"/>
     <w:lvl w:ilvl="0">
       <w:start w:val="1"/>
       <w:numFmt w:val="bullet"/>
@@ -21849,10 +27800,10 @@
       </w:rPr>
     </w:lvl>
   </w:abstractNum>
-  <w:abstractNum w:abstractNumId="24" w15:restartNumberingAfterBreak="0">
-    <w:nsid w:val="710E0338"/>
+  <w:abstractNum w:abstractNumId="25" w15:restartNumberingAfterBreak="0">
+    <w:nsid w:val="55E151B3"/>
     <w:multiLevelType w:val="multilevel"/>
-    <w:tmpl w:val="6E02D76E"/>
+    <w:tmpl w:val="20E8D516"/>
     <w:lvl w:ilvl="0">
       <w:start w:val="1"/>
       <w:numFmt w:val="bullet"/>
@@ -21998,80 +27949,995 @@
       </w:rPr>
     </w:lvl>
   </w:abstractNum>
+  <w:abstractNum w:abstractNumId="26" w15:restartNumberingAfterBreak="0">
+    <w:nsid w:val="56A30528"/>
+    <w:multiLevelType w:val="multilevel"/>
+    <w:tmpl w:val="FBCEA172"/>
+    <w:lvl w:ilvl="0">
+      <w:start w:val="1"/>
+      <w:numFmt w:val="bullet"/>
+      <w:lvlText w:val=""/>
+      <w:lvlJc w:val="left"/>
+      <w:pPr>
+        <w:tabs>
+          <w:tab w:val="num" w:pos="720"/>
+        </w:tabs>
+        <w:ind w:left="720" w:hanging="360"/>
+      </w:pPr>
+      <w:rPr>
+        <w:rFonts w:ascii="Symbol" w:hAnsi="Symbol" w:hint="default"/>
+        <w:sz w:val="20"/>
+      </w:rPr>
+    </w:lvl>
+    <w:lvl w:ilvl="1" w:tentative="1">
+      <w:start w:val="1"/>
+      <w:numFmt w:val="bullet"/>
+      <w:lvlText w:val="o"/>
+      <w:lvlJc w:val="left"/>
+      <w:pPr>
+        <w:tabs>
+          <w:tab w:val="num" w:pos="1440"/>
+        </w:tabs>
+        <w:ind w:left="1440" w:hanging="360"/>
+      </w:pPr>
+      <w:rPr>
+        <w:rFonts w:ascii="Courier New" w:hAnsi="Courier New" w:hint="default"/>
+        <w:sz w:val="20"/>
+      </w:rPr>
+    </w:lvl>
+    <w:lvl w:ilvl="2" w:tentative="1">
+      <w:start w:val="1"/>
+      <w:numFmt w:val="bullet"/>
+      <w:lvlText w:val=""/>
+      <w:lvlJc w:val="left"/>
+      <w:pPr>
+        <w:tabs>
+          <w:tab w:val="num" w:pos="2160"/>
+        </w:tabs>
+        <w:ind w:left="2160" w:hanging="360"/>
+      </w:pPr>
+      <w:rPr>
+        <w:rFonts w:ascii="Wingdings" w:hAnsi="Wingdings" w:hint="default"/>
+        <w:sz w:val="20"/>
+      </w:rPr>
+    </w:lvl>
+    <w:lvl w:ilvl="3" w:tentative="1">
+      <w:start w:val="1"/>
+      <w:numFmt w:val="bullet"/>
+      <w:lvlText w:val=""/>
+      <w:lvlJc w:val="left"/>
+      <w:pPr>
+        <w:tabs>
+          <w:tab w:val="num" w:pos="2880"/>
+        </w:tabs>
+        <w:ind w:left="2880" w:hanging="360"/>
+      </w:pPr>
+      <w:rPr>
+        <w:rFonts w:ascii="Wingdings" w:hAnsi="Wingdings" w:hint="default"/>
+        <w:sz w:val="20"/>
+      </w:rPr>
+    </w:lvl>
+    <w:lvl w:ilvl="4" w:tentative="1">
+      <w:start w:val="1"/>
+      <w:numFmt w:val="bullet"/>
+      <w:lvlText w:val=""/>
+      <w:lvlJc w:val="left"/>
+      <w:pPr>
+        <w:tabs>
+          <w:tab w:val="num" w:pos="3600"/>
+        </w:tabs>
+        <w:ind w:left="3600" w:hanging="360"/>
+      </w:pPr>
+      <w:rPr>
+        <w:rFonts w:ascii="Wingdings" w:hAnsi="Wingdings" w:hint="default"/>
+        <w:sz w:val="20"/>
+      </w:rPr>
+    </w:lvl>
+    <w:lvl w:ilvl="5" w:tentative="1">
+      <w:start w:val="1"/>
+      <w:numFmt w:val="bullet"/>
+      <w:lvlText w:val=""/>
+      <w:lvlJc w:val="left"/>
+      <w:pPr>
+        <w:tabs>
+          <w:tab w:val="num" w:pos="4320"/>
+        </w:tabs>
+        <w:ind w:left="4320" w:hanging="360"/>
+      </w:pPr>
+      <w:rPr>
+        <w:rFonts w:ascii="Wingdings" w:hAnsi="Wingdings" w:hint="default"/>
+        <w:sz w:val="20"/>
+      </w:rPr>
+    </w:lvl>
+    <w:lvl w:ilvl="6" w:tentative="1">
+      <w:start w:val="1"/>
+      <w:numFmt w:val="bullet"/>
+      <w:lvlText w:val=""/>
+      <w:lvlJc w:val="left"/>
+      <w:pPr>
+        <w:tabs>
+          <w:tab w:val="num" w:pos="5040"/>
+        </w:tabs>
+        <w:ind w:left="5040" w:hanging="360"/>
+      </w:pPr>
+      <w:rPr>
+        <w:rFonts w:ascii="Wingdings" w:hAnsi="Wingdings" w:hint="default"/>
+        <w:sz w:val="20"/>
+      </w:rPr>
+    </w:lvl>
+    <w:lvl w:ilvl="7" w:tentative="1">
+      <w:start w:val="1"/>
+      <w:numFmt w:val="bullet"/>
+      <w:lvlText w:val=""/>
+      <w:lvlJc w:val="left"/>
+      <w:pPr>
+        <w:tabs>
+          <w:tab w:val="num" w:pos="5760"/>
+        </w:tabs>
+        <w:ind w:left="5760" w:hanging="360"/>
+      </w:pPr>
+      <w:rPr>
+        <w:rFonts w:ascii="Wingdings" w:hAnsi="Wingdings" w:hint="default"/>
+        <w:sz w:val="20"/>
+      </w:rPr>
+    </w:lvl>
+    <w:lvl w:ilvl="8" w:tentative="1">
+      <w:start w:val="1"/>
+      <w:numFmt w:val="bullet"/>
+      <w:lvlText w:val=""/>
+      <w:lvlJc w:val="left"/>
+      <w:pPr>
+        <w:tabs>
+          <w:tab w:val="num" w:pos="6480"/>
+        </w:tabs>
+        <w:ind w:left="6480" w:hanging="360"/>
+      </w:pPr>
+      <w:rPr>
+        <w:rFonts w:ascii="Wingdings" w:hAnsi="Wingdings" w:hint="default"/>
+        <w:sz w:val="20"/>
+      </w:rPr>
+    </w:lvl>
+  </w:abstractNum>
+  <w:abstractNum w:abstractNumId="27" w15:restartNumberingAfterBreak="0">
+    <w:nsid w:val="57FF1331"/>
+    <w:multiLevelType w:val="multilevel"/>
+    <w:tmpl w:val="DA86D172"/>
+    <w:lvl w:ilvl="0">
+      <w:start w:val="1"/>
+      <w:numFmt w:val="bullet"/>
+      <w:lvlText w:val=""/>
+      <w:lvlJc w:val="left"/>
+      <w:pPr>
+        <w:tabs>
+          <w:tab w:val="num" w:pos="720"/>
+        </w:tabs>
+        <w:ind w:left="720" w:hanging="360"/>
+      </w:pPr>
+      <w:rPr>
+        <w:rFonts w:ascii="Symbol" w:hAnsi="Symbol" w:hint="default"/>
+        <w:sz w:val="20"/>
+      </w:rPr>
+    </w:lvl>
+    <w:lvl w:ilvl="1" w:tentative="1">
+      <w:start w:val="1"/>
+      <w:numFmt w:val="bullet"/>
+      <w:lvlText w:val="o"/>
+      <w:lvlJc w:val="left"/>
+      <w:pPr>
+        <w:tabs>
+          <w:tab w:val="num" w:pos="1440"/>
+        </w:tabs>
+        <w:ind w:left="1440" w:hanging="360"/>
+      </w:pPr>
+      <w:rPr>
+        <w:rFonts w:ascii="Courier New" w:hAnsi="Courier New" w:hint="default"/>
+        <w:sz w:val="20"/>
+      </w:rPr>
+    </w:lvl>
+    <w:lvl w:ilvl="2" w:tentative="1">
+      <w:start w:val="1"/>
+      <w:numFmt w:val="bullet"/>
+      <w:lvlText w:val=""/>
+      <w:lvlJc w:val="left"/>
+      <w:pPr>
+        <w:tabs>
+          <w:tab w:val="num" w:pos="2160"/>
+        </w:tabs>
+        <w:ind w:left="2160" w:hanging="360"/>
+      </w:pPr>
+      <w:rPr>
+        <w:rFonts w:ascii="Wingdings" w:hAnsi="Wingdings" w:hint="default"/>
+        <w:sz w:val="20"/>
+      </w:rPr>
+    </w:lvl>
+    <w:lvl w:ilvl="3" w:tentative="1">
+      <w:start w:val="1"/>
+      <w:numFmt w:val="bullet"/>
+      <w:lvlText w:val=""/>
+      <w:lvlJc w:val="left"/>
+      <w:pPr>
+        <w:tabs>
+          <w:tab w:val="num" w:pos="2880"/>
+        </w:tabs>
+        <w:ind w:left="2880" w:hanging="360"/>
+      </w:pPr>
+      <w:rPr>
+        <w:rFonts w:ascii="Wingdings" w:hAnsi="Wingdings" w:hint="default"/>
+        <w:sz w:val="20"/>
+      </w:rPr>
+    </w:lvl>
+    <w:lvl w:ilvl="4" w:tentative="1">
+      <w:start w:val="1"/>
+      <w:numFmt w:val="bullet"/>
+      <w:lvlText w:val=""/>
+      <w:lvlJc w:val="left"/>
+      <w:pPr>
+        <w:tabs>
+          <w:tab w:val="num" w:pos="3600"/>
+        </w:tabs>
+        <w:ind w:left="3600" w:hanging="360"/>
+      </w:pPr>
+      <w:rPr>
+        <w:rFonts w:ascii="Wingdings" w:hAnsi="Wingdings" w:hint="default"/>
+        <w:sz w:val="20"/>
+      </w:rPr>
+    </w:lvl>
+    <w:lvl w:ilvl="5" w:tentative="1">
+      <w:start w:val="1"/>
+      <w:numFmt w:val="bullet"/>
+      <w:lvlText w:val=""/>
+      <w:lvlJc w:val="left"/>
+      <w:pPr>
+        <w:tabs>
+          <w:tab w:val="num" w:pos="4320"/>
+        </w:tabs>
+        <w:ind w:left="4320" w:hanging="360"/>
+      </w:pPr>
+      <w:rPr>
+        <w:rFonts w:ascii="Wingdings" w:hAnsi="Wingdings" w:hint="default"/>
+        <w:sz w:val="20"/>
+      </w:rPr>
+    </w:lvl>
+    <w:lvl w:ilvl="6" w:tentative="1">
+      <w:start w:val="1"/>
+      <w:numFmt w:val="bullet"/>
+      <w:lvlText w:val=""/>
+      <w:lvlJc w:val="left"/>
+      <w:pPr>
+        <w:tabs>
+          <w:tab w:val="num" w:pos="5040"/>
+        </w:tabs>
+        <w:ind w:left="5040" w:hanging="360"/>
+      </w:pPr>
+      <w:rPr>
+        <w:rFonts w:ascii="Wingdings" w:hAnsi="Wingdings" w:hint="default"/>
+        <w:sz w:val="20"/>
+      </w:rPr>
+    </w:lvl>
+    <w:lvl w:ilvl="7" w:tentative="1">
+      <w:start w:val="1"/>
+      <w:numFmt w:val="bullet"/>
+      <w:lvlText w:val=""/>
+      <w:lvlJc w:val="left"/>
+      <w:pPr>
+        <w:tabs>
+          <w:tab w:val="num" w:pos="5760"/>
+        </w:tabs>
+        <w:ind w:left="5760" w:hanging="360"/>
+      </w:pPr>
+      <w:rPr>
+        <w:rFonts w:ascii="Wingdings" w:hAnsi="Wingdings" w:hint="default"/>
+        <w:sz w:val="20"/>
+      </w:rPr>
+    </w:lvl>
+    <w:lvl w:ilvl="8" w:tentative="1">
+      <w:start w:val="1"/>
+      <w:numFmt w:val="bullet"/>
+      <w:lvlText w:val=""/>
+      <w:lvlJc w:val="left"/>
+      <w:pPr>
+        <w:tabs>
+          <w:tab w:val="num" w:pos="6480"/>
+        </w:tabs>
+        <w:ind w:left="6480" w:hanging="360"/>
+      </w:pPr>
+      <w:rPr>
+        <w:rFonts w:ascii="Wingdings" w:hAnsi="Wingdings" w:hint="default"/>
+        <w:sz w:val="20"/>
+      </w:rPr>
+    </w:lvl>
+  </w:abstractNum>
+  <w:abstractNum w:abstractNumId="28" w15:restartNumberingAfterBreak="0">
+    <w:nsid w:val="5BD428CA"/>
+    <w:multiLevelType w:val="multilevel"/>
+    <w:tmpl w:val="34B0CD3C"/>
+    <w:lvl w:ilvl="0">
+      <w:start w:val="1"/>
+      <w:numFmt w:val="bullet"/>
+      <w:lvlText w:val=""/>
+      <w:lvlJc w:val="left"/>
+      <w:pPr>
+        <w:tabs>
+          <w:tab w:val="num" w:pos="720"/>
+        </w:tabs>
+        <w:ind w:left="720" w:hanging="360"/>
+      </w:pPr>
+      <w:rPr>
+        <w:rFonts w:ascii="Symbol" w:hAnsi="Symbol" w:hint="default"/>
+        <w:sz w:val="20"/>
+      </w:rPr>
+    </w:lvl>
+    <w:lvl w:ilvl="1" w:tentative="1">
+      <w:start w:val="1"/>
+      <w:numFmt w:val="bullet"/>
+      <w:lvlText w:val="o"/>
+      <w:lvlJc w:val="left"/>
+      <w:pPr>
+        <w:tabs>
+          <w:tab w:val="num" w:pos="1440"/>
+        </w:tabs>
+        <w:ind w:left="1440" w:hanging="360"/>
+      </w:pPr>
+      <w:rPr>
+        <w:rFonts w:ascii="Courier New" w:hAnsi="Courier New" w:hint="default"/>
+        <w:sz w:val="20"/>
+      </w:rPr>
+    </w:lvl>
+    <w:lvl w:ilvl="2" w:tentative="1">
+      <w:start w:val="1"/>
+      <w:numFmt w:val="bullet"/>
+      <w:lvlText w:val=""/>
+      <w:lvlJc w:val="left"/>
+      <w:pPr>
+        <w:tabs>
+          <w:tab w:val="num" w:pos="2160"/>
+        </w:tabs>
+        <w:ind w:left="2160" w:hanging="360"/>
+      </w:pPr>
+      <w:rPr>
+        <w:rFonts w:ascii="Wingdings" w:hAnsi="Wingdings" w:hint="default"/>
+        <w:sz w:val="20"/>
+      </w:rPr>
+    </w:lvl>
+    <w:lvl w:ilvl="3" w:tentative="1">
+      <w:start w:val="1"/>
+      <w:numFmt w:val="bullet"/>
+      <w:lvlText w:val=""/>
+      <w:lvlJc w:val="left"/>
+      <w:pPr>
+        <w:tabs>
+          <w:tab w:val="num" w:pos="2880"/>
+        </w:tabs>
+        <w:ind w:left="2880" w:hanging="360"/>
+      </w:pPr>
+      <w:rPr>
+        <w:rFonts w:ascii="Wingdings" w:hAnsi="Wingdings" w:hint="default"/>
+        <w:sz w:val="20"/>
+      </w:rPr>
+    </w:lvl>
+    <w:lvl w:ilvl="4" w:tentative="1">
+      <w:start w:val="1"/>
+      <w:numFmt w:val="bullet"/>
+      <w:lvlText w:val=""/>
+      <w:lvlJc w:val="left"/>
+      <w:pPr>
+        <w:tabs>
+          <w:tab w:val="num" w:pos="3600"/>
+        </w:tabs>
+        <w:ind w:left="3600" w:hanging="360"/>
+      </w:pPr>
+      <w:rPr>
+        <w:rFonts w:ascii="Wingdings" w:hAnsi="Wingdings" w:hint="default"/>
+        <w:sz w:val="20"/>
+      </w:rPr>
+    </w:lvl>
+    <w:lvl w:ilvl="5" w:tentative="1">
+      <w:start w:val="1"/>
+      <w:numFmt w:val="bullet"/>
+      <w:lvlText w:val=""/>
+      <w:lvlJc w:val="left"/>
+      <w:pPr>
+        <w:tabs>
+          <w:tab w:val="num" w:pos="4320"/>
+        </w:tabs>
+        <w:ind w:left="4320" w:hanging="360"/>
+      </w:pPr>
+      <w:rPr>
+        <w:rFonts w:ascii="Wingdings" w:hAnsi="Wingdings" w:hint="default"/>
+        <w:sz w:val="20"/>
+      </w:rPr>
+    </w:lvl>
+    <w:lvl w:ilvl="6" w:tentative="1">
+      <w:start w:val="1"/>
+      <w:numFmt w:val="bullet"/>
+      <w:lvlText w:val=""/>
+      <w:lvlJc w:val="left"/>
+      <w:pPr>
+        <w:tabs>
+          <w:tab w:val="num" w:pos="5040"/>
+        </w:tabs>
+        <w:ind w:left="5040" w:hanging="360"/>
+      </w:pPr>
+      <w:rPr>
+        <w:rFonts w:ascii="Wingdings" w:hAnsi="Wingdings" w:hint="default"/>
+        <w:sz w:val="20"/>
+      </w:rPr>
+    </w:lvl>
+    <w:lvl w:ilvl="7" w:tentative="1">
+      <w:start w:val="1"/>
+      <w:numFmt w:val="bullet"/>
+      <w:lvlText w:val=""/>
+      <w:lvlJc w:val="left"/>
+      <w:pPr>
+        <w:tabs>
+          <w:tab w:val="num" w:pos="5760"/>
+        </w:tabs>
+        <w:ind w:left="5760" w:hanging="360"/>
+      </w:pPr>
+      <w:rPr>
+        <w:rFonts w:ascii="Wingdings" w:hAnsi="Wingdings" w:hint="default"/>
+        <w:sz w:val="20"/>
+      </w:rPr>
+    </w:lvl>
+    <w:lvl w:ilvl="8" w:tentative="1">
+      <w:start w:val="1"/>
+      <w:numFmt w:val="bullet"/>
+      <w:lvlText w:val=""/>
+      <w:lvlJc w:val="left"/>
+      <w:pPr>
+        <w:tabs>
+          <w:tab w:val="num" w:pos="6480"/>
+        </w:tabs>
+        <w:ind w:left="6480" w:hanging="360"/>
+      </w:pPr>
+      <w:rPr>
+        <w:rFonts w:ascii="Wingdings" w:hAnsi="Wingdings" w:hint="default"/>
+        <w:sz w:val="20"/>
+      </w:rPr>
+    </w:lvl>
+  </w:abstractNum>
+  <w:abstractNum w:abstractNumId="29" w15:restartNumberingAfterBreak="0">
+    <w:nsid w:val="5F557B30"/>
+    <w:multiLevelType w:val="multilevel"/>
+    <w:tmpl w:val="87703758"/>
+    <w:lvl w:ilvl="0">
+      <w:start w:val="1"/>
+      <w:numFmt w:val="bullet"/>
+      <w:lvlText w:val=""/>
+      <w:lvlJc w:val="left"/>
+      <w:pPr>
+        <w:tabs>
+          <w:tab w:val="num" w:pos="720"/>
+        </w:tabs>
+        <w:ind w:left="720" w:hanging="360"/>
+      </w:pPr>
+      <w:rPr>
+        <w:rFonts w:ascii="Symbol" w:hAnsi="Symbol" w:hint="default"/>
+        <w:sz w:val="20"/>
+      </w:rPr>
+    </w:lvl>
+    <w:lvl w:ilvl="1" w:tentative="1">
+      <w:start w:val="1"/>
+      <w:numFmt w:val="bullet"/>
+      <w:lvlText w:val="o"/>
+      <w:lvlJc w:val="left"/>
+      <w:pPr>
+        <w:tabs>
+          <w:tab w:val="num" w:pos="1440"/>
+        </w:tabs>
+        <w:ind w:left="1440" w:hanging="360"/>
+      </w:pPr>
+      <w:rPr>
+        <w:rFonts w:ascii="Courier New" w:hAnsi="Courier New" w:hint="default"/>
+        <w:sz w:val="20"/>
+      </w:rPr>
+    </w:lvl>
+    <w:lvl w:ilvl="2" w:tentative="1">
+      <w:start w:val="1"/>
+      <w:numFmt w:val="bullet"/>
+      <w:lvlText w:val=""/>
+      <w:lvlJc w:val="left"/>
+      <w:pPr>
+        <w:tabs>
+          <w:tab w:val="num" w:pos="2160"/>
+        </w:tabs>
+        <w:ind w:left="2160" w:hanging="360"/>
+      </w:pPr>
+      <w:rPr>
+        <w:rFonts w:ascii="Wingdings" w:hAnsi="Wingdings" w:hint="default"/>
+        <w:sz w:val="20"/>
+      </w:rPr>
+    </w:lvl>
+    <w:lvl w:ilvl="3" w:tentative="1">
+      <w:start w:val="1"/>
+      <w:numFmt w:val="bullet"/>
+      <w:lvlText w:val=""/>
+      <w:lvlJc w:val="left"/>
+      <w:pPr>
+        <w:tabs>
+          <w:tab w:val="num" w:pos="2880"/>
+        </w:tabs>
+        <w:ind w:left="2880" w:hanging="360"/>
+      </w:pPr>
+      <w:rPr>
+        <w:rFonts w:ascii="Wingdings" w:hAnsi="Wingdings" w:hint="default"/>
+        <w:sz w:val="20"/>
+      </w:rPr>
+    </w:lvl>
+    <w:lvl w:ilvl="4" w:tentative="1">
+      <w:start w:val="1"/>
+      <w:numFmt w:val="bullet"/>
+      <w:lvlText w:val=""/>
+      <w:lvlJc w:val="left"/>
+      <w:pPr>
+        <w:tabs>
+          <w:tab w:val="num" w:pos="3600"/>
+        </w:tabs>
+        <w:ind w:left="3600" w:hanging="360"/>
+      </w:pPr>
+      <w:rPr>
+        <w:rFonts w:ascii="Wingdings" w:hAnsi="Wingdings" w:hint="default"/>
+        <w:sz w:val="20"/>
+      </w:rPr>
+    </w:lvl>
+    <w:lvl w:ilvl="5" w:tentative="1">
+      <w:start w:val="1"/>
+      <w:numFmt w:val="bullet"/>
+      <w:lvlText w:val=""/>
+      <w:lvlJc w:val="left"/>
+      <w:pPr>
+        <w:tabs>
+          <w:tab w:val="num" w:pos="4320"/>
+        </w:tabs>
+        <w:ind w:left="4320" w:hanging="360"/>
+      </w:pPr>
+      <w:rPr>
+        <w:rFonts w:ascii="Wingdings" w:hAnsi="Wingdings" w:hint="default"/>
+        <w:sz w:val="20"/>
+      </w:rPr>
+    </w:lvl>
+    <w:lvl w:ilvl="6" w:tentative="1">
+      <w:start w:val="1"/>
+      <w:numFmt w:val="bullet"/>
+      <w:lvlText w:val=""/>
+      <w:lvlJc w:val="left"/>
+      <w:pPr>
+        <w:tabs>
+          <w:tab w:val="num" w:pos="5040"/>
+        </w:tabs>
+        <w:ind w:left="5040" w:hanging="360"/>
+      </w:pPr>
+      <w:rPr>
+        <w:rFonts w:ascii="Wingdings" w:hAnsi="Wingdings" w:hint="default"/>
+        <w:sz w:val="20"/>
+      </w:rPr>
+    </w:lvl>
+    <w:lvl w:ilvl="7" w:tentative="1">
+      <w:start w:val="1"/>
+      <w:numFmt w:val="bullet"/>
+      <w:lvlText w:val=""/>
+      <w:lvlJc w:val="left"/>
+      <w:pPr>
+        <w:tabs>
+          <w:tab w:val="num" w:pos="5760"/>
+        </w:tabs>
+        <w:ind w:left="5760" w:hanging="360"/>
+      </w:pPr>
+      <w:rPr>
+        <w:rFonts w:ascii="Wingdings" w:hAnsi="Wingdings" w:hint="default"/>
+        <w:sz w:val="20"/>
+      </w:rPr>
+    </w:lvl>
+    <w:lvl w:ilvl="8" w:tentative="1">
+      <w:start w:val="1"/>
+      <w:numFmt w:val="bullet"/>
+      <w:lvlText w:val=""/>
+      <w:lvlJc w:val="left"/>
+      <w:pPr>
+        <w:tabs>
+          <w:tab w:val="num" w:pos="6480"/>
+        </w:tabs>
+        <w:ind w:left="6480" w:hanging="360"/>
+      </w:pPr>
+      <w:rPr>
+        <w:rFonts w:ascii="Wingdings" w:hAnsi="Wingdings" w:hint="default"/>
+        <w:sz w:val="20"/>
+      </w:rPr>
+    </w:lvl>
+  </w:abstractNum>
+  <w:abstractNum w:abstractNumId="30" w15:restartNumberingAfterBreak="0">
+    <w:nsid w:val="64D160CE"/>
+    <w:multiLevelType w:val="multilevel"/>
+    <w:tmpl w:val="FC4CA7DA"/>
+    <w:lvl w:ilvl="0">
+      <w:start w:val="1"/>
+      <w:numFmt w:val="bullet"/>
+      <w:lvlText w:val=""/>
+      <w:lvlJc w:val="left"/>
+      <w:pPr>
+        <w:tabs>
+          <w:tab w:val="num" w:pos="720"/>
+        </w:tabs>
+        <w:ind w:left="720" w:hanging="360"/>
+      </w:pPr>
+      <w:rPr>
+        <w:rFonts w:ascii="Symbol" w:hAnsi="Symbol" w:hint="default"/>
+        <w:sz w:val="20"/>
+      </w:rPr>
+    </w:lvl>
+    <w:lvl w:ilvl="1" w:tentative="1">
+      <w:start w:val="1"/>
+      <w:numFmt w:val="bullet"/>
+      <w:lvlText w:val="o"/>
+      <w:lvlJc w:val="left"/>
+      <w:pPr>
+        <w:tabs>
+          <w:tab w:val="num" w:pos="1440"/>
+        </w:tabs>
+        <w:ind w:left="1440" w:hanging="360"/>
+      </w:pPr>
+      <w:rPr>
+        <w:rFonts w:ascii="Courier New" w:hAnsi="Courier New" w:hint="default"/>
+        <w:sz w:val="20"/>
+      </w:rPr>
+    </w:lvl>
+    <w:lvl w:ilvl="2" w:tentative="1">
+      <w:start w:val="1"/>
+      <w:numFmt w:val="bullet"/>
+      <w:lvlText w:val=""/>
+      <w:lvlJc w:val="left"/>
+      <w:pPr>
+        <w:tabs>
+          <w:tab w:val="num" w:pos="2160"/>
+        </w:tabs>
+        <w:ind w:left="2160" w:hanging="360"/>
+      </w:pPr>
+      <w:rPr>
+        <w:rFonts w:ascii="Wingdings" w:hAnsi="Wingdings" w:hint="default"/>
+        <w:sz w:val="20"/>
+      </w:rPr>
+    </w:lvl>
+    <w:lvl w:ilvl="3" w:tentative="1">
+      <w:start w:val="1"/>
+      <w:numFmt w:val="bullet"/>
+      <w:lvlText w:val=""/>
+      <w:lvlJc w:val="left"/>
+      <w:pPr>
+        <w:tabs>
+          <w:tab w:val="num" w:pos="2880"/>
+        </w:tabs>
+        <w:ind w:left="2880" w:hanging="360"/>
+      </w:pPr>
+      <w:rPr>
+        <w:rFonts w:ascii="Wingdings" w:hAnsi="Wingdings" w:hint="default"/>
+        <w:sz w:val="20"/>
+      </w:rPr>
+    </w:lvl>
+    <w:lvl w:ilvl="4" w:tentative="1">
+      <w:start w:val="1"/>
+      <w:numFmt w:val="bullet"/>
+      <w:lvlText w:val=""/>
+      <w:lvlJc w:val="left"/>
+      <w:pPr>
+        <w:tabs>
+          <w:tab w:val="num" w:pos="3600"/>
+        </w:tabs>
+        <w:ind w:left="3600" w:hanging="360"/>
+      </w:pPr>
+      <w:rPr>
+        <w:rFonts w:ascii="Wingdings" w:hAnsi="Wingdings" w:hint="default"/>
+        <w:sz w:val="20"/>
+      </w:rPr>
+    </w:lvl>
+    <w:lvl w:ilvl="5" w:tentative="1">
+      <w:start w:val="1"/>
+      <w:numFmt w:val="bullet"/>
+      <w:lvlText w:val=""/>
+      <w:lvlJc w:val="left"/>
+      <w:pPr>
+        <w:tabs>
+          <w:tab w:val="num" w:pos="4320"/>
+        </w:tabs>
+        <w:ind w:left="4320" w:hanging="360"/>
+      </w:pPr>
+      <w:rPr>
+        <w:rFonts w:ascii="Wingdings" w:hAnsi="Wingdings" w:hint="default"/>
+        <w:sz w:val="20"/>
+      </w:rPr>
+    </w:lvl>
+    <w:lvl w:ilvl="6" w:tentative="1">
+      <w:start w:val="1"/>
+      <w:numFmt w:val="bullet"/>
+      <w:lvlText w:val=""/>
+      <w:lvlJc w:val="left"/>
+      <w:pPr>
+        <w:tabs>
+          <w:tab w:val="num" w:pos="5040"/>
+        </w:tabs>
+        <w:ind w:left="5040" w:hanging="360"/>
+      </w:pPr>
+      <w:rPr>
+        <w:rFonts w:ascii="Wingdings" w:hAnsi="Wingdings" w:hint="default"/>
+        <w:sz w:val="20"/>
+      </w:rPr>
+    </w:lvl>
+    <w:lvl w:ilvl="7" w:tentative="1">
+      <w:start w:val="1"/>
+      <w:numFmt w:val="bullet"/>
+      <w:lvlText w:val=""/>
+      <w:lvlJc w:val="left"/>
+      <w:pPr>
+        <w:tabs>
+          <w:tab w:val="num" w:pos="5760"/>
+        </w:tabs>
+        <w:ind w:left="5760" w:hanging="360"/>
+      </w:pPr>
+      <w:rPr>
+        <w:rFonts w:ascii="Wingdings" w:hAnsi="Wingdings" w:hint="default"/>
+        <w:sz w:val="20"/>
+      </w:rPr>
+    </w:lvl>
+    <w:lvl w:ilvl="8" w:tentative="1">
+      <w:start w:val="1"/>
+      <w:numFmt w:val="bullet"/>
+      <w:lvlText w:val=""/>
+      <w:lvlJc w:val="left"/>
+      <w:pPr>
+        <w:tabs>
+          <w:tab w:val="num" w:pos="6480"/>
+        </w:tabs>
+        <w:ind w:left="6480" w:hanging="360"/>
+      </w:pPr>
+      <w:rPr>
+        <w:rFonts w:ascii="Wingdings" w:hAnsi="Wingdings" w:hint="default"/>
+        <w:sz w:val="20"/>
+      </w:rPr>
+    </w:lvl>
+  </w:abstractNum>
+  <w:abstractNum w:abstractNumId="31" w15:restartNumberingAfterBreak="0">
+    <w:nsid w:val="710E0338"/>
+    <w:multiLevelType w:val="multilevel"/>
+    <w:tmpl w:val="6E02D76E"/>
+    <w:lvl w:ilvl="0">
+      <w:start w:val="1"/>
+      <w:numFmt w:val="bullet"/>
+      <w:lvlText w:val=""/>
+      <w:lvlJc w:val="left"/>
+      <w:pPr>
+        <w:tabs>
+          <w:tab w:val="num" w:pos="720"/>
+        </w:tabs>
+        <w:ind w:left="720" w:hanging="360"/>
+      </w:pPr>
+      <w:rPr>
+        <w:rFonts w:ascii="Symbol" w:hAnsi="Symbol" w:hint="default"/>
+        <w:sz w:val="20"/>
+      </w:rPr>
+    </w:lvl>
+    <w:lvl w:ilvl="1" w:tentative="1">
+      <w:start w:val="1"/>
+      <w:numFmt w:val="bullet"/>
+      <w:lvlText w:val="o"/>
+      <w:lvlJc w:val="left"/>
+      <w:pPr>
+        <w:tabs>
+          <w:tab w:val="num" w:pos="1440"/>
+        </w:tabs>
+        <w:ind w:left="1440" w:hanging="360"/>
+      </w:pPr>
+      <w:rPr>
+        <w:rFonts w:ascii="Courier New" w:hAnsi="Courier New" w:hint="default"/>
+        <w:sz w:val="20"/>
+      </w:rPr>
+    </w:lvl>
+    <w:lvl w:ilvl="2" w:tentative="1">
+      <w:start w:val="1"/>
+      <w:numFmt w:val="bullet"/>
+      <w:lvlText w:val=""/>
+      <w:lvlJc w:val="left"/>
+      <w:pPr>
+        <w:tabs>
+          <w:tab w:val="num" w:pos="2160"/>
+        </w:tabs>
+        <w:ind w:left="2160" w:hanging="360"/>
+      </w:pPr>
+      <w:rPr>
+        <w:rFonts w:ascii="Wingdings" w:hAnsi="Wingdings" w:hint="default"/>
+        <w:sz w:val="20"/>
+      </w:rPr>
+    </w:lvl>
+    <w:lvl w:ilvl="3" w:tentative="1">
+      <w:start w:val="1"/>
+      <w:numFmt w:val="bullet"/>
+      <w:lvlText w:val=""/>
+      <w:lvlJc w:val="left"/>
+      <w:pPr>
+        <w:tabs>
+          <w:tab w:val="num" w:pos="2880"/>
+        </w:tabs>
+        <w:ind w:left="2880" w:hanging="360"/>
+      </w:pPr>
+      <w:rPr>
+        <w:rFonts w:ascii="Wingdings" w:hAnsi="Wingdings" w:hint="default"/>
+        <w:sz w:val="20"/>
+      </w:rPr>
+    </w:lvl>
+    <w:lvl w:ilvl="4" w:tentative="1">
+      <w:start w:val="1"/>
+      <w:numFmt w:val="bullet"/>
+      <w:lvlText w:val=""/>
+      <w:lvlJc w:val="left"/>
+      <w:pPr>
+        <w:tabs>
+          <w:tab w:val="num" w:pos="3600"/>
+        </w:tabs>
+        <w:ind w:left="3600" w:hanging="360"/>
+      </w:pPr>
+      <w:rPr>
+        <w:rFonts w:ascii="Wingdings" w:hAnsi="Wingdings" w:hint="default"/>
+        <w:sz w:val="20"/>
+      </w:rPr>
+    </w:lvl>
+    <w:lvl w:ilvl="5" w:tentative="1">
+      <w:start w:val="1"/>
+      <w:numFmt w:val="bullet"/>
+      <w:lvlText w:val=""/>
+      <w:lvlJc w:val="left"/>
+      <w:pPr>
+        <w:tabs>
+          <w:tab w:val="num" w:pos="4320"/>
+        </w:tabs>
+        <w:ind w:left="4320" w:hanging="360"/>
+      </w:pPr>
+      <w:rPr>
+        <w:rFonts w:ascii="Wingdings" w:hAnsi="Wingdings" w:hint="default"/>
+        <w:sz w:val="20"/>
+      </w:rPr>
+    </w:lvl>
+    <w:lvl w:ilvl="6" w:tentative="1">
+      <w:start w:val="1"/>
+      <w:numFmt w:val="bullet"/>
+      <w:lvlText w:val=""/>
+      <w:lvlJc w:val="left"/>
+      <w:pPr>
+        <w:tabs>
+          <w:tab w:val="num" w:pos="5040"/>
+        </w:tabs>
+        <w:ind w:left="5040" w:hanging="360"/>
+      </w:pPr>
+      <w:rPr>
+        <w:rFonts w:ascii="Wingdings" w:hAnsi="Wingdings" w:hint="default"/>
+        <w:sz w:val="20"/>
+      </w:rPr>
+    </w:lvl>
+    <w:lvl w:ilvl="7" w:tentative="1">
+      <w:start w:val="1"/>
+      <w:numFmt w:val="bullet"/>
+      <w:lvlText w:val=""/>
+      <w:lvlJc w:val="left"/>
+      <w:pPr>
+        <w:tabs>
+          <w:tab w:val="num" w:pos="5760"/>
+        </w:tabs>
+        <w:ind w:left="5760" w:hanging="360"/>
+      </w:pPr>
+      <w:rPr>
+        <w:rFonts w:ascii="Wingdings" w:hAnsi="Wingdings" w:hint="default"/>
+        <w:sz w:val="20"/>
+      </w:rPr>
+    </w:lvl>
+    <w:lvl w:ilvl="8" w:tentative="1">
+      <w:start w:val="1"/>
+      <w:numFmt w:val="bullet"/>
+      <w:lvlText w:val=""/>
+      <w:lvlJc w:val="left"/>
+      <w:pPr>
+        <w:tabs>
+          <w:tab w:val="num" w:pos="6480"/>
+        </w:tabs>
+        <w:ind w:left="6480" w:hanging="360"/>
+      </w:pPr>
+      <w:rPr>
+        <w:rFonts w:ascii="Wingdings" w:hAnsi="Wingdings" w:hint="default"/>
+        <w:sz w:val="20"/>
+      </w:rPr>
+    </w:lvl>
+  </w:abstractNum>
   <w:num w:numId="1" w16cid:durableId="1910730287">
+    <w:abstractNumId w:val="12"/>
+  </w:num>
+  <w:num w:numId="2" w16cid:durableId="410736592">
+    <w:abstractNumId w:val="26"/>
+  </w:num>
+  <w:num w:numId="3" w16cid:durableId="791245520">
+    <w:abstractNumId w:val="2"/>
+  </w:num>
+  <w:num w:numId="4" w16cid:durableId="1029375017">
+    <w:abstractNumId w:val="29"/>
+  </w:num>
+  <w:num w:numId="5" w16cid:durableId="998386675">
+    <w:abstractNumId w:val="18"/>
+  </w:num>
+  <w:num w:numId="6" w16cid:durableId="669531071">
+    <w:abstractNumId w:val="25"/>
+  </w:num>
+  <w:num w:numId="7" w16cid:durableId="2141604325">
+    <w:abstractNumId w:val="28"/>
+  </w:num>
+  <w:num w:numId="8" w16cid:durableId="8065712">
+    <w:abstractNumId w:val="30"/>
+  </w:num>
+  <w:num w:numId="9" w16cid:durableId="626744427">
+    <w:abstractNumId w:val="10"/>
+  </w:num>
+  <w:num w:numId="10" w16cid:durableId="695545967">
+    <w:abstractNumId w:val="19"/>
+  </w:num>
+  <w:num w:numId="11" w16cid:durableId="1873609691">
+    <w:abstractNumId w:val="20"/>
+  </w:num>
+  <w:num w:numId="12" w16cid:durableId="1350908905">
+    <w:abstractNumId w:val="27"/>
+  </w:num>
+  <w:num w:numId="13" w16cid:durableId="1451704024">
+    <w:abstractNumId w:val="5"/>
+  </w:num>
+  <w:num w:numId="14" w16cid:durableId="772364909">
+    <w:abstractNumId w:val="13"/>
+  </w:num>
+  <w:num w:numId="15" w16cid:durableId="2113435891">
+    <w:abstractNumId w:val="24"/>
+  </w:num>
+  <w:num w:numId="16" w16cid:durableId="1464038461">
+    <w:abstractNumId w:val="23"/>
+  </w:num>
+  <w:num w:numId="17" w16cid:durableId="2012097655">
+    <w:abstractNumId w:val="1"/>
+  </w:num>
+  <w:num w:numId="18" w16cid:durableId="297224682">
+    <w:abstractNumId w:val="31"/>
+  </w:num>
+  <w:num w:numId="19" w16cid:durableId="745341251">
+    <w:abstractNumId w:val="15"/>
+  </w:num>
+  <w:num w:numId="20" w16cid:durableId="1869564214">
+    <w:abstractNumId w:val="4"/>
+  </w:num>
+  <w:num w:numId="21" w16cid:durableId="1341391615">
+    <w:abstractNumId w:val="11"/>
+  </w:num>
+  <w:num w:numId="22" w16cid:durableId="1064528414">
     <w:abstractNumId w:val="9"/>
   </w:num>
-  <w:num w:numId="2" w16cid:durableId="410736592">
-    <w:abstractNumId w:val="19"/>
+  <w:num w:numId="23" w16cid:durableId="1956667545">
+    <w:abstractNumId w:val="17"/>
   </w:num>
-  <w:num w:numId="3" w16cid:durableId="791245520">
-    <w:abstractNumId w:val="1"/>
+  <w:num w:numId="24" w16cid:durableId="452329952">
+    <w:abstractNumId w:val="6"/>
   </w:num>
-  <w:num w:numId="4" w16cid:durableId="1029375017">
+  <w:num w:numId="25" w16cid:durableId="130366223">
+    <w:abstractNumId w:val="7"/>
+  </w:num>
+  <w:num w:numId="26" w16cid:durableId="965234251">
+    <w:abstractNumId w:val="8"/>
+  </w:num>
+  <w:num w:numId="27" w16cid:durableId="2049910138">
     <w:abstractNumId w:val="22"/>
   </w:num>
-  <w:num w:numId="5" w16cid:durableId="998386675">
-    <w:abstractNumId w:val="13"/>
+  <w:num w:numId="28" w16cid:durableId="609316218">
+    <w:abstractNumId w:val="0"/>
   </w:num>
-  <w:num w:numId="6" w16cid:durableId="669531071">
-    <w:abstractNumId w:val="18"/>
+  <w:num w:numId="29" w16cid:durableId="1020859263">
+    <w:abstractNumId w:val="16"/>
   </w:num>
-  <w:num w:numId="7" w16cid:durableId="2141604325">
-    <w:abstractNumId w:val="21"/>
-  </w:num>
-  <w:num w:numId="8" w16cid:durableId="8065712">
-    <w:abstractNumId w:val="23"/>
-  </w:num>
-  <w:num w:numId="9" w16cid:durableId="626744427">
-    <w:abstractNumId w:val="7"/>
-  </w:num>
-  <w:num w:numId="10" w16cid:durableId="695545967">
+  <w:num w:numId="30" w16cid:durableId="1598564644">
     <w:abstractNumId w:val="14"/>
   </w:num>
-  <w:num w:numId="11" w16cid:durableId="1873609691">
-    <w:abstractNumId w:val="15"/>
-  </w:num>
-  <w:num w:numId="12" w16cid:durableId="1350908905">
-    <w:abstractNumId w:val="20"/>
-  </w:num>
-  <w:num w:numId="13" w16cid:durableId="1451704024">
+  <w:num w:numId="31" w16cid:durableId="1108234453">
     <w:abstractNumId w:val="3"/>
   </w:num>
-  <w:num w:numId="14" w16cid:durableId="772364909">
-    <w:abstractNumId w:val="10"/>
-  </w:num>
-  <w:num w:numId="15" w16cid:durableId="2113435891">
-    <w:abstractNumId w:val="17"/>
-  </w:num>
-  <w:num w:numId="16" w16cid:durableId="1464038461">
-    <w:abstractNumId w:val="16"/>
-  </w:num>
-  <w:num w:numId="17" w16cid:durableId="2012097655">
-    <w:abstractNumId w:val="0"/>
-  </w:num>
-  <w:num w:numId="18" w16cid:durableId="297224682">
-    <w:abstractNumId w:val="24"/>
-  </w:num>
-  <w:num w:numId="19" w16cid:durableId="745341251">
-    <w:abstractNumId w:val="11"/>
-  </w:num>
-  <w:num w:numId="20" w16cid:durableId="1869564214">
-    <w:abstractNumId w:val="2"/>
-  </w:num>
-  <w:num w:numId="21" w16cid:durableId="1341391615">
-    <w:abstractNumId w:val="8"/>
-  </w:num>
-  <w:num w:numId="22" w16cid:durableId="1064528414">
-    <w:abstractNumId w:val="6"/>
-  </w:num>
-  <w:num w:numId="23" w16cid:durableId="1956667545">
-    <w:abstractNumId w:val="12"/>
-  </w:num>
-  <w:num w:numId="24" w16cid:durableId="452329952">
-    <w:abstractNumId w:val="4"/>
-  </w:num>
-  <w:num w:numId="25" w16cid:durableId="130366223">
-    <w:abstractNumId w:val="5"/>
+  <w:num w:numId="32" w16cid:durableId="639266637">
+    <w:abstractNumId w:val="21"/>
   </w:num>
 </w:numbering>
 </file>
